--- a/SQL/01_SQL_Foundations/00_Basic_DBMS/🌱 Day 6.docx
+++ b/SQL/01_SQL_Foundations/00_Basic_DBMS/🌱 Day 6.docx
@@ -4,584 +4,432 @@
   <w:body>
     <w:p>
       <w:pPr>
-        <w:spacing w:after="0" w:line="240" w:lineRule="auto"/>
         <w:outlineLvl w:val="0"/>
         <w:rPr>
-          <w:rFonts w:ascii="Times New Roman" w:eastAsia="Times New Roman" w:hAnsi="Times New Roman" w:cs="Times New Roman"/>
+          <w:rFonts w:asciiTheme="minorHAnsi" w:hAnsiTheme="minorHAnsi"/>
           <w:b/>
           <w:bCs/>
           <w:color w:val="000000"/>
           <w:kern w:val="36"/>
           <w:sz w:val="48"/>
           <w:szCs w:val="48"/>
-          <w:lang w:eastAsia="en-GB"/>
-          <w14:ligatures w14:val="none"/>
-        </w:rPr>
-      </w:pPr>
-      <w:r>
-        <w:rPr>
-          <w:rFonts w:ascii="Apple Color Emoji" w:eastAsia="Times New Roman" w:hAnsi="Apple Color Emoji" w:cs="Apple Color Emoji"/>
+        </w:rPr>
+      </w:pPr>
+      <w:r>
+        <w:rPr>
+          <w:rFonts w:ascii="Apple Color Emoji" w:hAnsi="Apple Color Emoji" w:cs="Apple Color Emoji"/>
           <w:b/>
           <w:bCs/>
           <w:color w:val="000000"/>
           <w:kern w:val="36"/>
           <w:sz w:val="48"/>
           <w:szCs w:val="48"/>
-          <w:lang w:eastAsia="en-GB"/>
-          <w14:ligatures w14:val="none"/>
         </w:rPr>
         <w:t>🌱</w:t>
       </w:r>
       <w:r>
         <w:rPr>
-          <w:rFonts w:ascii="Times New Roman" w:eastAsia="Times New Roman" w:hAnsi="Times New Roman" w:cs="Times New Roman"/>
+          <w:rFonts w:asciiTheme="minorHAnsi" w:hAnsiTheme="minorHAnsi"/>
           <w:b/>
           <w:bCs/>
           <w:color w:val="000000"/>
           <w:kern w:val="36"/>
           <w:sz w:val="48"/>
           <w:szCs w:val="48"/>
-          <w:lang w:eastAsia="en-GB"/>
-          <w14:ligatures w14:val="none"/>
         </w:rPr>
         <w:t xml:space="preserve"> Day 6 — Types of Missing Data</w:t>
       </w:r>
     </w:p>
     <w:p>
       <w:pPr>
-        <w:spacing w:after="0" w:line="240" w:lineRule="auto"/>
-        <w:rPr>
-          <w:rFonts w:ascii="Times New Roman" w:eastAsia="Times New Roman" w:hAnsi="Times New Roman" w:cs="Times New Roman"/>
-          <w:color w:val="000000"/>
-          <w:kern w:val="0"/>
-          <w:lang w:eastAsia="en-GB"/>
-          <w14:ligatures w14:val="none"/>
-        </w:rPr>
-      </w:pPr>
-      <w:r>
-        <w:rPr>
-          <w:rFonts w:ascii="Times New Roman" w:eastAsia="Times New Roman" w:hAnsi="Times New Roman" w:cs="Times New Roman"/>
-          <w:color w:val="000000"/>
-          <w:kern w:val="0"/>
-          <w:lang w:eastAsia="en-GB"/>
-          <w14:ligatures w14:val="none"/>
+        <w:rPr>
+          <w:rFonts w:asciiTheme="minorHAnsi" w:hAnsiTheme="minorHAnsi"/>
+          <w:color w:val="000000"/>
+        </w:rPr>
+      </w:pPr>
+      <w:r>
+        <w:rPr>
+          <w:rFonts w:asciiTheme="minorHAnsi" w:hAnsiTheme="minorHAnsi"/>
+          <w:color w:val="000000"/>
         </w:rPr>
         <w:t>Understanding </w:t>
       </w:r>
       <w:r>
         <w:rPr>
-          <w:rFonts w:ascii="Times New Roman" w:eastAsia="Times New Roman" w:hAnsi="Times New Roman" w:cs="Times New Roman"/>
+          <w:rFonts w:asciiTheme="minorHAnsi" w:hAnsiTheme="minorHAnsi"/>
           <w:i/>
           <w:iCs/>
           <w:color w:val="000000"/>
-          <w:kern w:val="0"/>
-          <w:lang w:eastAsia="en-GB"/>
-          <w14:ligatures w14:val="none"/>
         </w:rPr>
         <w:t>why</w:t>
       </w:r>
       <w:r>
         <w:rPr>
-          <w:rFonts w:ascii="Times New Roman" w:eastAsia="Times New Roman" w:hAnsi="Times New Roman" w:cs="Times New Roman"/>
-          <w:color w:val="000000"/>
-          <w:kern w:val="0"/>
-          <w:lang w:eastAsia="en-GB"/>
-          <w14:ligatures w14:val="none"/>
+          <w:rFonts w:asciiTheme="minorHAnsi" w:hAnsiTheme="minorHAnsi"/>
+          <w:color w:val="000000"/>
         </w:rPr>
         <w:t> data is missing is just as important as knowing </w:t>
       </w:r>
       <w:r>
         <w:rPr>
-          <w:rFonts w:ascii="Times New Roman" w:eastAsia="Times New Roman" w:hAnsi="Times New Roman" w:cs="Times New Roman"/>
+          <w:rFonts w:asciiTheme="minorHAnsi" w:hAnsiTheme="minorHAnsi"/>
           <w:i/>
           <w:iCs/>
           <w:color w:val="000000"/>
-          <w:kern w:val="0"/>
-          <w:lang w:eastAsia="en-GB"/>
-          <w14:ligatures w14:val="none"/>
         </w:rPr>
         <w:t>that</w:t>
       </w:r>
       <w:r>
         <w:rPr>
-          <w:rFonts w:ascii="Times New Roman" w:eastAsia="Times New Roman" w:hAnsi="Times New Roman" w:cs="Times New Roman"/>
-          <w:color w:val="000000"/>
-          <w:kern w:val="0"/>
-          <w:lang w:eastAsia="en-GB"/>
-          <w14:ligatures w14:val="none"/>
+          <w:rFonts w:asciiTheme="minorHAnsi" w:hAnsiTheme="minorHAnsi"/>
+          <w:color w:val="000000"/>
         </w:rPr>
         <w:t> it's missing. There are </w:t>
       </w:r>
       <w:r>
         <w:rPr>
-          <w:rFonts w:ascii="Times New Roman" w:eastAsia="Times New Roman" w:hAnsi="Times New Roman" w:cs="Times New Roman"/>
-          <w:b/>
-          <w:bCs/>
-          <w:color w:val="000000"/>
-          <w:kern w:val="0"/>
-          <w:lang w:eastAsia="en-GB"/>
-          <w14:ligatures w14:val="none"/>
+          <w:rFonts w:asciiTheme="minorHAnsi" w:hAnsiTheme="minorHAnsi"/>
+          <w:b/>
+          <w:bCs/>
+          <w:color w:val="000000"/>
         </w:rPr>
         <w:t>3 official types</w:t>
       </w:r>
       <w:r>
         <w:rPr>
-          <w:rFonts w:ascii="Times New Roman" w:eastAsia="Times New Roman" w:hAnsi="Times New Roman" w:cs="Times New Roman"/>
-          <w:color w:val="000000"/>
-          <w:kern w:val="0"/>
-          <w:lang w:eastAsia="en-GB"/>
-          <w14:ligatures w14:val="none"/>
+          <w:rFonts w:asciiTheme="minorHAnsi" w:hAnsiTheme="minorHAnsi"/>
+          <w:color w:val="000000"/>
         </w:rPr>
         <w:t>, each with a different business meaning.</w:t>
       </w:r>
     </w:p>
     <w:p>
       <w:pPr>
-        <w:spacing w:after="0" w:line="240" w:lineRule="auto"/>
-        <w:rPr>
-          <w:rFonts w:ascii="Times New Roman" w:eastAsia="Times New Roman" w:hAnsi="Times New Roman" w:cs="Times New Roman"/>
-          <w:kern w:val="0"/>
-          <w:lang w:eastAsia="en-GB"/>
-          <w14:ligatures w14:val="none"/>
-        </w:rPr>
-      </w:pPr>
-      <w:r>
-        <w:rPr>
-          <w:rFonts w:ascii="Times New Roman" w:eastAsia="Times New Roman" w:hAnsi="Times New Roman" w:cs="Times New Roman"/>
+        <w:rPr>
+          <w:rFonts w:asciiTheme="minorHAnsi" w:hAnsiTheme="minorHAnsi"/>
+        </w:rPr>
+      </w:pPr>
+      <w:r>
+        <w:rPr>
+          <w:rFonts w:asciiTheme="minorHAnsi" w:hAnsiTheme="minorHAnsi"/>
           <w:noProof/>
-          <w:kern w:val="0"/>
-          <w:lang w:eastAsia="en-GB"/>
-        </w:rPr>
-        <w:pict w14:anchorId="765852B9">
-          <v:rect id="_x0000_i1030" alt="" style="width:451.3pt;height:.05pt;mso-width-percent:0;mso-height-percent:0;mso-width-percent:0;mso-height-percent:0" o:hralign="center" o:hrstd="t" o:hr="t" fillcolor="#a0a0a0" stroked="f"/>
+          <w14:ligatures w14:val="standardContextual"/>
+        </w:rPr>
+        <w:pict w14:anchorId="43144C68">
+          <v:rect id="_x0000_i1041" alt="" style="width:451.3pt;height:.05pt;mso-width-percent:0;mso-height-percent:0;mso-width-percent:0;mso-height-percent:0" o:hralign="center" o:hrstd="t" o:hr="t" fillcolor="#a0a0a0" stroked="f"/>
         </w:pict>
       </w:r>
     </w:p>
     <w:p>
       <w:pPr>
-        <w:spacing w:after="0" w:line="240" w:lineRule="auto"/>
         <w:outlineLvl w:val="1"/>
         <w:rPr>
-          <w:rFonts w:ascii="Times New Roman" w:eastAsia="Times New Roman" w:hAnsi="Times New Roman" w:cs="Times New Roman"/>
-          <w:b/>
-          <w:bCs/>
-          <w:color w:val="000000"/>
-          <w:kern w:val="0"/>
+          <w:rFonts w:asciiTheme="minorHAnsi" w:hAnsiTheme="minorHAnsi"/>
+          <w:b/>
+          <w:bCs/>
+          <w:color w:val="000000"/>
           <w:sz w:val="36"/>
           <w:szCs w:val="36"/>
-          <w:lang w:eastAsia="en-GB"/>
-          <w14:ligatures w14:val="none"/>
-        </w:rPr>
-      </w:pPr>
-      <w:r>
-        <w:rPr>
-          <w:rFonts w:ascii="Times New Roman" w:eastAsia="Times New Roman" w:hAnsi="Times New Roman" w:cs="Times New Roman"/>
-          <w:b/>
-          <w:bCs/>
-          <w:color w:val="000000"/>
-          <w:kern w:val="0"/>
+        </w:rPr>
+      </w:pPr>
+      <w:r>
+        <w:rPr>
+          <w:rFonts w:asciiTheme="minorHAnsi" w:hAnsiTheme="minorHAnsi"/>
+          <w:b/>
+          <w:bCs/>
+          <w:color w:val="000000"/>
           <w:sz w:val="36"/>
           <w:szCs w:val="36"/>
-          <w:lang w:eastAsia="en-GB"/>
-          <w14:ligatures w14:val="none"/>
         </w:rPr>
         <w:t>The 3 Types</w:t>
       </w:r>
     </w:p>
     <w:p>
       <w:pPr>
-        <w:spacing w:after="0" w:line="240" w:lineRule="auto"/>
         <w:outlineLvl w:val="2"/>
         <w:rPr>
-          <w:rFonts w:ascii="Times New Roman" w:eastAsia="Times New Roman" w:hAnsi="Times New Roman" w:cs="Times New Roman"/>
-          <w:b/>
-          <w:bCs/>
-          <w:color w:val="000000"/>
-          <w:kern w:val="0"/>
+          <w:rFonts w:asciiTheme="minorHAnsi" w:hAnsiTheme="minorHAnsi"/>
+          <w:b/>
+          <w:bCs/>
+          <w:color w:val="000000"/>
           <w:sz w:val="27"/>
           <w:szCs w:val="27"/>
-          <w:lang w:eastAsia="en-GB"/>
-          <w14:ligatures w14:val="none"/>
-        </w:rPr>
-      </w:pPr>
-      <w:r>
-        <w:rPr>
-          <w:rFonts w:ascii="Times New Roman" w:eastAsia="Times New Roman" w:hAnsi="Times New Roman" w:cs="Times New Roman"/>
-          <w:b/>
-          <w:bCs/>
-          <w:color w:val="000000"/>
-          <w:kern w:val="0"/>
+        </w:rPr>
+      </w:pPr>
+      <w:r>
+        <w:rPr>
+          <w:rFonts w:asciiTheme="minorHAnsi" w:hAnsiTheme="minorHAnsi"/>
+          <w:b/>
+          <w:bCs/>
+          <w:color w:val="000000"/>
           <w:sz w:val="27"/>
           <w:szCs w:val="27"/>
-          <w:lang w:eastAsia="en-GB"/>
-          <w14:ligatures w14:val="none"/>
         </w:rPr>
         <w:t xml:space="preserve">1. </w:t>
       </w:r>
       <w:r>
         <w:rPr>
-          <w:rFonts w:ascii="Apple Color Emoji" w:eastAsia="Times New Roman" w:hAnsi="Apple Color Emoji" w:cs="Apple Color Emoji"/>
-          <w:b/>
-          <w:bCs/>
-          <w:color w:val="000000"/>
-          <w:kern w:val="0"/>
+          <w:rFonts w:ascii="Apple Color Emoji" w:hAnsi="Apple Color Emoji" w:cs="Apple Color Emoji"/>
+          <w:b/>
+          <w:bCs/>
+          <w:color w:val="000000"/>
           <w:sz w:val="27"/>
           <w:szCs w:val="27"/>
-          <w:lang w:eastAsia="en-GB"/>
-          <w14:ligatures w14:val="none"/>
         </w:rPr>
         <w:t>🎲</w:t>
       </w:r>
       <w:r>
         <w:rPr>
-          <w:rFonts w:ascii="Times New Roman" w:eastAsia="Times New Roman" w:hAnsi="Times New Roman" w:cs="Times New Roman"/>
-          <w:b/>
-          <w:bCs/>
-          <w:color w:val="000000"/>
-          <w:kern w:val="0"/>
+          <w:rFonts w:asciiTheme="minorHAnsi" w:hAnsiTheme="minorHAnsi"/>
+          <w:b/>
+          <w:bCs/>
+          <w:color w:val="000000"/>
           <w:sz w:val="27"/>
           <w:szCs w:val="27"/>
-          <w:lang w:eastAsia="en-GB"/>
-          <w14:ligatures w14:val="none"/>
         </w:rPr>
         <w:t xml:space="preserve"> MCAR — Missing Completely At Random</w:t>
       </w:r>
     </w:p>
     <w:p>
       <w:pPr>
-        <w:spacing w:after="0" w:line="240" w:lineRule="auto"/>
-        <w:rPr>
-          <w:rFonts w:ascii="Times New Roman" w:eastAsia="Times New Roman" w:hAnsi="Times New Roman" w:cs="Times New Roman"/>
-          <w:color w:val="000000"/>
-          <w:kern w:val="0"/>
-          <w:lang w:eastAsia="en-GB"/>
-          <w14:ligatures w14:val="none"/>
-        </w:rPr>
-      </w:pPr>
-      <w:r>
-        <w:rPr>
-          <w:rFonts w:ascii="Times New Roman" w:eastAsia="Times New Roman" w:hAnsi="Times New Roman" w:cs="Times New Roman"/>
-          <w:color w:val="000000"/>
-          <w:kern w:val="0"/>
-          <w:lang w:eastAsia="en-GB"/>
-          <w14:ligatures w14:val="none"/>
+        <w:rPr>
+          <w:rFonts w:asciiTheme="minorHAnsi" w:hAnsiTheme="minorHAnsi"/>
+          <w:color w:val="000000"/>
+        </w:rPr>
+      </w:pPr>
+      <w:r>
+        <w:rPr>
+          <w:rFonts w:asciiTheme="minorHAnsi" w:hAnsiTheme="minorHAnsi"/>
+          <w:color w:val="000000"/>
         </w:rPr>
         <w:t>The missing value has </w:t>
       </w:r>
       <w:r>
         <w:rPr>
-          <w:rFonts w:ascii="Times New Roman" w:eastAsia="Times New Roman" w:hAnsi="Times New Roman" w:cs="Times New Roman"/>
-          <w:b/>
-          <w:bCs/>
-          <w:color w:val="000000"/>
-          <w:kern w:val="0"/>
-          <w:lang w:eastAsia="en-GB"/>
-          <w14:ligatures w14:val="none"/>
+          <w:rFonts w:asciiTheme="minorHAnsi" w:hAnsiTheme="minorHAnsi"/>
+          <w:b/>
+          <w:bCs/>
+          <w:color w:val="000000"/>
         </w:rPr>
         <w:t>no pattern at all</w:t>
       </w:r>
       <w:r>
         <w:rPr>
-          <w:rFonts w:ascii="Times New Roman" w:eastAsia="Times New Roman" w:hAnsi="Times New Roman" w:cs="Times New Roman"/>
-          <w:color w:val="000000"/>
-          <w:kern w:val="0"/>
-          <w:lang w:eastAsia="en-GB"/>
-          <w14:ligatures w14:val="none"/>
+          <w:rFonts w:asciiTheme="minorHAnsi" w:hAnsiTheme="minorHAnsi"/>
+          <w:color w:val="000000"/>
         </w:rPr>
         <w:t>. It's pure chance.</w:t>
       </w:r>
     </w:p>
     <w:p>
       <w:pPr>
-        <w:spacing w:after="0" w:line="240" w:lineRule="auto"/>
-        <w:rPr>
-          <w:rFonts w:ascii="Times New Roman" w:eastAsia="Times New Roman" w:hAnsi="Times New Roman" w:cs="Times New Roman"/>
-          <w:color w:val="000000"/>
-          <w:kern w:val="0"/>
-          <w:lang w:eastAsia="en-GB"/>
-          <w14:ligatures w14:val="none"/>
-        </w:rPr>
-      </w:pPr>
-      <w:r>
-        <w:rPr>
-          <w:rFonts w:ascii="Times New Roman" w:eastAsia="Times New Roman" w:hAnsi="Times New Roman" w:cs="Times New Roman"/>
-          <w:b/>
-          <w:bCs/>
-          <w:color w:val="000000"/>
-          <w:kern w:val="0"/>
-          <w:lang w:eastAsia="en-GB"/>
-          <w14:ligatures w14:val="none"/>
+        <w:rPr>
+          <w:rFonts w:asciiTheme="minorHAnsi" w:hAnsiTheme="minorHAnsi"/>
+          <w:color w:val="000000"/>
+        </w:rPr>
+      </w:pPr>
+      <w:r>
+        <w:rPr>
+          <w:rFonts w:asciiTheme="minorHAnsi" w:hAnsiTheme="minorHAnsi"/>
+          <w:b/>
+          <w:bCs/>
+          <w:color w:val="000000"/>
         </w:rPr>
         <w:t>Real Example:</w:t>
       </w:r>
     </w:p>
     <w:p>
       <w:pPr>
-        <w:spacing w:after="0" w:line="240" w:lineRule="auto"/>
-        <w:rPr>
-          <w:rFonts w:ascii="Times New Roman" w:eastAsia="Times New Roman" w:hAnsi="Times New Roman" w:cs="Times New Roman"/>
-          <w:color w:val="000000"/>
-          <w:kern w:val="0"/>
-          <w:lang w:eastAsia="en-GB"/>
-          <w14:ligatures w14:val="none"/>
-        </w:rPr>
-      </w:pPr>
-      <w:r>
-        <w:rPr>
-          <w:rFonts w:ascii="Times New Roman" w:eastAsia="Times New Roman" w:hAnsi="Times New Roman" w:cs="Times New Roman"/>
-          <w:color w:val="000000"/>
-          <w:kern w:val="0"/>
-          <w:lang w:eastAsia="en-GB"/>
-          <w14:ligatures w14:val="none"/>
+        <w:rPr>
+          <w:rFonts w:asciiTheme="minorHAnsi" w:hAnsiTheme="minorHAnsi"/>
+          <w:color w:val="000000"/>
+        </w:rPr>
+      </w:pPr>
+      <w:r>
+        <w:rPr>
+          <w:rFonts w:asciiTheme="minorHAnsi" w:hAnsiTheme="minorHAnsi"/>
+          <w:color w:val="000000"/>
         </w:rPr>
         <w:t>A survey is being filled online. Suddenly, the internet cuts out for some users — they lose their progress and don't submit. The people who got disconnected were random — young, old, rich, poor — no specific group.</w:t>
       </w:r>
     </w:p>
     <w:p>
       <w:pPr>
-        <w:spacing w:after="0" w:line="240" w:lineRule="auto"/>
-        <w:rPr>
-          <w:rFonts w:ascii="Times New Roman" w:eastAsia="Times New Roman" w:hAnsi="Times New Roman" w:cs="Times New Roman"/>
-          <w:color w:val="000000"/>
-          <w:kern w:val="0"/>
-          <w:lang w:eastAsia="en-GB"/>
-          <w14:ligatures w14:val="none"/>
-        </w:rPr>
-      </w:pPr>
-      <w:r>
-        <w:rPr>
-          <w:rFonts w:ascii="Times New Roman" w:eastAsia="Times New Roman" w:hAnsi="Times New Roman" w:cs="Times New Roman"/>
-          <w:color w:val="000000"/>
-          <w:kern w:val="0"/>
-          <w:lang w:eastAsia="en-GB"/>
-          <w14:ligatures w14:val="none"/>
+        <w:rPr>
+          <w:rFonts w:asciiTheme="minorHAnsi" w:hAnsiTheme="minorHAnsi"/>
+          <w:color w:val="000000"/>
+        </w:rPr>
+      </w:pPr>
+      <w:r>
+        <w:rPr>
+          <w:rFonts w:asciiTheme="minorHAnsi" w:hAnsiTheme="minorHAnsi"/>
+          <w:color w:val="000000"/>
         </w:rPr>
         <w:t>The missingness has </w:t>
       </w:r>
       <w:r>
         <w:rPr>
-          <w:rFonts w:ascii="Times New Roman" w:eastAsia="Times New Roman" w:hAnsi="Times New Roman" w:cs="Times New Roman"/>
-          <w:b/>
-          <w:bCs/>
-          <w:color w:val="000000"/>
-          <w:kern w:val="0"/>
-          <w:lang w:eastAsia="en-GB"/>
-          <w14:ligatures w14:val="none"/>
+          <w:rFonts w:asciiTheme="minorHAnsi" w:hAnsiTheme="minorHAnsi"/>
+          <w:b/>
+          <w:bCs/>
+          <w:color w:val="000000"/>
         </w:rPr>
         <w:t>nothing to do with the data itself</w:t>
       </w:r>
       <w:r>
         <w:rPr>
-          <w:rFonts w:ascii="Times New Roman" w:eastAsia="Times New Roman" w:hAnsi="Times New Roman" w:cs="Times New Roman"/>
-          <w:color w:val="000000"/>
-          <w:kern w:val="0"/>
-          <w:lang w:eastAsia="en-GB"/>
-          <w14:ligatures w14:val="none"/>
+          <w:rFonts w:asciiTheme="minorHAnsi" w:hAnsiTheme="minorHAnsi"/>
+          <w:color w:val="000000"/>
         </w:rPr>
         <w:t>.</w:t>
       </w:r>
     </w:p>
     <w:p>
       <w:pPr>
-        <w:spacing w:after="0" w:line="240" w:lineRule="auto"/>
-        <w:rPr>
-          <w:rFonts w:ascii="Times New Roman" w:eastAsia="Times New Roman" w:hAnsi="Times New Roman" w:cs="Times New Roman"/>
-          <w:color w:val="000000"/>
-          <w:kern w:val="0"/>
-          <w:lang w:eastAsia="en-GB"/>
-          <w14:ligatures w14:val="none"/>
-        </w:rPr>
-      </w:pPr>
-      <w:r>
-        <w:rPr>
-          <w:rFonts w:ascii="Times New Roman" w:eastAsia="Times New Roman" w:hAnsi="Times New Roman" w:cs="Times New Roman"/>
-          <w:b/>
-          <w:bCs/>
-          <w:color w:val="000000"/>
-          <w:kern w:val="0"/>
-          <w:lang w:eastAsia="en-GB"/>
-          <w14:ligatures w14:val="none"/>
+        <w:rPr>
+          <w:rFonts w:asciiTheme="minorHAnsi" w:hAnsiTheme="minorHAnsi"/>
+          <w:color w:val="000000"/>
+        </w:rPr>
+      </w:pPr>
+      <w:r>
+        <w:rPr>
+          <w:rFonts w:asciiTheme="minorHAnsi" w:hAnsiTheme="minorHAnsi"/>
+          <w:b/>
+          <w:bCs/>
+          <w:color w:val="000000"/>
         </w:rPr>
         <w:t>Key sign:</w:t>
       </w:r>
       <w:r>
         <w:rPr>
-          <w:rFonts w:ascii="Times New Roman" w:eastAsia="Times New Roman" w:hAnsi="Times New Roman" w:cs="Times New Roman"/>
-          <w:color w:val="000000"/>
-          <w:kern w:val="0"/>
-          <w:lang w:eastAsia="en-GB"/>
-          <w14:ligatures w14:val="none"/>
+          <w:rFonts w:asciiTheme="minorHAnsi" w:hAnsiTheme="minorHAnsi"/>
+          <w:color w:val="000000"/>
         </w:rPr>
         <w:t> If you removed these rows, your dataset would still be a fair representation of reality.</w:t>
       </w:r>
     </w:p>
     <w:p>
       <w:pPr>
-        <w:spacing w:after="0" w:line="240" w:lineRule="auto"/>
-        <w:rPr>
-          <w:rFonts w:ascii="Times New Roman" w:eastAsia="Times New Roman" w:hAnsi="Times New Roman" w:cs="Times New Roman"/>
-          <w:kern w:val="0"/>
-          <w:lang w:eastAsia="en-GB"/>
-          <w14:ligatures w14:val="none"/>
-        </w:rPr>
-      </w:pPr>
-      <w:r>
-        <w:rPr>
-          <w:rFonts w:ascii="Times New Roman" w:eastAsia="Times New Roman" w:hAnsi="Times New Roman" w:cs="Times New Roman"/>
+        <w:rPr>
+          <w:rFonts w:asciiTheme="minorHAnsi" w:hAnsiTheme="minorHAnsi"/>
+        </w:rPr>
+      </w:pPr>
+      <w:r>
+        <w:rPr>
+          <w:rFonts w:asciiTheme="minorHAnsi" w:hAnsiTheme="minorHAnsi"/>
           <w:noProof/>
-          <w:kern w:val="0"/>
-          <w:lang w:eastAsia="en-GB"/>
-        </w:rPr>
-        <w:pict w14:anchorId="0B98112A">
-          <v:rect id="_x0000_i1029" alt="" style="width:451.3pt;height:.05pt;mso-width-percent:0;mso-height-percent:0;mso-width-percent:0;mso-height-percent:0" o:hralign="center" o:hrstd="t" o:hr="t" fillcolor="#a0a0a0" stroked="f"/>
+          <w14:ligatures w14:val="standardContextual"/>
+        </w:rPr>
+        <w:pict w14:anchorId="19E6A04F">
+          <v:rect id="_x0000_i1040" alt="" style="width:451.3pt;height:.05pt;mso-width-percent:0;mso-height-percent:0;mso-width-percent:0;mso-height-percent:0" o:hralign="center" o:hrstd="t" o:hr="t" fillcolor="#a0a0a0" stroked="f"/>
         </w:pict>
       </w:r>
     </w:p>
     <w:p>
       <w:pPr>
-        <w:spacing w:after="0" w:line="240" w:lineRule="auto"/>
         <w:outlineLvl w:val="2"/>
         <w:rPr>
-          <w:rFonts w:ascii="Times New Roman" w:eastAsia="Times New Roman" w:hAnsi="Times New Roman" w:cs="Times New Roman"/>
-          <w:b/>
-          <w:bCs/>
-          <w:color w:val="000000"/>
-          <w:kern w:val="0"/>
+          <w:rFonts w:asciiTheme="minorHAnsi" w:hAnsiTheme="minorHAnsi"/>
+          <w:b/>
+          <w:bCs/>
+          <w:color w:val="000000"/>
           <w:sz w:val="27"/>
           <w:szCs w:val="27"/>
-          <w:lang w:eastAsia="en-GB"/>
-          <w14:ligatures w14:val="none"/>
-        </w:rPr>
-      </w:pPr>
-      <w:r>
-        <w:rPr>
-          <w:rFonts w:ascii="Times New Roman" w:eastAsia="Times New Roman" w:hAnsi="Times New Roman" w:cs="Times New Roman"/>
-          <w:b/>
-          <w:bCs/>
-          <w:color w:val="000000"/>
-          <w:kern w:val="0"/>
+        </w:rPr>
+      </w:pPr>
+      <w:r>
+        <w:rPr>
+          <w:rFonts w:asciiTheme="minorHAnsi" w:hAnsiTheme="minorHAnsi"/>
+          <w:b/>
+          <w:bCs/>
+          <w:color w:val="000000"/>
           <w:sz w:val="27"/>
           <w:szCs w:val="27"/>
-          <w:lang w:eastAsia="en-GB"/>
-          <w14:ligatures w14:val="none"/>
         </w:rPr>
         <w:t xml:space="preserve">2. </w:t>
       </w:r>
       <w:r>
         <w:rPr>
-          <w:rFonts w:ascii="Apple Color Emoji" w:eastAsia="Times New Roman" w:hAnsi="Apple Color Emoji" w:cs="Apple Color Emoji"/>
-          <w:b/>
-          <w:bCs/>
-          <w:color w:val="000000"/>
-          <w:kern w:val="0"/>
+          <w:rFonts w:ascii="Apple Color Emoji" w:hAnsi="Apple Color Emoji" w:cs="Apple Color Emoji"/>
+          <w:b/>
+          <w:bCs/>
+          <w:color w:val="000000"/>
           <w:sz w:val="27"/>
           <w:szCs w:val="27"/>
-          <w:lang w:eastAsia="en-GB"/>
-          <w14:ligatures w14:val="none"/>
         </w:rPr>
         <w:t>🔗</w:t>
       </w:r>
       <w:r>
         <w:rPr>
-          <w:rFonts w:ascii="Times New Roman" w:eastAsia="Times New Roman" w:hAnsi="Times New Roman" w:cs="Times New Roman"/>
-          <w:b/>
-          <w:bCs/>
-          <w:color w:val="000000"/>
-          <w:kern w:val="0"/>
+          <w:rFonts w:asciiTheme="minorHAnsi" w:hAnsiTheme="minorHAnsi"/>
+          <w:b/>
+          <w:bCs/>
+          <w:color w:val="000000"/>
           <w:sz w:val="27"/>
           <w:szCs w:val="27"/>
-          <w:lang w:eastAsia="en-GB"/>
-          <w14:ligatures w14:val="none"/>
         </w:rPr>
         <w:t xml:space="preserve"> MAR — Missing At Random</w:t>
       </w:r>
     </w:p>
     <w:p>
       <w:pPr>
-        <w:spacing w:after="0" w:line="240" w:lineRule="auto"/>
-        <w:rPr>
-          <w:rFonts w:ascii="Times New Roman" w:eastAsia="Times New Roman" w:hAnsi="Times New Roman" w:cs="Times New Roman"/>
-          <w:color w:val="000000"/>
-          <w:kern w:val="0"/>
-          <w:lang w:eastAsia="en-GB"/>
-          <w14:ligatures w14:val="none"/>
-        </w:rPr>
-      </w:pPr>
-      <w:r>
-        <w:rPr>
-          <w:rFonts w:ascii="Times New Roman" w:eastAsia="Times New Roman" w:hAnsi="Times New Roman" w:cs="Times New Roman"/>
-          <w:color w:val="000000"/>
-          <w:kern w:val="0"/>
-          <w:lang w:eastAsia="en-GB"/>
-          <w14:ligatures w14:val="none"/>
+        <w:rPr>
+          <w:rFonts w:asciiTheme="minorHAnsi" w:hAnsiTheme="minorHAnsi"/>
+          <w:color w:val="000000"/>
+        </w:rPr>
+      </w:pPr>
+      <w:r>
+        <w:rPr>
+          <w:rFonts w:asciiTheme="minorHAnsi" w:hAnsiTheme="minorHAnsi"/>
+          <w:color w:val="000000"/>
         </w:rPr>
         <w:t>The missingness is </w:t>
       </w:r>
       <w:r>
         <w:rPr>
-          <w:rFonts w:ascii="Times New Roman" w:eastAsia="Times New Roman" w:hAnsi="Times New Roman" w:cs="Times New Roman"/>
-          <w:b/>
-          <w:bCs/>
-          <w:color w:val="000000"/>
-          <w:kern w:val="0"/>
-          <w:lang w:eastAsia="en-GB"/>
-          <w14:ligatures w14:val="none"/>
+          <w:rFonts w:asciiTheme="minorHAnsi" w:hAnsiTheme="minorHAnsi"/>
+          <w:b/>
+          <w:bCs/>
+          <w:color w:val="000000"/>
         </w:rPr>
         <w:t>related to another column</w:t>
       </w:r>
       <w:r>
         <w:rPr>
-          <w:rFonts w:ascii="Times New Roman" w:eastAsia="Times New Roman" w:hAnsi="Times New Roman" w:cs="Times New Roman"/>
-          <w:color w:val="000000"/>
-          <w:kern w:val="0"/>
-          <w:lang w:eastAsia="en-GB"/>
-          <w14:ligatures w14:val="none"/>
+          <w:rFonts w:asciiTheme="minorHAnsi" w:hAnsiTheme="minorHAnsi"/>
+          <w:color w:val="000000"/>
         </w:rPr>
         <w:t> in your data — but not to the missing value itself.</w:t>
       </w:r>
     </w:p>
     <w:p>
       <w:pPr>
-        <w:spacing w:after="0" w:line="240" w:lineRule="auto"/>
-        <w:rPr>
-          <w:rFonts w:ascii="Times New Roman" w:eastAsia="Times New Roman" w:hAnsi="Times New Roman" w:cs="Times New Roman"/>
-          <w:color w:val="000000"/>
-          <w:kern w:val="0"/>
-          <w:lang w:eastAsia="en-GB"/>
-          <w14:ligatures w14:val="none"/>
-        </w:rPr>
-      </w:pPr>
-      <w:r>
-        <w:rPr>
-          <w:rFonts w:ascii="Times New Roman" w:eastAsia="Times New Roman" w:hAnsi="Times New Roman" w:cs="Times New Roman"/>
-          <w:b/>
-          <w:bCs/>
-          <w:color w:val="000000"/>
-          <w:kern w:val="0"/>
-          <w:lang w:eastAsia="en-GB"/>
-          <w14:ligatures w14:val="none"/>
+        <w:rPr>
+          <w:rFonts w:asciiTheme="minorHAnsi" w:hAnsiTheme="minorHAnsi"/>
+          <w:color w:val="000000"/>
+        </w:rPr>
+      </w:pPr>
+      <w:r>
+        <w:rPr>
+          <w:rFonts w:asciiTheme="minorHAnsi" w:hAnsiTheme="minorHAnsi"/>
+          <w:b/>
+          <w:bCs/>
+          <w:color w:val="000000"/>
         </w:rPr>
         <w:t>Real Example:</w:t>
       </w:r>
     </w:p>
     <w:p>
       <w:pPr>
-        <w:spacing w:after="0" w:line="240" w:lineRule="auto"/>
-        <w:rPr>
-          <w:rFonts w:ascii="Times New Roman" w:eastAsia="Times New Roman" w:hAnsi="Times New Roman" w:cs="Times New Roman"/>
-          <w:color w:val="000000"/>
-          <w:kern w:val="0"/>
-          <w:lang w:eastAsia="en-GB"/>
-          <w14:ligatures w14:val="none"/>
-        </w:rPr>
-      </w:pPr>
-      <w:r>
-        <w:rPr>
-          <w:rFonts w:ascii="Times New Roman" w:eastAsia="Times New Roman" w:hAnsi="Times New Roman" w:cs="Times New Roman"/>
-          <w:color w:val="000000"/>
-          <w:kern w:val="0"/>
-          <w:lang w:eastAsia="en-GB"/>
-          <w14:ligatures w14:val="none"/>
+        <w:rPr>
+          <w:rFonts w:asciiTheme="minorHAnsi" w:hAnsiTheme="minorHAnsi"/>
+          <w:color w:val="000000"/>
+        </w:rPr>
+      </w:pPr>
+      <w:r>
+        <w:rPr>
+          <w:rFonts w:asciiTheme="minorHAnsi" w:hAnsiTheme="minorHAnsi"/>
+          <w:color w:val="000000"/>
         </w:rPr>
         <w:t>In a health survey, older people are less likely to fill in their income. So "income" is missing more for the "Age &gt; 60" group. The missing income isn't because of the income value — it's because of their age.</w:t>
       </w:r>
@@ -599,8 +447,8 @@
         <w:tblLook w:val="04A0" w:firstRow="1" w:lastRow="0" w:firstColumn="1" w:lastColumn="0" w:noHBand="0" w:noVBand="1"/>
       </w:tblPr>
       <w:tblGrid>
-        <w:gridCol w:w="495"/>
-        <w:gridCol w:w="875"/>
+        <w:gridCol w:w="500"/>
+        <w:gridCol w:w="933"/>
       </w:tblGrid>
       <w:tr>
         <w:trPr>
@@ -621,25 +469,18 @@
           </w:tcPr>
           <w:p>
             <w:pPr>
-              <w:spacing w:after="0" w:line="240" w:lineRule="auto"/>
               <w:jc w:val="center"/>
               <w:rPr>
-                <w:rFonts w:ascii="Times New Roman" w:eastAsia="Times New Roman" w:hAnsi="Times New Roman" w:cs="Times New Roman"/>
+                <w:rFonts w:asciiTheme="minorHAnsi" w:hAnsiTheme="minorHAnsi"/>
                 <w:b/>
                 <w:bCs/>
-                <w:kern w:val="0"/>
-                <w:lang w:eastAsia="en-GB"/>
-                <w14:ligatures w14:val="none"/>
-              </w:rPr>
-            </w:pPr>
-            <w:r>
-              <w:rPr>
-                <w:rFonts w:ascii="Times New Roman" w:eastAsia="Times New Roman" w:hAnsi="Times New Roman" w:cs="Times New Roman"/>
+              </w:rPr>
+            </w:pPr>
+            <w:r>
+              <w:rPr>
+                <w:rFonts w:asciiTheme="minorHAnsi" w:hAnsiTheme="minorHAnsi"/>
                 <w:b/>
                 <w:bCs/>
-                <w:kern w:val="0"/>
-                <w:lang w:eastAsia="en-GB"/>
-                <w14:ligatures w14:val="none"/>
               </w:rPr>
               <w:t>Age</w:t>
             </w:r>
@@ -659,25 +500,18 @@
           </w:tcPr>
           <w:p>
             <w:pPr>
-              <w:spacing w:after="0" w:line="240" w:lineRule="auto"/>
               <w:jc w:val="center"/>
               <w:rPr>
-                <w:rFonts w:ascii="Times New Roman" w:eastAsia="Times New Roman" w:hAnsi="Times New Roman" w:cs="Times New Roman"/>
+                <w:rFonts w:asciiTheme="minorHAnsi" w:hAnsiTheme="minorHAnsi"/>
                 <w:b/>
                 <w:bCs/>
-                <w:kern w:val="0"/>
-                <w:lang w:eastAsia="en-GB"/>
-                <w14:ligatures w14:val="none"/>
-              </w:rPr>
-            </w:pPr>
-            <w:r>
-              <w:rPr>
-                <w:rFonts w:ascii="Times New Roman" w:eastAsia="Times New Roman" w:hAnsi="Times New Roman" w:cs="Times New Roman"/>
+              </w:rPr>
+            </w:pPr>
+            <w:r>
+              <w:rPr>
+                <w:rFonts w:asciiTheme="minorHAnsi" w:hAnsiTheme="minorHAnsi"/>
                 <w:b/>
                 <w:bCs/>
-                <w:kern w:val="0"/>
-                <w:lang w:eastAsia="en-GB"/>
-                <w14:ligatures w14:val="none"/>
               </w:rPr>
               <w:t>Income</w:t>
             </w:r>
@@ -702,20 +536,13 @@
           </w:tcPr>
           <w:p>
             <w:pPr>
-              <w:spacing w:after="0" w:line="240" w:lineRule="auto"/>
-              <w:rPr>
-                <w:rFonts w:ascii="Times New Roman" w:eastAsia="Times New Roman" w:hAnsi="Times New Roman" w:cs="Times New Roman"/>
-                <w:kern w:val="0"/>
-                <w:lang w:eastAsia="en-GB"/>
-                <w14:ligatures w14:val="none"/>
-              </w:rPr>
-            </w:pPr>
-            <w:r>
-              <w:rPr>
-                <w:rFonts w:ascii="Times New Roman" w:eastAsia="Times New Roman" w:hAnsi="Times New Roman" w:cs="Times New Roman"/>
-                <w:kern w:val="0"/>
-                <w:lang w:eastAsia="en-GB"/>
-                <w14:ligatures w14:val="none"/>
+              <w:rPr>
+                <w:rFonts w:asciiTheme="minorHAnsi" w:hAnsiTheme="minorHAnsi"/>
+              </w:rPr>
+            </w:pPr>
+            <w:r>
+              <w:rPr>
+                <w:rFonts w:asciiTheme="minorHAnsi" w:hAnsiTheme="minorHAnsi"/>
               </w:rPr>
               <w:t>25</w:t>
             </w:r>
@@ -735,20 +562,13 @@
           </w:tcPr>
           <w:p>
             <w:pPr>
-              <w:spacing w:after="0" w:line="240" w:lineRule="auto"/>
-              <w:rPr>
-                <w:rFonts w:ascii="Times New Roman" w:eastAsia="Times New Roman" w:hAnsi="Times New Roman" w:cs="Times New Roman"/>
-                <w:kern w:val="0"/>
-                <w:lang w:eastAsia="en-GB"/>
-                <w14:ligatures w14:val="none"/>
-              </w:rPr>
-            </w:pPr>
-            <w:r>
-              <w:rPr>
-                <w:rFonts w:ascii="Times New Roman" w:eastAsia="Times New Roman" w:hAnsi="Times New Roman" w:cs="Times New Roman"/>
-                <w:kern w:val="0"/>
-                <w:lang w:eastAsia="en-GB"/>
-                <w14:ligatures w14:val="none"/>
+              <w:rPr>
+                <w:rFonts w:asciiTheme="minorHAnsi" w:hAnsiTheme="minorHAnsi"/>
+              </w:rPr>
+            </w:pPr>
+            <w:r>
+              <w:rPr>
+                <w:rFonts w:asciiTheme="minorHAnsi" w:hAnsiTheme="minorHAnsi"/>
               </w:rPr>
               <w:t>₹40,000</w:t>
             </w:r>
@@ -773,20 +593,13 @@
           </w:tcPr>
           <w:p>
             <w:pPr>
-              <w:spacing w:after="0" w:line="240" w:lineRule="auto"/>
-              <w:rPr>
-                <w:rFonts w:ascii="Times New Roman" w:eastAsia="Times New Roman" w:hAnsi="Times New Roman" w:cs="Times New Roman"/>
-                <w:kern w:val="0"/>
-                <w:lang w:eastAsia="en-GB"/>
-                <w14:ligatures w14:val="none"/>
-              </w:rPr>
-            </w:pPr>
-            <w:r>
-              <w:rPr>
-                <w:rFonts w:ascii="Times New Roman" w:eastAsia="Times New Roman" w:hAnsi="Times New Roman" w:cs="Times New Roman"/>
-                <w:kern w:val="0"/>
-                <w:lang w:eastAsia="en-GB"/>
-                <w14:ligatures w14:val="none"/>
+              <w:rPr>
+                <w:rFonts w:asciiTheme="minorHAnsi" w:hAnsiTheme="minorHAnsi"/>
+              </w:rPr>
+            </w:pPr>
+            <w:r>
+              <w:rPr>
+                <w:rFonts w:asciiTheme="minorHAnsi" w:hAnsiTheme="minorHAnsi"/>
               </w:rPr>
               <w:t>30</w:t>
             </w:r>
@@ -806,20 +619,13 @@
           </w:tcPr>
           <w:p>
             <w:pPr>
-              <w:spacing w:after="0" w:line="240" w:lineRule="auto"/>
-              <w:rPr>
-                <w:rFonts w:ascii="Times New Roman" w:eastAsia="Times New Roman" w:hAnsi="Times New Roman" w:cs="Times New Roman"/>
-                <w:kern w:val="0"/>
-                <w:lang w:eastAsia="en-GB"/>
-                <w14:ligatures w14:val="none"/>
-              </w:rPr>
-            </w:pPr>
-            <w:r>
-              <w:rPr>
-                <w:rFonts w:ascii="Times New Roman" w:eastAsia="Times New Roman" w:hAnsi="Times New Roman" w:cs="Times New Roman"/>
-                <w:kern w:val="0"/>
-                <w:lang w:eastAsia="en-GB"/>
-                <w14:ligatures w14:val="none"/>
+              <w:rPr>
+                <w:rFonts w:asciiTheme="minorHAnsi" w:hAnsiTheme="minorHAnsi"/>
+              </w:rPr>
+            </w:pPr>
+            <w:r>
+              <w:rPr>
+                <w:rFonts w:asciiTheme="minorHAnsi" w:hAnsiTheme="minorHAnsi"/>
               </w:rPr>
               <w:t>₹55,000</w:t>
             </w:r>
@@ -844,20 +650,13 @@
           </w:tcPr>
           <w:p>
             <w:pPr>
-              <w:spacing w:after="0" w:line="240" w:lineRule="auto"/>
-              <w:rPr>
-                <w:rFonts w:ascii="Times New Roman" w:eastAsia="Times New Roman" w:hAnsi="Times New Roman" w:cs="Times New Roman"/>
-                <w:kern w:val="0"/>
-                <w:lang w:eastAsia="en-GB"/>
-                <w14:ligatures w14:val="none"/>
-              </w:rPr>
-            </w:pPr>
-            <w:r>
-              <w:rPr>
-                <w:rFonts w:ascii="Times New Roman" w:eastAsia="Times New Roman" w:hAnsi="Times New Roman" w:cs="Times New Roman"/>
-                <w:kern w:val="0"/>
-                <w:lang w:eastAsia="en-GB"/>
-                <w14:ligatures w14:val="none"/>
+              <w:rPr>
+                <w:rFonts w:asciiTheme="minorHAnsi" w:hAnsiTheme="minorHAnsi"/>
+              </w:rPr>
+            </w:pPr>
+            <w:r>
+              <w:rPr>
+                <w:rFonts w:asciiTheme="minorHAnsi" w:hAnsiTheme="minorHAnsi"/>
               </w:rPr>
               <w:t>65</w:t>
             </w:r>
@@ -877,20 +676,13 @@
           </w:tcPr>
           <w:p>
             <w:pPr>
-              <w:spacing w:after="0" w:line="240" w:lineRule="auto"/>
-              <w:rPr>
-                <w:rFonts w:ascii="Times New Roman" w:eastAsia="Times New Roman" w:hAnsi="Times New Roman" w:cs="Times New Roman"/>
-                <w:kern w:val="0"/>
-                <w:lang w:eastAsia="en-GB"/>
-                <w14:ligatures w14:val="none"/>
-              </w:rPr>
-            </w:pPr>
-            <w:r>
-              <w:rPr>
-                <w:rFonts w:ascii="Times New Roman" w:eastAsia="Times New Roman" w:hAnsi="Times New Roman" w:cs="Times New Roman"/>
-                <w:kern w:val="0"/>
-                <w:lang w:eastAsia="en-GB"/>
-                <w14:ligatures w14:val="none"/>
+              <w:rPr>
+                <w:rFonts w:asciiTheme="minorHAnsi" w:hAnsiTheme="minorHAnsi"/>
+              </w:rPr>
+            </w:pPr>
+            <w:r>
+              <w:rPr>
+                <w:rFonts w:asciiTheme="minorHAnsi" w:hAnsiTheme="minorHAnsi"/>
               </w:rPr>
               <w:t>—</w:t>
             </w:r>
@@ -915,20 +707,13 @@
           </w:tcPr>
           <w:p>
             <w:pPr>
-              <w:spacing w:after="0" w:line="240" w:lineRule="auto"/>
-              <w:rPr>
-                <w:rFonts w:ascii="Times New Roman" w:eastAsia="Times New Roman" w:hAnsi="Times New Roman" w:cs="Times New Roman"/>
-                <w:kern w:val="0"/>
-                <w:lang w:eastAsia="en-GB"/>
-                <w14:ligatures w14:val="none"/>
-              </w:rPr>
-            </w:pPr>
-            <w:r>
-              <w:rPr>
-                <w:rFonts w:ascii="Times New Roman" w:eastAsia="Times New Roman" w:hAnsi="Times New Roman" w:cs="Times New Roman"/>
-                <w:kern w:val="0"/>
-                <w:lang w:eastAsia="en-GB"/>
-                <w14:ligatures w14:val="none"/>
+              <w:rPr>
+                <w:rFonts w:asciiTheme="minorHAnsi" w:hAnsiTheme="minorHAnsi"/>
+              </w:rPr>
+            </w:pPr>
+            <w:r>
+              <w:rPr>
+                <w:rFonts w:asciiTheme="minorHAnsi" w:hAnsiTheme="minorHAnsi"/>
               </w:rPr>
               <w:t>70</w:t>
             </w:r>
@@ -948,20 +733,13 @@
           </w:tcPr>
           <w:p>
             <w:pPr>
-              <w:spacing w:after="0" w:line="240" w:lineRule="auto"/>
-              <w:rPr>
-                <w:rFonts w:ascii="Times New Roman" w:eastAsia="Times New Roman" w:hAnsi="Times New Roman" w:cs="Times New Roman"/>
-                <w:kern w:val="0"/>
-                <w:lang w:eastAsia="en-GB"/>
-                <w14:ligatures w14:val="none"/>
-              </w:rPr>
-            </w:pPr>
-            <w:r>
-              <w:rPr>
-                <w:rFonts w:ascii="Times New Roman" w:eastAsia="Times New Roman" w:hAnsi="Times New Roman" w:cs="Times New Roman"/>
-                <w:kern w:val="0"/>
-                <w:lang w:eastAsia="en-GB"/>
-                <w14:ligatures w14:val="none"/>
+              <w:rPr>
+                <w:rFonts w:asciiTheme="minorHAnsi" w:hAnsiTheme="minorHAnsi"/>
+              </w:rPr>
+            </w:pPr>
+            <w:r>
+              <w:rPr>
+                <w:rFonts w:asciiTheme="minorHAnsi" w:hAnsiTheme="minorHAnsi"/>
               </w:rPr>
               <w:t>—</w:t>
             </w:r>
@@ -986,20 +764,13 @@
           </w:tcPr>
           <w:p>
             <w:pPr>
-              <w:spacing w:after="0" w:line="240" w:lineRule="auto"/>
-              <w:rPr>
-                <w:rFonts w:ascii="Times New Roman" w:eastAsia="Times New Roman" w:hAnsi="Times New Roman" w:cs="Times New Roman"/>
-                <w:kern w:val="0"/>
-                <w:lang w:eastAsia="en-GB"/>
-                <w14:ligatures w14:val="none"/>
-              </w:rPr>
-            </w:pPr>
-            <w:r>
-              <w:rPr>
-                <w:rFonts w:ascii="Times New Roman" w:eastAsia="Times New Roman" w:hAnsi="Times New Roman" w:cs="Times New Roman"/>
-                <w:kern w:val="0"/>
-                <w:lang w:eastAsia="en-GB"/>
-                <w14:ligatures w14:val="none"/>
+              <w:rPr>
+                <w:rFonts w:asciiTheme="minorHAnsi" w:hAnsiTheme="minorHAnsi"/>
+              </w:rPr>
+            </w:pPr>
+            <w:r>
+              <w:rPr>
+                <w:rFonts w:asciiTheme="minorHAnsi" w:hAnsiTheme="minorHAnsi"/>
               </w:rPr>
               <w:t>28</w:t>
             </w:r>
@@ -1019,20 +790,13 @@
           </w:tcPr>
           <w:p>
             <w:pPr>
-              <w:spacing w:after="0" w:line="240" w:lineRule="auto"/>
-              <w:rPr>
-                <w:rFonts w:ascii="Times New Roman" w:eastAsia="Times New Roman" w:hAnsi="Times New Roman" w:cs="Times New Roman"/>
-                <w:kern w:val="0"/>
-                <w:lang w:eastAsia="en-GB"/>
-                <w14:ligatures w14:val="none"/>
-              </w:rPr>
-            </w:pPr>
-            <w:r>
-              <w:rPr>
-                <w:rFonts w:ascii="Times New Roman" w:eastAsia="Times New Roman" w:hAnsi="Times New Roman" w:cs="Times New Roman"/>
-                <w:kern w:val="0"/>
-                <w:lang w:eastAsia="en-GB"/>
-                <w14:ligatures w14:val="none"/>
+              <w:rPr>
+                <w:rFonts w:asciiTheme="minorHAnsi" w:hAnsiTheme="minorHAnsi"/>
+              </w:rPr>
+            </w:pPr>
+            <w:r>
+              <w:rPr>
+                <w:rFonts w:asciiTheme="minorHAnsi" w:hAnsiTheme="minorHAnsi"/>
               </w:rPr>
               <w:t>₹48,000</w:t>
             </w:r>
@@ -1042,346 +806,253 @@
     </w:tbl>
     <w:p>
       <w:pPr>
-        <w:spacing w:after="0" w:line="240" w:lineRule="auto"/>
-        <w:rPr>
-          <w:rFonts w:ascii="Times New Roman" w:eastAsia="Times New Roman" w:hAnsi="Times New Roman" w:cs="Times New Roman"/>
-          <w:color w:val="000000"/>
-          <w:kern w:val="0"/>
-          <w:lang w:eastAsia="en-GB"/>
-          <w14:ligatures w14:val="none"/>
-        </w:rPr>
-      </w:pPr>
-      <w:r>
-        <w:rPr>
-          <w:rFonts w:ascii="Times New Roman" w:eastAsia="Times New Roman" w:hAnsi="Times New Roman" w:cs="Times New Roman"/>
-          <w:color w:val="000000"/>
-          <w:kern w:val="0"/>
-          <w:lang w:eastAsia="en-GB"/>
-          <w14:ligatures w14:val="none"/>
+        <w:rPr>
+          <w:rFonts w:asciiTheme="minorHAnsi" w:hAnsiTheme="minorHAnsi"/>
+          <w:color w:val="000000"/>
+        </w:rPr>
+      </w:pPr>
+      <w:r>
+        <w:rPr>
+          <w:rFonts w:asciiTheme="minorHAnsi" w:hAnsiTheme="minorHAnsi"/>
+          <w:color w:val="000000"/>
         </w:rPr>
         <w:t>The pattern lives </w:t>
       </w:r>
       <w:r>
         <w:rPr>
-          <w:rFonts w:ascii="Times New Roman" w:eastAsia="Times New Roman" w:hAnsi="Times New Roman" w:cs="Times New Roman"/>
-          <w:b/>
-          <w:bCs/>
-          <w:color w:val="000000"/>
-          <w:kern w:val="0"/>
-          <w:lang w:eastAsia="en-GB"/>
-          <w14:ligatures w14:val="none"/>
+          <w:rFonts w:asciiTheme="minorHAnsi" w:hAnsiTheme="minorHAnsi"/>
+          <w:b/>
+          <w:bCs/>
+          <w:color w:val="000000"/>
         </w:rPr>
         <w:t>in another column</w:t>
       </w:r>
       <w:r>
         <w:rPr>
-          <w:rFonts w:ascii="Times New Roman" w:eastAsia="Times New Roman" w:hAnsi="Times New Roman" w:cs="Times New Roman"/>
-          <w:color w:val="000000"/>
-          <w:kern w:val="0"/>
-          <w:lang w:eastAsia="en-GB"/>
-          <w14:ligatures w14:val="none"/>
+          <w:rFonts w:asciiTheme="minorHAnsi" w:hAnsiTheme="minorHAnsi"/>
+          <w:color w:val="000000"/>
         </w:rPr>
         <w:t> (Age), not in the missing column itself.</w:t>
       </w:r>
     </w:p>
     <w:p>
       <w:pPr>
-        <w:spacing w:after="0" w:line="240" w:lineRule="auto"/>
-        <w:rPr>
-          <w:rFonts w:ascii="Times New Roman" w:eastAsia="Times New Roman" w:hAnsi="Times New Roman" w:cs="Times New Roman"/>
-          <w:kern w:val="0"/>
-          <w:lang w:eastAsia="en-GB"/>
-          <w14:ligatures w14:val="none"/>
-        </w:rPr>
-      </w:pPr>
-      <w:r>
-        <w:rPr>
-          <w:rFonts w:ascii="Times New Roman" w:eastAsia="Times New Roman" w:hAnsi="Times New Roman" w:cs="Times New Roman"/>
+        <w:rPr>
+          <w:rFonts w:asciiTheme="minorHAnsi" w:hAnsiTheme="minorHAnsi"/>
+        </w:rPr>
+      </w:pPr>
+      <w:r>
+        <w:rPr>
+          <w:rFonts w:asciiTheme="minorHAnsi" w:hAnsiTheme="minorHAnsi"/>
           <w:noProof/>
-          <w:kern w:val="0"/>
-          <w:lang w:eastAsia="en-GB"/>
-        </w:rPr>
-        <w:pict w14:anchorId="433F4373">
-          <v:rect id="_x0000_i1028" alt="" style="width:451.3pt;height:.05pt;mso-width-percent:0;mso-height-percent:0;mso-width-percent:0;mso-height-percent:0" o:hralign="center" o:hrstd="t" o:hr="t" fillcolor="#a0a0a0" stroked="f"/>
+          <w14:ligatures w14:val="standardContextual"/>
+        </w:rPr>
+        <w:pict w14:anchorId="535C39EB">
+          <v:rect id="_x0000_i1039" alt="" style="width:451.3pt;height:.05pt;mso-width-percent:0;mso-height-percent:0;mso-width-percent:0;mso-height-percent:0" o:hralign="center" o:hrstd="t" o:hr="t" fillcolor="#a0a0a0" stroked="f"/>
         </w:pict>
       </w:r>
     </w:p>
     <w:p>
       <w:pPr>
-        <w:spacing w:after="0" w:line="240" w:lineRule="auto"/>
         <w:outlineLvl w:val="2"/>
         <w:rPr>
-          <w:rFonts w:ascii="Times New Roman" w:eastAsia="Times New Roman" w:hAnsi="Times New Roman" w:cs="Times New Roman"/>
-          <w:b/>
-          <w:bCs/>
-          <w:color w:val="000000"/>
-          <w:kern w:val="0"/>
+          <w:rFonts w:asciiTheme="minorHAnsi" w:hAnsiTheme="minorHAnsi"/>
+          <w:b/>
+          <w:bCs/>
+          <w:color w:val="000000"/>
           <w:sz w:val="27"/>
           <w:szCs w:val="27"/>
-          <w:lang w:eastAsia="en-GB"/>
-          <w14:ligatures w14:val="none"/>
-        </w:rPr>
-      </w:pPr>
-      <w:r>
-        <w:rPr>
-          <w:rFonts w:ascii="Times New Roman" w:eastAsia="Times New Roman" w:hAnsi="Times New Roman" w:cs="Times New Roman"/>
-          <w:b/>
-          <w:bCs/>
-          <w:color w:val="000000"/>
-          <w:kern w:val="0"/>
+        </w:rPr>
+      </w:pPr>
+      <w:r>
+        <w:rPr>
+          <w:rFonts w:asciiTheme="minorHAnsi" w:hAnsiTheme="minorHAnsi"/>
+          <w:b/>
+          <w:bCs/>
+          <w:color w:val="000000"/>
           <w:sz w:val="27"/>
           <w:szCs w:val="27"/>
-          <w:lang w:eastAsia="en-GB"/>
-          <w14:ligatures w14:val="none"/>
         </w:rPr>
         <w:t xml:space="preserve">3. </w:t>
       </w:r>
       <w:r>
         <w:rPr>
-          <w:rFonts w:ascii="Apple Color Emoji" w:eastAsia="Times New Roman" w:hAnsi="Apple Color Emoji" w:cs="Apple Color Emoji"/>
-          <w:b/>
-          <w:bCs/>
-          <w:color w:val="000000"/>
-          <w:kern w:val="0"/>
+          <w:rFonts w:ascii="Apple Color Emoji" w:hAnsi="Apple Color Emoji" w:cs="Apple Color Emoji"/>
+          <w:b/>
+          <w:bCs/>
+          <w:color w:val="000000"/>
           <w:sz w:val="27"/>
           <w:szCs w:val="27"/>
-          <w:lang w:eastAsia="en-GB"/>
-          <w14:ligatures w14:val="none"/>
         </w:rPr>
         <w:t>⚠️</w:t>
       </w:r>
       <w:r>
         <w:rPr>
-          <w:rFonts w:ascii="Times New Roman" w:eastAsia="Times New Roman" w:hAnsi="Times New Roman" w:cs="Times New Roman"/>
-          <w:b/>
-          <w:bCs/>
-          <w:color w:val="000000"/>
-          <w:kern w:val="0"/>
+          <w:rFonts w:asciiTheme="minorHAnsi" w:hAnsiTheme="minorHAnsi"/>
+          <w:b/>
+          <w:bCs/>
+          <w:color w:val="000000"/>
           <w:sz w:val="27"/>
           <w:szCs w:val="27"/>
-          <w:lang w:eastAsia="en-GB"/>
-          <w14:ligatures w14:val="none"/>
         </w:rPr>
         <w:t xml:space="preserve"> MNAR — Missing Not At Random</w:t>
       </w:r>
     </w:p>
     <w:p>
       <w:pPr>
-        <w:spacing w:after="0" w:line="240" w:lineRule="auto"/>
-        <w:rPr>
-          <w:rFonts w:ascii="Times New Roman" w:eastAsia="Times New Roman" w:hAnsi="Times New Roman" w:cs="Times New Roman"/>
-          <w:color w:val="000000"/>
-          <w:kern w:val="0"/>
-          <w:lang w:eastAsia="en-GB"/>
-          <w14:ligatures w14:val="none"/>
-        </w:rPr>
-      </w:pPr>
-      <w:r>
-        <w:rPr>
-          <w:rFonts w:ascii="Times New Roman" w:eastAsia="Times New Roman" w:hAnsi="Times New Roman" w:cs="Times New Roman"/>
-          <w:color w:val="000000"/>
-          <w:kern w:val="0"/>
-          <w:lang w:eastAsia="en-GB"/>
-          <w14:ligatures w14:val="none"/>
+        <w:rPr>
+          <w:rFonts w:asciiTheme="minorHAnsi" w:hAnsiTheme="minorHAnsi"/>
+          <w:color w:val="000000"/>
+        </w:rPr>
+      </w:pPr>
+      <w:r>
+        <w:rPr>
+          <w:rFonts w:asciiTheme="minorHAnsi" w:hAnsiTheme="minorHAnsi"/>
+          <w:color w:val="000000"/>
         </w:rPr>
         <w:t>The most dangerous type. The value is missing </w:t>
       </w:r>
       <w:r>
         <w:rPr>
-          <w:rFonts w:ascii="Times New Roman" w:eastAsia="Times New Roman" w:hAnsi="Times New Roman" w:cs="Times New Roman"/>
-          <w:b/>
-          <w:bCs/>
-          <w:color w:val="000000"/>
-          <w:kern w:val="0"/>
-          <w:lang w:eastAsia="en-GB"/>
-          <w14:ligatures w14:val="none"/>
+          <w:rFonts w:asciiTheme="minorHAnsi" w:hAnsiTheme="minorHAnsi"/>
+          <w:b/>
+          <w:bCs/>
+          <w:color w:val="000000"/>
         </w:rPr>
         <w:t>because of the value itself</w:t>
       </w:r>
       <w:r>
         <w:rPr>
-          <w:rFonts w:ascii="Times New Roman" w:eastAsia="Times New Roman" w:hAnsi="Times New Roman" w:cs="Times New Roman"/>
-          <w:color w:val="000000"/>
-          <w:kern w:val="0"/>
-          <w:lang w:eastAsia="en-GB"/>
-          <w14:ligatures w14:val="none"/>
+          <w:rFonts w:asciiTheme="minorHAnsi" w:hAnsiTheme="minorHAnsi"/>
+          <w:color w:val="000000"/>
         </w:rPr>
         <w:t>.</w:t>
       </w:r>
     </w:p>
     <w:p>
       <w:pPr>
-        <w:spacing w:after="0" w:line="240" w:lineRule="auto"/>
-        <w:rPr>
-          <w:rFonts w:ascii="Times New Roman" w:eastAsia="Times New Roman" w:hAnsi="Times New Roman" w:cs="Times New Roman"/>
-          <w:color w:val="000000"/>
-          <w:kern w:val="0"/>
-          <w:lang w:eastAsia="en-GB"/>
-          <w14:ligatures w14:val="none"/>
-        </w:rPr>
-      </w:pPr>
-      <w:r>
-        <w:rPr>
-          <w:rFonts w:ascii="Times New Roman" w:eastAsia="Times New Roman" w:hAnsi="Times New Roman" w:cs="Times New Roman"/>
-          <w:b/>
-          <w:bCs/>
-          <w:color w:val="000000"/>
-          <w:kern w:val="0"/>
-          <w:lang w:eastAsia="en-GB"/>
-          <w14:ligatures w14:val="none"/>
+        <w:rPr>
+          <w:rFonts w:asciiTheme="minorHAnsi" w:hAnsiTheme="minorHAnsi"/>
+          <w:color w:val="000000"/>
+        </w:rPr>
+      </w:pPr>
+      <w:r>
+        <w:rPr>
+          <w:rFonts w:asciiTheme="minorHAnsi" w:hAnsiTheme="minorHAnsi"/>
+          <w:b/>
+          <w:bCs/>
+          <w:color w:val="000000"/>
         </w:rPr>
         <w:t>Real Example:</w:t>
       </w:r>
     </w:p>
     <w:p>
       <w:pPr>
-        <w:spacing w:after="0" w:line="240" w:lineRule="auto"/>
-        <w:rPr>
-          <w:rFonts w:ascii="Times New Roman" w:eastAsia="Times New Roman" w:hAnsi="Times New Roman" w:cs="Times New Roman"/>
-          <w:color w:val="000000"/>
-          <w:kern w:val="0"/>
-          <w:lang w:eastAsia="en-GB"/>
-          <w14:ligatures w14:val="none"/>
-        </w:rPr>
-      </w:pPr>
-      <w:r>
-        <w:rPr>
-          <w:rFonts w:ascii="Times New Roman" w:eastAsia="Times New Roman" w:hAnsi="Times New Roman" w:cs="Times New Roman"/>
-          <w:color w:val="000000"/>
-          <w:kern w:val="0"/>
-          <w:lang w:eastAsia="en-GB"/>
-          <w14:ligatures w14:val="none"/>
+        <w:rPr>
+          <w:rFonts w:asciiTheme="minorHAnsi" w:hAnsiTheme="minorHAnsi"/>
+          <w:color w:val="000000"/>
+        </w:rPr>
+      </w:pPr>
+      <w:r>
+        <w:rPr>
+          <w:rFonts w:asciiTheme="minorHAnsi" w:hAnsiTheme="minorHAnsi"/>
+          <w:color w:val="000000"/>
         </w:rPr>
         <w:t>People with very high income deliberately skip the income field because they don't want to reveal it. Or people with a very low credit score skip that question.</w:t>
       </w:r>
     </w:p>
     <w:p>
       <w:pPr>
-        <w:spacing w:after="0" w:line="240" w:lineRule="auto"/>
-        <w:rPr>
-          <w:rFonts w:ascii="Times New Roman" w:eastAsia="Times New Roman" w:hAnsi="Times New Roman" w:cs="Times New Roman"/>
-          <w:color w:val="000000"/>
-          <w:kern w:val="0"/>
-          <w:lang w:eastAsia="en-GB"/>
-          <w14:ligatures w14:val="none"/>
-        </w:rPr>
-      </w:pPr>
-      <w:r>
-        <w:rPr>
-          <w:rFonts w:ascii="Times New Roman" w:eastAsia="Times New Roman" w:hAnsi="Times New Roman" w:cs="Times New Roman"/>
-          <w:color w:val="000000"/>
-          <w:kern w:val="0"/>
-          <w:lang w:eastAsia="en-GB"/>
-          <w14:ligatures w14:val="none"/>
+        <w:rPr>
+          <w:rFonts w:asciiTheme="minorHAnsi" w:hAnsiTheme="minorHAnsi"/>
+          <w:color w:val="000000"/>
+        </w:rPr>
+      </w:pPr>
+      <w:r>
+        <w:rPr>
+          <w:rFonts w:asciiTheme="minorHAnsi" w:hAnsiTheme="minorHAnsi"/>
+          <w:color w:val="000000"/>
         </w:rPr>
         <w:t>The missing value is </w:t>
       </w:r>
       <w:r>
         <w:rPr>
-          <w:rFonts w:ascii="Times New Roman" w:eastAsia="Times New Roman" w:hAnsi="Times New Roman" w:cs="Times New Roman"/>
-          <w:b/>
-          <w:bCs/>
-          <w:color w:val="000000"/>
-          <w:kern w:val="0"/>
-          <w:lang w:eastAsia="en-GB"/>
-          <w14:ligatures w14:val="none"/>
+          <w:rFonts w:asciiTheme="minorHAnsi" w:hAnsiTheme="minorHAnsi"/>
+          <w:b/>
+          <w:bCs/>
+          <w:color w:val="000000"/>
         </w:rPr>
         <w:t>directly tied to what the value would have been</w:t>
       </w:r>
       <w:r>
         <w:rPr>
-          <w:rFonts w:ascii="Times New Roman" w:eastAsia="Times New Roman" w:hAnsi="Times New Roman" w:cs="Times New Roman"/>
-          <w:color w:val="000000"/>
-          <w:kern w:val="0"/>
-          <w:lang w:eastAsia="en-GB"/>
-          <w14:ligatures w14:val="none"/>
+          <w:rFonts w:asciiTheme="minorHAnsi" w:hAnsiTheme="minorHAnsi"/>
+          <w:color w:val="000000"/>
         </w:rPr>
         <w:t>. This creates serious bias.</w:t>
       </w:r>
     </w:p>
     <w:p>
       <w:pPr>
-        <w:spacing w:after="0" w:line="240" w:lineRule="auto"/>
-        <w:rPr>
-          <w:rFonts w:ascii="Times New Roman" w:eastAsia="Times New Roman" w:hAnsi="Times New Roman" w:cs="Times New Roman"/>
-          <w:color w:val="000000"/>
-          <w:kern w:val="0"/>
-          <w:lang w:eastAsia="en-GB"/>
-          <w14:ligatures w14:val="none"/>
-        </w:rPr>
-      </w:pPr>
-      <w:r>
-        <w:rPr>
-          <w:rFonts w:ascii="Times New Roman" w:eastAsia="Times New Roman" w:hAnsi="Times New Roman" w:cs="Times New Roman"/>
-          <w:b/>
-          <w:bCs/>
-          <w:color w:val="000000"/>
-          <w:kern w:val="0"/>
-          <w:lang w:eastAsia="en-GB"/>
-          <w14:ligatures w14:val="none"/>
+        <w:rPr>
+          <w:rFonts w:asciiTheme="minorHAnsi" w:hAnsiTheme="minorHAnsi"/>
+          <w:color w:val="000000"/>
+        </w:rPr>
+      </w:pPr>
+      <w:r>
+        <w:rPr>
+          <w:rFonts w:asciiTheme="minorHAnsi" w:hAnsiTheme="minorHAnsi"/>
+          <w:b/>
+          <w:bCs/>
+          <w:color w:val="000000"/>
         </w:rPr>
         <w:t>Business danger:</w:t>
       </w:r>
       <w:r>
         <w:rPr>
-          <w:rFonts w:ascii="Times New Roman" w:eastAsia="Times New Roman" w:hAnsi="Times New Roman" w:cs="Times New Roman"/>
-          <w:color w:val="000000"/>
-          <w:kern w:val="0"/>
-          <w:lang w:eastAsia="en-GB"/>
-          <w14:ligatures w14:val="none"/>
+          <w:rFonts w:asciiTheme="minorHAnsi" w:hAnsiTheme="minorHAnsi"/>
+          <w:color w:val="000000"/>
         </w:rPr>
         <w:t> If you ignore this, your analysis will always paint a rosier or distorted picture than reality.</w:t>
       </w:r>
     </w:p>
     <w:p>
       <w:pPr>
-        <w:spacing w:after="0" w:line="240" w:lineRule="auto"/>
-        <w:rPr>
-          <w:rFonts w:ascii="Times New Roman" w:eastAsia="Times New Roman" w:hAnsi="Times New Roman" w:cs="Times New Roman"/>
-          <w:kern w:val="0"/>
-          <w:lang w:eastAsia="en-GB"/>
-          <w14:ligatures w14:val="none"/>
-        </w:rPr>
-      </w:pPr>
-      <w:r>
-        <w:rPr>
-          <w:rFonts w:ascii="Times New Roman" w:eastAsia="Times New Roman" w:hAnsi="Times New Roman" w:cs="Times New Roman"/>
+        <w:rPr>
+          <w:rFonts w:asciiTheme="minorHAnsi" w:hAnsiTheme="minorHAnsi"/>
+        </w:rPr>
+      </w:pPr>
+      <w:r>
+        <w:rPr>
+          <w:rFonts w:asciiTheme="minorHAnsi" w:hAnsiTheme="minorHAnsi"/>
           <w:noProof/>
-          <w:kern w:val="0"/>
-          <w:lang w:eastAsia="en-GB"/>
-        </w:rPr>
-        <w:pict w14:anchorId="19159283">
-          <v:rect id="_x0000_i1027" alt="" style="width:451.3pt;height:.05pt;mso-width-percent:0;mso-height-percent:0;mso-width-percent:0;mso-height-percent:0" o:hralign="center" o:hrstd="t" o:hr="t" fillcolor="#a0a0a0" stroked="f"/>
+          <w14:ligatures w14:val="standardContextual"/>
+        </w:rPr>
+        <w:pict w14:anchorId="6B3D33F9">
+          <v:rect id="_x0000_i1038" alt="" style="width:451.3pt;height:.05pt;mso-width-percent:0;mso-height-percent:0;mso-width-percent:0;mso-height-percent:0" o:hralign="center" o:hrstd="t" o:hr="t" fillcolor="#a0a0a0" stroked="f"/>
         </w:pict>
       </w:r>
     </w:p>
     <w:p>
       <w:pPr>
-        <w:spacing w:after="0" w:line="240" w:lineRule="auto"/>
         <w:outlineLvl w:val="1"/>
         <w:rPr>
-          <w:rFonts w:ascii="Times New Roman" w:eastAsia="Times New Roman" w:hAnsi="Times New Roman" w:cs="Times New Roman"/>
-          <w:b/>
-          <w:bCs/>
-          <w:color w:val="000000"/>
-          <w:kern w:val="0"/>
+          <w:rFonts w:asciiTheme="minorHAnsi" w:hAnsiTheme="minorHAnsi"/>
+          <w:b/>
+          <w:bCs/>
+          <w:color w:val="000000"/>
           <w:sz w:val="36"/>
           <w:szCs w:val="36"/>
-          <w:lang w:eastAsia="en-GB"/>
-          <w14:ligatures w14:val="none"/>
-        </w:rPr>
-      </w:pPr>
-      <w:r>
-        <w:rPr>
-          <w:rFonts w:ascii="Times New Roman" w:eastAsia="Times New Roman" w:hAnsi="Times New Roman" w:cs="Times New Roman"/>
-          <w:b/>
-          <w:bCs/>
-          <w:color w:val="000000"/>
-          <w:kern w:val="0"/>
+        </w:rPr>
+      </w:pPr>
+      <w:r>
+        <w:rPr>
+          <w:rFonts w:asciiTheme="minorHAnsi" w:hAnsiTheme="minorHAnsi"/>
+          <w:b/>
+          <w:bCs/>
+          <w:color w:val="000000"/>
           <w:sz w:val="36"/>
           <w:szCs w:val="36"/>
-          <w:lang w:eastAsia="en-GB"/>
-          <w14:ligatures w14:val="none"/>
         </w:rPr>
         <w:t>Side-by-Side Summary</w:t>
       </w:r>
@@ -1399,10 +1070,10 @@
         <w:tblLook w:val="04A0" w:firstRow="1" w:lastRow="0" w:firstColumn="1" w:lastColumn="0" w:noHBand="0" w:noVBand="1"/>
       </w:tblPr>
       <w:tblGrid>
-        <w:gridCol w:w="842"/>
-        <w:gridCol w:w="2287"/>
-        <w:gridCol w:w="2007"/>
-        <w:gridCol w:w="1475"/>
+        <w:gridCol w:w="763"/>
+        <w:gridCol w:w="2463"/>
+        <w:gridCol w:w="2119"/>
+        <w:gridCol w:w="1509"/>
       </w:tblGrid>
       <w:tr>
         <w:trPr>
@@ -1423,26 +1094,20 @@
           </w:tcPr>
           <w:p>
             <w:pPr>
-              <w:spacing w:after="0" w:line="240" w:lineRule="auto"/>
               <w:jc w:val="center"/>
               <w:rPr>
-                <w:rFonts w:ascii="Times New Roman" w:eastAsia="Times New Roman" w:hAnsi="Times New Roman" w:cs="Times New Roman"/>
+                <w:rFonts w:asciiTheme="minorHAnsi" w:hAnsiTheme="minorHAnsi"/>
                 <w:b/>
                 <w:bCs/>
-                <w:kern w:val="0"/>
-                <w:lang w:eastAsia="en-GB"/>
-                <w14:ligatures w14:val="none"/>
-              </w:rPr>
-            </w:pPr>
-            <w:r>
-              <w:rPr>
-                <w:rFonts w:ascii="Times New Roman" w:eastAsia="Times New Roman" w:hAnsi="Times New Roman" w:cs="Times New Roman"/>
+              </w:rPr>
+            </w:pPr>
+            <w:r>
+              <w:rPr>
+                <w:rFonts w:asciiTheme="minorHAnsi" w:hAnsiTheme="minorHAnsi"/>
                 <w:b/>
                 <w:bCs/>
-                <w:kern w:val="0"/>
-                <w:lang w:eastAsia="en-GB"/>
-                <w14:ligatures w14:val="none"/>
-              </w:rPr>
+              </w:rPr>
+              <w:lastRenderedPageBreak/>
               <w:t>Type</w:t>
             </w:r>
           </w:p>
@@ -1461,25 +1126,18 @@
           </w:tcPr>
           <w:p>
             <w:pPr>
-              <w:spacing w:after="0" w:line="240" w:lineRule="auto"/>
               <w:jc w:val="center"/>
               <w:rPr>
-                <w:rFonts w:ascii="Times New Roman" w:eastAsia="Times New Roman" w:hAnsi="Times New Roman" w:cs="Times New Roman"/>
+                <w:rFonts w:asciiTheme="minorHAnsi" w:hAnsiTheme="minorHAnsi"/>
                 <w:b/>
                 <w:bCs/>
-                <w:kern w:val="0"/>
-                <w:lang w:eastAsia="en-GB"/>
-                <w14:ligatures w14:val="none"/>
-              </w:rPr>
-            </w:pPr>
-            <w:r>
-              <w:rPr>
-                <w:rFonts w:ascii="Times New Roman" w:eastAsia="Times New Roman" w:hAnsi="Times New Roman" w:cs="Times New Roman"/>
+              </w:rPr>
+            </w:pPr>
+            <w:r>
+              <w:rPr>
+                <w:rFonts w:asciiTheme="minorHAnsi" w:hAnsiTheme="minorHAnsi"/>
                 <w:b/>
                 <w:bCs/>
-                <w:kern w:val="0"/>
-                <w:lang w:eastAsia="en-GB"/>
-                <w14:ligatures w14:val="none"/>
               </w:rPr>
               <w:t>Why is it missing?</w:t>
             </w:r>
@@ -1499,25 +1157,18 @@
           </w:tcPr>
           <w:p>
             <w:pPr>
-              <w:spacing w:after="0" w:line="240" w:lineRule="auto"/>
               <w:jc w:val="center"/>
               <w:rPr>
-                <w:rFonts w:ascii="Times New Roman" w:eastAsia="Times New Roman" w:hAnsi="Times New Roman" w:cs="Times New Roman"/>
+                <w:rFonts w:asciiTheme="minorHAnsi" w:hAnsiTheme="minorHAnsi"/>
                 <w:b/>
                 <w:bCs/>
-                <w:kern w:val="0"/>
-                <w:lang w:eastAsia="en-GB"/>
-                <w14:ligatures w14:val="none"/>
-              </w:rPr>
-            </w:pPr>
-            <w:r>
-              <w:rPr>
-                <w:rFonts w:ascii="Times New Roman" w:eastAsia="Times New Roman" w:hAnsi="Times New Roman" w:cs="Times New Roman"/>
+              </w:rPr>
+            </w:pPr>
+            <w:r>
+              <w:rPr>
+                <w:rFonts w:asciiTheme="minorHAnsi" w:hAnsiTheme="minorHAnsi"/>
                 <w:b/>
                 <w:bCs/>
-                <w:kern w:val="0"/>
-                <w:lang w:eastAsia="en-GB"/>
-                <w14:ligatures w14:val="none"/>
               </w:rPr>
               <w:t>Pattern?</w:t>
             </w:r>
@@ -1537,25 +1188,18 @@
           </w:tcPr>
           <w:p>
             <w:pPr>
-              <w:spacing w:after="0" w:line="240" w:lineRule="auto"/>
               <w:jc w:val="center"/>
               <w:rPr>
-                <w:rFonts w:ascii="Times New Roman" w:eastAsia="Times New Roman" w:hAnsi="Times New Roman" w:cs="Times New Roman"/>
+                <w:rFonts w:asciiTheme="minorHAnsi" w:hAnsiTheme="minorHAnsi"/>
                 <w:b/>
                 <w:bCs/>
-                <w:kern w:val="0"/>
-                <w:lang w:eastAsia="en-GB"/>
-                <w14:ligatures w14:val="none"/>
-              </w:rPr>
-            </w:pPr>
-            <w:r>
-              <w:rPr>
-                <w:rFonts w:ascii="Times New Roman" w:eastAsia="Times New Roman" w:hAnsi="Times New Roman" w:cs="Times New Roman"/>
+              </w:rPr>
+            </w:pPr>
+            <w:r>
+              <w:rPr>
+                <w:rFonts w:asciiTheme="minorHAnsi" w:hAnsiTheme="minorHAnsi"/>
                 <w:b/>
                 <w:bCs/>
-                <w:kern w:val="0"/>
-                <w:lang w:eastAsia="en-GB"/>
-                <w14:ligatures w14:val="none"/>
               </w:rPr>
               <w:t>Danger Level</w:t>
             </w:r>
@@ -1580,22 +1224,15 @@
           </w:tcPr>
           <w:p>
             <w:pPr>
-              <w:spacing w:after="0" w:line="240" w:lineRule="auto"/>
-              <w:rPr>
-                <w:rFonts w:ascii="Times New Roman" w:eastAsia="Times New Roman" w:hAnsi="Times New Roman" w:cs="Times New Roman"/>
-                <w:kern w:val="0"/>
-                <w:lang w:eastAsia="en-GB"/>
-                <w14:ligatures w14:val="none"/>
-              </w:rPr>
-            </w:pPr>
-            <w:r>
-              <w:rPr>
-                <w:rFonts w:ascii="Times New Roman" w:eastAsia="Times New Roman" w:hAnsi="Times New Roman" w:cs="Times New Roman"/>
+              <w:rPr>
+                <w:rFonts w:asciiTheme="minorHAnsi" w:hAnsiTheme="minorHAnsi"/>
+              </w:rPr>
+            </w:pPr>
+            <w:r>
+              <w:rPr>
+                <w:rFonts w:asciiTheme="minorHAnsi" w:hAnsiTheme="minorHAnsi"/>
                 <w:b/>
                 <w:bCs/>
-                <w:kern w:val="0"/>
-                <w:lang w:eastAsia="en-GB"/>
-                <w14:ligatures w14:val="none"/>
               </w:rPr>
               <w:t>MCAR</w:t>
             </w:r>
@@ -1615,20 +1252,13 @@
           </w:tcPr>
           <w:p>
             <w:pPr>
-              <w:spacing w:after="0" w:line="240" w:lineRule="auto"/>
-              <w:rPr>
-                <w:rFonts w:ascii="Times New Roman" w:eastAsia="Times New Roman" w:hAnsi="Times New Roman" w:cs="Times New Roman"/>
-                <w:kern w:val="0"/>
-                <w:lang w:eastAsia="en-GB"/>
-                <w14:ligatures w14:val="none"/>
-              </w:rPr>
-            </w:pPr>
-            <w:r>
-              <w:rPr>
-                <w:rFonts w:ascii="Times New Roman" w:eastAsia="Times New Roman" w:hAnsi="Times New Roman" w:cs="Times New Roman"/>
-                <w:kern w:val="0"/>
-                <w:lang w:eastAsia="en-GB"/>
-                <w14:ligatures w14:val="none"/>
+              <w:rPr>
+                <w:rFonts w:asciiTheme="minorHAnsi" w:hAnsiTheme="minorHAnsi"/>
+              </w:rPr>
+            </w:pPr>
+            <w:r>
+              <w:rPr>
+                <w:rFonts w:asciiTheme="minorHAnsi" w:hAnsiTheme="minorHAnsi"/>
               </w:rPr>
               <w:t>Pure chance</w:t>
             </w:r>
@@ -1648,29 +1278,19 @@
           </w:tcPr>
           <w:p>
             <w:pPr>
-              <w:spacing w:after="0" w:line="240" w:lineRule="auto"/>
-              <w:rPr>
-                <w:rFonts w:ascii="Times New Roman" w:eastAsia="Times New Roman" w:hAnsi="Times New Roman" w:cs="Times New Roman"/>
-                <w:kern w:val="0"/>
-                <w:lang w:eastAsia="en-GB"/>
-                <w14:ligatures w14:val="none"/>
-              </w:rPr>
-            </w:pPr>
-            <w:r>
-              <w:rPr>
-                <w:rFonts w:ascii="Apple Color Emoji" w:eastAsia="Times New Roman" w:hAnsi="Apple Color Emoji" w:cs="Apple Color Emoji"/>
-                <w:kern w:val="0"/>
-                <w:lang w:eastAsia="en-GB"/>
-                <w14:ligatures w14:val="none"/>
+              <w:rPr>
+                <w:rFonts w:asciiTheme="minorHAnsi" w:hAnsiTheme="minorHAnsi"/>
+              </w:rPr>
+            </w:pPr>
+            <w:r>
+              <w:rPr>
+                <w:rFonts w:ascii="Apple Color Emoji" w:hAnsi="Apple Color Emoji" w:cs="Apple Color Emoji"/>
               </w:rPr>
               <w:t>❌</w:t>
             </w:r>
             <w:r>
               <w:rPr>
-                <w:rFonts w:ascii="Times New Roman" w:eastAsia="Times New Roman" w:hAnsi="Times New Roman" w:cs="Times New Roman"/>
-                <w:kern w:val="0"/>
-                <w:lang w:eastAsia="en-GB"/>
-                <w14:ligatures w14:val="none"/>
+                <w:rFonts w:asciiTheme="minorHAnsi" w:hAnsiTheme="minorHAnsi"/>
               </w:rPr>
               <w:t xml:space="preserve"> None</w:t>
             </w:r>
@@ -1690,29 +1310,19 @@
           </w:tcPr>
           <w:p>
             <w:pPr>
-              <w:spacing w:after="0" w:line="240" w:lineRule="auto"/>
-              <w:rPr>
-                <w:rFonts w:ascii="Times New Roman" w:eastAsia="Times New Roman" w:hAnsi="Times New Roman" w:cs="Times New Roman"/>
-                <w:kern w:val="0"/>
-                <w:lang w:eastAsia="en-GB"/>
-                <w14:ligatures w14:val="none"/>
-              </w:rPr>
-            </w:pPr>
-            <w:r>
-              <w:rPr>
-                <w:rFonts w:ascii="Apple Color Emoji" w:eastAsia="Times New Roman" w:hAnsi="Apple Color Emoji" w:cs="Apple Color Emoji"/>
-                <w:kern w:val="0"/>
-                <w:lang w:eastAsia="en-GB"/>
-                <w14:ligatures w14:val="none"/>
+              <w:rPr>
+                <w:rFonts w:asciiTheme="minorHAnsi" w:hAnsiTheme="minorHAnsi"/>
+              </w:rPr>
+            </w:pPr>
+            <w:r>
+              <w:rPr>
+                <w:rFonts w:ascii="Apple Color Emoji" w:hAnsi="Apple Color Emoji" w:cs="Apple Color Emoji"/>
               </w:rPr>
               <w:t>🟢</w:t>
             </w:r>
             <w:r>
               <w:rPr>
-                <w:rFonts w:ascii="Times New Roman" w:eastAsia="Times New Roman" w:hAnsi="Times New Roman" w:cs="Times New Roman"/>
-                <w:kern w:val="0"/>
-                <w:lang w:eastAsia="en-GB"/>
-                <w14:ligatures w14:val="none"/>
+                <w:rFonts w:asciiTheme="minorHAnsi" w:hAnsiTheme="minorHAnsi"/>
               </w:rPr>
               <w:t xml:space="preserve"> Low</w:t>
             </w:r>
@@ -1737,22 +1347,15 @@
           </w:tcPr>
           <w:p>
             <w:pPr>
-              <w:spacing w:after="0" w:line="240" w:lineRule="auto"/>
-              <w:rPr>
-                <w:rFonts w:ascii="Times New Roman" w:eastAsia="Times New Roman" w:hAnsi="Times New Roman" w:cs="Times New Roman"/>
-                <w:kern w:val="0"/>
-                <w:lang w:eastAsia="en-GB"/>
-                <w14:ligatures w14:val="none"/>
-              </w:rPr>
-            </w:pPr>
-            <w:r>
-              <w:rPr>
-                <w:rFonts w:ascii="Times New Roman" w:eastAsia="Times New Roman" w:hAnsi="Times New Roman" w:cs="Times New Roman"/>
+              <w:rPr>
+                <w:rFonts w:asciiTheme="minorHAnsi" w:hAnsiTheme="minorHAnsi"/>
+              </w:rPr>
+            </w:pPr>
+            <w:r>
+              <w:rPr>
+                <w:rFonts w:asciiTheme="minorHAnsi" w:hAnsiTheme="minorHAnsi"/>
                 <w:b/>
                 <w:bCs/>
-                <w:kern w:val="0"/>
-                <w:lang w:eastAsia="en-GB"/>
-                <w14:ligatures w14:val="none"/>
               </w:rPr>
               <w:t>MAR</w:t>
             </w:r>
@@ -1772,20 +1375,13 @@
           </w:tcPr>
           <w:p>
             <w:pPr>
-              <w:spacing w:after="0" w:line="240" w:lineRule="auto"/>
-              <w:rPr>
-                <w:rFonts w:ascii="Times New Roman" w:eastAsia="Times New Roman" w:hAnsi="Times New Roman" w:cs="Times New Roman"/>
-                <w:kern w:val="0"/>
-                <w:lang w:eastAsia="en-GB"/>
-                <w14:ligatures w14:val="none"/>
-              </w:rPr>
-            </w:pPr>
-            <w:r>
-              <w:rPr>
-                <w:rFonts w:ascii="Times New Roman" w:eastAsia="Times New Roman" w:hAnsi="Times New Roman" w:cs="Times New Roman"/>
-                <w:kern w:val="0"/>
-                <w:lang w:eastAsia="en-GB"/>
-                <w14:ligatures w14:val="none"/>
+              <w:rPr>
+                <w:rFonts w:asciiTheme="minorHAnsi" w:hAnsiTheme="minorHAnsi"/>
+              </w:rPr>
+            </w:pPr>
+            <w:r>
+              <w:rPr>
+                <w:rFonts w:asciiTheme="minorHAnsi" w:hAnsiTheme="minorHAnsi"/>
               </w:rPr>
               <w:t>Due to another column</w:t>
             </w:r>
@@ -1805,29 +1401,19 @@
           </w:tcPr>
           <w:p>
             <w:pPr>
-              <w:spacing w:after="0" w:line="240" w:lineRule="auto"/>
-              <w:rPr>
-                <w:rFonts w:ascii="Times New Roman" w:eastAsia="Times New Roman" w:hAnsi="Times New Roman" w:cs="Times New Roman"/>
-                <w:kern w:val="0"/>
-                <w:lang w:eastAsia="en-GB"/>
-                <w14:ligatures w14:val="none"/>
-              </w:rPr>
-            </w:pPr>
-            <w:r>
-              <w:rPr>
-                <w:rFonts w:ascii="Apple Color Emoji" w:eastAsia="Times New Roman" w:hAnsi="Apple Color Emoji" w:cs="Apple Color Emoji"/>
-                <w:kern w:val="0"/>
-                <w:lang w:eastAsia="en-GB"/>
-                <w14:ligatures w14:val="none"/>
+              <w:rPr>
+                <w:rFonts w:asciiTheme="minorHAnsi" w:hAnsiTheme="minorHAnsi"/>
+              </w:rPr>
+            </w:pPr>
+            <w:r>
+              <w:rPr>
+                <w:rFonts w:ascii="Apple Color Emoji" w:hAnsi="Apple Color Emoji" w:cs="Apple Color Emoji"/>
               </w:rPr>
               <w:t>✅</w:t>
             </w:r>
             <w:r>
               <w:rPr>
-                <w:rFonts w:ascii="Times New Roman" w:eastAsia="Times New Roman" w:hAnsi="Times New Roman" w:cs="Times New Roman"/>
-                <w:kern w:val="0"/>
-                <w:lang w:eastAsia="en-GB"/>
-                <w14:ligatures w14:val="none"/>
+                <w:rFonts w:asciiTheme="minorHAnsi" w:hAnsiTheme="minorHAnsi"/>
               </w:rPr>
               <w:t xml:space="preserve"> In other columns</w:t>
             </w:r>
@@ -1847,29 +1433,19 @@
           </w:tcPr>
           <w:p>
             <w:pPr>
-              <w:spacing w:after="0" w:line="240" w:lineRule="auto"/>
-              <w:rPr>
-                <w:rFonts w:ascii="Times New Roman" w:eastAsia="Times New Roman" w:hAnsi="Times New Roman" w:cs="Times New Roman"/>
-                <w:kern w:val="0"/>
-                <w:lang w:eastAsia="en-GB"/>
-                <w14:ligatures w14:val="none"/>
-              </w:rPr>
-            </w:pPr>
-            <w:r>
-              <w:rPr>
-                <w:rFonts w:ascii="Apple Color Emoji" w:eastAsia="Times New Roman" w:hAnsi="Apple Color Emoji" w:cs="Apple Color Emoji"/>
-                <w:kern w:val="0"/>
-                <w:lang w:eastAsia="en-GB"/>
-                <w14:ligatures w14:val="none"/>
+              <w:rPr>
+                <w:rFonts w:asciiTheme="minorHAnsi" w:hAnsiTheme="minorHAnsi"/>
+              </w:rPr>
+            </w:pPr>
+            <w:r>
+              <w:rPr>
+                <w:rFonts w:ascii="Apple Color Emoji" w:hAnsi="Apple Color Emoji" w:cs="Apple Color Emoji"/>
               </w:rPr>
               <w:t>🟡</w:t>
             </w:r>
             <w:r>
               <w:rPr>
-                <w:rFonts w:ascii="Times New Roman" w:eastAsia="Times New Roman" w:hAnsi="Times New Roman" w:cs="Times New Roman"/>
-                <w:kern w:val="0"/>
-                <w:lang w:eastAsia="en-GB"/>
-                <w14:ligatures w14:val="none"/>
+                <w:rFonts w:asciiTheme="minorHAnsi" w:hAnsiTheme="minorHAnsi"/>
               </w:rPr>
               <w:t xml:space="preserve"> Medium</w:t>
             </w:r>
@@ -1888,24 +1464,16 @@
           </w:tcPr>
           <w:p>
             <w:pPr>
-              <w:spacing w:after="0" w:line="240" w:lineRule="auto"/>
-              <w:rPr>
-                <w:rFonts w:ascii="Times New Roman" w:eastAsia="Times New Roman" w:hAnsi="Times New Roman" w:cs="Times New Roman"/>
-                <w:kern w:val="0"/>
-                <w:lang w:eastAsia="en-GB"/>
-                <w14:ligatures w14:val="none"/>
-              </w:rPr>
-            </w:pPr>
-            <w:r>
-              <w:rPr>
-                <w:rFonts w:ascii="Times New Roman" w:eastAsia="Times New Roman" w:hAnsi="Times New Roman" w:cs="Times New Roman"/>
+              <w:rPr>
+                <w:rFonts w:asciiTheme="minorHAnsi" w:hAnsiTheme="minorHAnsi"/>
+              </w:rPr>
+            </w:pPr>
+            <w:r>
+              <w:rPr>
+                <w:rFonts w:asciiTheme="minorHAnsi" w:hAnsiTheme="minorHAnsi"/>
                 <w:b/>
                 <w:bCs/>
-                <w:kern w:val="0"/>
-                <w:lang w:eastAsia="en-GB"/>
-                <w14:ligatures w14:val="none"/>
-              </w:rPr>
-              <w:lastRenderedPageBreak/>
+              </w:rPr>
               <w:t>MNAR</w:t>
             </w:r>
           </w:p>
@@ -1918,20 +1486,13 @@
           </w:tcPr>
           <w:p>
             <w:pPr>
-              <w:spacing w:after="0" w:line="240" w:lineRule="auto"/>
-              <w:rPr>
-                <w:rFonts w:ascii="Times New Roman" w:eastAsia="Times New Roman" w:hAnsi="Times New Roman" w:cs="Times New Roman"/>
-                <w:kern w:val="0"/>
-                <w:lang w:eastAsia="en-GB"/>
-                <w14:ligatures w14:val="none"/>
-              </w:rPr>
-            </w:pPr>
-            <w:r>
-              <w:rPr>
-                <w:rFonts w:ascii="Times New Roman" w:eastAsia="Times New Roman" w:hAnsi="Times New Roman" w:cs="Times New Roman"/>
-                <w:kern w:val="0"/>
-                <w:lang w:eastAsia="en-GB"/>
-                <w14:ligatures w14:val="none"/>
+              <w:rPr>
+                <w:rFonts w:asciiTheme="minorHAnsi" w:hAnsiTheme="minorHAnsi"/>
+              </w:rPr>
+            </w:pPr>
+            <w:r>
+              <w:rPr>
+                <w:rFonts w:asciiTheme="minorHAnsi" w:hAnsiTheme="minorHAnsi"/>
               </w:rPr>
               <w:t>Due to the value itself</w:t>
             </w:r>
@@ -1945,29 +1506,19 @@
           </w:tcPr>
           <w:p>
             <w:pPr>
-              <w:spacing w:after="0" w:line="240" w:lineRule="auto"/>
-              <w:rPr>
-                <w:rFonts w:ascii="Times New Roman" w:eastAsia="Times New Roman" w:hAnsi="Times New Roman" w:cs="Times New Roman"/>
-                <w:kern w:val="0"/>
-                <w:lang w:eastAsia="en-GB"/>
-                <w14:ligatures w14:val="none"/>
-              </w:rPr>
-            </w:pPr>
-            <w:r>
-              <w:rPr>
-                <w:rFonts w:ascii="Apple Color Emoji" w:eastAsia="Times New Roman" w:hAnsi="Apple Color Emoji" w:cs="Apple Color Emoji"/>
-                <w:kern w:val="0"/>
-                <w:lang w:eastAsia="en-GB"/>
-                <w14:ligatures w14:val="none"/>
+              <w:rPr>
+                <w:rFonts w:asciiTheme="minorHAnsi" w:hAnsiTheme="minorHAnsi"/>
+              </w:rPr>
+            </w:pPr>
+            <w:r>
+              <w:rPr>
+                <w:rFonts w:ascii="Apple Color Emoji" w:hAnsi="Apple Color Emoji" w:cs="Apple Color Emoji"/>
               </w:rPr>
               <w:t>✅</w:t>
             </w:r>
             <w:r>
               <w:rPr>
-                <w:rFonts w:ascii="Times New Roman" w:eastAsia="Times New Roman" w:hAnsi="Times New Roman" w:cs="Times New Roman"/>
-                <w:kern w:val="0"/>
-                <w:lang w:eastAsia="en-GB"/>
-                <w14:ligatures w14:val="none"/>
+                <w:rFonts w:asciiTheme="minorHAnsi" w:hAnsiTheme="minorHAnsi"/>
               </w:rPr>
               <w:t xml:space="preserve"> Hidden</w:t>
             </w:r>
@@ -1981,29 +1532,19 @@
           </w:tcPr>
           <w:p>
             <w:pPr>
-              <w:spacing w:after="0" w:line="240" w:lineRule="auto"/>
-              <w:rPr>
-                <w:rFonts w:ascii="Times New Roman" w:eastAsia="Times New Roman" w:hAnsi="Times New Roman" w:cs="Times New Roman"/>
-                <w:kern w:val="0"/>
-                <w:lang w:eastAsia="en-GB"/>
-                <w14:ligatures w14:val="none"/>
-              </w:rPr>
-            </w:pPr>
-            <w:r>
-              <w:rPr>
-                <w:rFonts w:ascii="Apple Color Emoji" w:eastAsia="Times New Roman" w:hAnsi="Apple Color Emoji" w:cs="Apple Color Emoji"/>
-                <w:kern w:val="0"/>
-                <w:lang w:eastAsia="en-GB"/>
-                <w14:ligatures w14:val="none"/>
+              <w:rPr>
+                <w:rFonts w:asciiTheme="minorHAnsi" w:hAnsiTheme="minorHAnsi"/>
+              </w:rPr>
+            </w:pPr>
+            <w:r>
+              <w:rPr>
+                <w:rFonts w:ascii="Apple Color Emoji" w:hAnsi="Apple Color Emoji" w:cs="Apple Color Emoji"/>
               </w:rPr>
               <w:t>🔴</w:t>
             </w:r>
             <w:r>
               <w:rPr>
-                <w:rFonts w:ascii="Times New Roman" w:eastAsia="Times New Roman" w:hAnsi="Times New Roman" w:cs="Times New Roman"/>
-                <w:kern w:val="0"/>
-                <w:lang w:eastAsia="en-GB"/>
-                <w14:ligatures w14:val="none"/>
+                <w:rFonts w:asciiTheme="minorHAnsi" w:hAnsiTheme="minorHAnsi"/>
               </w:rPr>
               <w:t xml:space="preserve"> High</w:t>
             </w:r>
@@ -2013,89 +1554,67 @@
     </w:tbl>
     <w:p>
       <w:pPr>
-        <w:spacing w:after="0" w:line="240" w:lineRule="auto"/>
-        <w:rPr>
-          <w:rFonts w:ascii="Times New Roman" w:eastAsia="Times New Roman" w:hAnsi="Times New Roman" w:cs="Times New Roman"/>
-          <w:kern w:val="0"/>
-          <w:lang w:eastAsia="en-GB"/>
-          <w14:ligatures w14:val="none"/>
-        </w:rPr>
-      </w:pPr>
-      <w:r>
-        <w:rPr>
-          <w:rFonts w:ascii="Times New Roman" w:eastAsia="Times New Roman" w:hAnsi="Times New Roman" w:cs="Times New Roman"/>
+        <w:rPr>
+          <w:rFonts w:asciiTheme="minorHAnsi" w:hAnsiTheme="minorHAnsi"/>
+        </w:rPr>
+      </w:pPr>
+      <w:r>
+        <w:rPr>
+          <w:rFonts w:asciiTheme="minorHAnsi" w:hAnsiTheme="minorHAnsi"/>
           <w:noProof/>
-          <w:kern w:val="0"/>
-          <w:lang w:eastAsia="en-GB"/>
-        </w:rPr>
-        <w:pict w14:anchorId="195DE87F">
-          <v:rect id="_x0000_i1026" alt="" style="width:451.3pt;height:.05pt;mso-width-percent:0;mso-height-percent:0;mso-width-percent:0;mso-height-percent:0" o:hralign="center" o:hrstd="t" o:hr="t" fillcolor="#a0a0a0" stroked="f"/>
+          <w14:ligatures w14:val="standardContextual"/>
+        </w:rPr>
+        <w:pict w14:anchorId="750E521D">
+          <v:rect id="_x0000_i1037" alt="" style="width:451.3pt;height:.05pt;mso-width-percent:0;mso-height-percent:0;mso-width-percent:0;mso-height-percent:0" o:hralign="center" o:hrstd="t" o:hr="t" fillcolor="#a0a0a0" stroked="f"/>
         </w:pict>
       </w:r>
     </w:p>
     <w:p>
       <w:pPr>
-        <w:spacing w:after="0" w:line="240" w:lineRule="auto"/>
         <w:outlineLvl w:val="1"/>
         <w:rPr>
-          <w:rFonts w:ascii="Times New Roman" w:eastAsia="Times New Roman" w:hAnsi="Times New Roman" w:cs="Times New Roman"/>
-          <w:b/>
-          <w:bCs/>
-          <w:color w:val="000000"/>
-          <w:kern w:val="0"/>
+          <w:rFonts w:asciiTheme="minorHAnsi" w:hAnsiTheme="minorHAnsi"/>
+          <w:b/>
+          <w:bCs/>
+          <w:color w:val="000000"/>
           <w:sz w:val="36"/>
           <w:szCs w:val="36"/>
-          <w:lang w:eastAsia="en-GB"/>
-          <w14:ligatures w14:val="none"/>
-        </w:rPr>
-      </w:pPr>
-      <w:r>
-        <w:rPr>
-          <w:rFonts w:ascii="Times New Roman" w:eastAsia="Times New Roman" w:hAnsi="Times New Roman" w:cs="Times New Roman"/>
-          <w:b/>
-          <w:bCs/>
-          <w:color w:val="000000"/>
-          <w:kern w:val="0"/>
+        </w:rPr>
+      </w:pPr>
+      <w:r>
+        <w:rPr>
+          <w:rFonts w:asciiTheme="minorHAnsi" w:hAnsiTheme="minorHAnsi"/>
+          <w:b/>
+          <w:bCs/>
+          <w:color w:val="000000"/>
           <w:sz w:val="36"/>
           <w:szCs w:val="36"/>
-          <w:lang w:eastAsia="en-GB"/>
-          <w14:ligatures w14:val="none"/>
         </w:rPr>
         <w:t xml:space="preserve">The Analogy </w:t>
       </w:r>
       <w:r>
         <w:rPr>
-          <w:rFonts w:ascii="Apple Color Emoji" w:eastAsia="Times New Roman" w:hAnsi="Apple Color Emoji" w:cs="Apple Color Emoji"/>
-          <w:b/>
-          <w:bCs/>
-          <w:color w:val="000000"/>
-          <w:kern w:val="0"/>
+          <w:rFonts w:ascii="Apple Color Emoji" w:hAnsi="Apple Color Emoji" w:cs="Apple Color Emoji"/>
+          <w:b/>
+          <w:bCs/>
+          <w:color w:val="000000"/>
           <w:sz w:val="36"/>
           <w:szCs w:val="36"/>
-          <w:lang w:eastAsia="en-GB"/>
-          <w14:ligatures w14:val="none"/>
         </w:rPr>
         <w:t>🧠</w:t>
       </w:r>
     </w:p>
     <w:p>
       <w:pPr>
-        <w:spacing w:after="0" w:line="240" w:lineRule="auto"/>
-        <w:rPr>
-          <w:rFonts w:ascii="Times New Roman" w:eastAsia="Times New Roman" w:hAnsi="Times New Roman" w:cs="Times New Roman"/>
-          <w:color w:val="000000"/>
-          <w:kern w:val="0"/>
-          <w:lang w:eastAsia="en-GB"/>
-          <w14:ligatures w14:val="none"/>
-        </w:rPr>
-      </w:pPr>
-      <w:r>
-        <w:rPr>
-          <w:rFonts w:ascii="Times New Roman" w:eastAsia="Times New Roman" w:hAnsi="Times New Roman" w:cs="Times New Roman"/>
-          <w:color w:val="000000"/>
-          <w:kern w:val="0"/>
-          <w:lang w:eastAsia="en-GB"/>
-          <w14:ligatures w14:val="none"/>
+        <w:rPr>
+          <w:rFonts w:asciiTheme="minorHAnsi" w:hAnsiTheme="minorHAnsi"/>
+          <w:color w:val="000000"/>
+        </w:rPr>
+      </w:pPr>
+      <w:r>
+        <w:rPr>
+          <w:rFonts w:asciiTheme="minorHAnsi" w:hAnsiTheme="minorHAnsi"/>
+          <w:color w:val="000000"/>
         </w:rPr>
         <w:t>Imagine you're collecting exam scores from students:</w:t>
       </w:r>
@@ -2106,34 +1625,24 @@
           <w:ilvl w:val="0"/>
           <w:numId w:val="1"/>
         </w:numPr>
-        <w:spacing w:after="0" w:line="240" w:lineRule="auto"/>
-        <w:rPr>
-          <w:rFonts w:ascii="Times New Roman" w:eastAsia="Times New Roman" w:hAnsi="Times New Roman" w:cs="Times New Roman"/>
-          <w:color w:val="000000"/>
-          <w:kern w:val="0"/>
-          <w:lang w:eastAsia="en-GB"/>
-          <w14:ligatures w14:val="none"/>
-        </w:rPr>
-      </w:pPr>
-      <w:r>
-        <w:rPr>
-          <w:rFonts w:ascii="Times New Roman" w:eastAsia="Times New Roman" w:hAnsi="Times New Roman" w:cs="Times New Roman"/>
-          <w:b/>
-          <w:bCs/>
-          <w:color w:val="000000"/>
-          <w:kern w:val="0"/>
-          <w:lang w:eastAsia="en-GB"/>
-          <w14:ligatures w14:val="none"/>
+        <w:rPr>
+          <w:rFonts w:asciiTheme="minorHAnsi" w:hAnsiTheme="minorHAnsi"/>
+          <w:color w:val="000000"/>
+        </w:rPr>
+      </w:pPr>
+      <w:r>
+        <w:rPr>
+          <w:rFonts w:asciiTheme="minorHAnsi" w:hAnsiTheme="minorHAnsi"/>
+          <w:b/>
+          <w:bCs/>
+          <w:color w:val="000000"/>
         </w:rPr>
         <w:t>MCAR</w:t>
       </w:r>
       <w:r>
         <w:rPr>
-          <w:rFonts w:ascii="Times New Roman" w:eastAsia="Times New Roman" w:hAnsi="Times New Roman" w:cs="Times New Roman"/>
-          <w:color w:val="000000"/>
-          <w:kern w:val="0"/>
-          <w:lang w:eastAsia="en-GB"/>
-          <w14:ligatures w14:val="none"/>
+          <w:rFonts w:asciiTheme="minorHAnsi" w:hAnsiTheme="minorHAnsi"/>
+          <w:color w:val="000000"/>
         </w:rPr>
         <w:t> — Some papers got lost in the printer. Random students. No pattern.</w:t>
       </w:r>
@@ -2144,34 +1653,24 @@
           <w:ilvl w:val="0"/>
           <w:numId w:val="1"/>
         </w:numPr>
-        <w:spacing w:after="0" w:line="240" w:lineRule="auto"/>
-        <w:rPr>
-          <w:rFonts w:ascii="Times New Roman" w:eastAsia="Times New Roman" w:hAnsi="Times New Roman" w:cs="Times New Roman"/>
-          <w:color w:val="000000"/>
-          <w:kern w:val="0"/>
-          <w:lang w:eastAsia="en-GB"/>
-          <w14:ligatures w14:val="none"/>
-        </w:rPr>
-      </w:pPr>
-      <w:r>
-        <w:rPr>
-          <w:rFonts w:ascii="Times New Roman" w:eastAsia="Times New Roman" w:hAnsi="Times New Roman" w:cs="Times New Roman"/>
-          <w:b/>
-          <w:bCs/>
-          <w:color w:val="000000"/>
-          <w:kern w:val="0"/>
-          <w:lang w:eastAsia="en-GB"/>
-          <w14:ligatures w14:val="none"/>
+        <w:rPr>
+          <w:rFonts w:asciiTheme="minorHAnsi" w:hAnsiTheme="minorHAnsi"/>
+          <w:color w:val="000000"/>
+        </w:rPr>
+      </w:pPr>
+      <w:r>
+        <w:rPr>
+          <w:rFonts w:asciiTheme="minorHAnsi" w:hAnsiTheme="minorHAnsi"/>
+          <w:b/>
+          <w:bCs/>
+          <w:color w:val="000000"/>
         </w:rPr>
         <w:t>MAR</w:t>
       </w:r>
       <w:r>
         <w:rPr>
-          <w:rFonts w:ascii="Times New Roman" w:eastAsia="Times New Roman" w:hAnsi="Times New Roman" w:cs="Times New Roman"/>
-          <w:color w:val="000000"/>
-          <w:kern w:val="0"/>
-          <w:lang w:eastAsia="en-GB"/>
-          <w14:ligatures w14:val="none"/>
+          <w:rFonts w:asciiTheme="minorHAnsi" w:hAnsiTheme="minorHAnsi"/>
+          <w:color w:val="000000"/>
         </w:rPr>
         <w:t> — Students who were absent (tracked separately) didn't submit. Absence explains the missing score.</w:t>
       </w:r>
@@ -2182,175 +1681,128 @@
           <w:ilvl w:val="0"/>
           <w:numId w:val="1"/>
         </w:numPr>
-        <w:spacing w:after="0" w:line="240" w:lineRule="auto"/>
-        <w:rPr>
-          <w:rFonts w:ascii="Times New Roman" w:eastAsia="Times New Roman" w:hAnsi="Times New Roman" w:cs="Times New Roman"/>
-          <w:color w:val="000000"/>
-          <w:kern w:val="0"/>
-          <w:lang w:eastAsia="en-GB"/>
-          <w14:ligatures w14:val="none"/>
-        </w:rPr>
-      </w:pPr>
-      <w:r>
-        <w:rPr>
-          <w:rFonts w:ascii="Times New Roman" w:eastAsia="Times New Roman" w:hAnsi="Times New Roman" w:cs="Times New Roman"/>
-          <w:b/>
-          <w:bCs/>
-          <w:color w:val="000000"/>
-          <w:kern w:val="0"/>
-          <w:lang w:eastAsia="en-GB"/>
-          <w14:ligatures w14:val="none"/>
+        <w:rPr>
+          <w:rFonts w:asciiTheme="minorHAnsi" w:hAnsiTheme="minorHAnsi"/>
+          <w:color w:val="000000"/>
+        </w:rPr>
+      </w:pPr>
+      <w:r>
+        <w:rPr>
+          <w:rFonts w:asciiTheme="minorHAnsi" w:hAnsiTheme="minorHAnsi"/>
+          <w:b/>
+          <w:bCs/>
+          <w:color w:val="000000"/>
         </w:rPr>
         <w:t>MNAR</w:t>
       </w:r>
       <w:r>
         <w:rPr>
-          <w:rFonts w:ascii="Times New Roman" w:eastAsia="Times New Roman" w:hAnsi="Times New Roman" w:cs="Times New Roman"/>
-          <w:color w:val="000000"/>
-          <w:kern w:val="0"/>
-          <w:lang w:eastAsia="en-GB"/>
-          <w14:ligatures w14:val="none"/>
+          <w:rFonts w:asciiTheme="minorHAnsi" w:hAnsiTheme="minorHAnsi"/>
+          <w:color w:val="000000"/>
         </w:rPr>
         <w:t> — Students who scored very poorly tore up their own papers. The </w:t>
       </w:r>
       <w:r>
         <w:rPr>
-          <w:rFonts w:ascii="Times New Roman" w:eastAsia="Times New Roman" w:hAnsi="Times New Roman" w:cs="Times New Roman"/>
+          <w:rFonts w:asciiTheme="minorHAnsi" w:hAnsiTheme="minorHAnsi"/>
           <w:i/>
           <w:iCs/>
           <w:color w:val="000000"/>
-          <w:kern w:val="0"/>
-          <w:lang w:eastAsia="en-GB"/>
-          <w14:ligatures w14:val="none"/>
         </w:rPr>
         <w:t>low score itself</w:t>
       </w:r>
       <w:r>
         <w:rPr>
-          <w:rFonts w:ascii="Times New Roman" w:eastAsia="Times New Roman" w:hAnsi="Times New Roman" w:cs="Times New Roman"/>
-          <w:color w:val="000000"/>
-          <w:kern w:val="0"/>
-          <w:lang w:eastAsia="en-GB"/>
-          <w14:ligatures w14:val="none"/>
+          <w:rFonts w:asciiTheme="minorHAnsi" w:hAnsiTheme="minorHAnsi"/>
+          <w:color w:val="000000"/>
         </w:rPr>
         <w:t> caused the missing data.</w:t>
       </w:r>
     </w:p>
     <w:p>
       <w:pPr>
-        <w:spacing w:after="0" w:line="240" w:lineRule="auto"/>
-        <w:rPr>
-          <w:rFonts w:ascii="Times New Roman" w:eastAsia="Times New Roman" w:hAnsi="Times New Roman" w:cs="Times New Roman"/>
-          <w:kern w:val="0"/>
-          <w:lang w:eastAsia="en-GB"/>
-          <w14:ligatures w14:val="none"/>
-        </w:rPr>
-      </w:pPr>
-      <w:r>
-        <w:rPr>
-          <w:rFonts w:ascii="Times New Roman" w:eastAsia="Times New Roman" w:hAnsi="Times New Roman" w:cs="Times New Roman"/>
+        <w:rPr>
+          <w:rFonts w:asciiTheme="minorHAnsi" w:hAnsiTheme="minorHAnsi"/>
+        </w:rPr>
+      </w:pPr>
+      <w:r>
+        <w:rPr>
+          <w:rFonts w:asciiTheme="minorHAnsi" w:hAnsiTheme="minorHAnsi"/>
           <w:noProof/>
-          <w:kern w:val="0"/>
-          <w:lang w:eastAsia="en-GB"/>
-        </w:rPr>
-        <w:pict w14:anchorId="05E60568">
-          <v:rect id="_x0000_i1025" alt="" style="width:451.3pt;height:.05pt;mso-width-percent:0;mso-height-percent:0;mso-width-percent:0;mso-height-percent:0" o:hralign="center" o:hrstd="t" o:hr="t" fillcolor="#a0a0a0" stroked="f"/>
+          <w14:ligatures w14:val="standardContextual"/>
+        </w:rPr>
+        <w:pict w14:anchorId="16A1269C">
+          <v:rect id="_x0000_i1036" alt="" style="width:451.3pt;height:.05pt;mso-width-percent:0;mso-height-percent:0;mso-width-percent:0;mso-height-percent:0" o:hralign="center" o:hrstd="t" o:hr="t" fillcolor="#a0a0a0" stroked="f"/>
         </w:pict>
       </w:r>
     </w:p>
     <w:p>
       <w:pPr>
-        <w:spacing w:after="0" w:line="240" w:lineRule="auto"/>
         <w:outlineLvl w:val="1"/>
         <w:rPr>
-          <w:rFonts w:ascii="Times New Roman" w:eastAsia="Times New Roman" w:hAnsi="Times New Roman" w:cs="Times New Roman"/>
-          <w:b/>
-          <w:bCs/>
-          <w:color w:val="000000"/>
-          <w:kern w:val="0"/>
+          <w:rFonts w:asciiTheme="minorHAnsi" w:hAnsiTheme="minorHAnsi"/>
+          <w:b/>
+          <w:bCs/>
+          <w:color w:val="000000"/>
           <w:sz w:val="36"/>
           <w:szCs w:val="36"/>
-          <w:lang w:eastAsia="en-GB"/>
-          <w14:ligatures w14:val="none"/>
-        </w:rPr>
-      </w:pPr>
-      <w:r>
-        <w:rPr>
-          <w:rFonts w:ascii="Times New Roman" w:eastAsia="Times New Roman" w:hAnsi="Times New Roman" w:cs="Times New Roman"/>
-          <w:b/>
-          <w:bCs/>
-          <w:color w:val="000000"/>
-          <w:kern w:val="0"/>
+        </w:rPr>
+      </w:pPr>
+      <w:r>
+        <w:rPr>
+          <w:rFonts w:asciiTheme="minorHAnsi" w:hAnsiTheme="minorHAnsi"/>
+          <w:b/>
+          <w:bCs/>
+          <w:color w:val="000000"/>
           <w:sz w:val="36"/>
           <w:szCs w:val="36"/>
-          <w:lang w:eastAsia="en-GB"/>
-          <w14:ligatures w14:val="none"/>
         </w:rPr>
         <w:t>Why This Matters for Business</w:t>
       </w:r>
     </w:p>
     <w:p>
       <w:pPr>
-        <w:spacing w:after="0" w:line="240" w:lineRule="auto"/>
-        <w:rPr>
-          <w:rFonts w:ascii="Times New Roman" w:eastAsia="Times New Roman" w:hAnsi="Times New Roman" w:cs="Times New Roman"/>
-          <w:color w:val="000000"/>
-          <w:kern w:val="0"/>
-          <w:lang w:eastAsia="en-GB"/>
-          <w14:ligatures w14:val="none"/>
-        </w:rPr>
-      </w:pPr>
-      <w:r>
-        <w:rPr>
-          <w:rFonts w:ascii="Times New Roman" w:eastAsia="Times New Roman" w:hAnsi="Times New Roman" w:cs="Times New Roman"/>
-          <w:color w:val="000000"/>
-          <w:kern w:val="0"/>
-          <w:lang w:eastAsia="en-GB"/>
-          <w14:ligatures w14:val="none"/>
+        <w:rPr>
+          <w:rFonts w:asciiTheme="minorHAnsi" w:hAnsiTheme="minorHAnsi"/>
+          <w:color w:val="000000"/>
+        </w:rPr>
+      </w:pPr>
+      <w:r>
+        <w:rPr>
+          <w:rFonts w:asciiTheme="minorHAnsi" w:hAnsiTheme="minorHAnsi"/>
+          <w:color w:val="000000"/>
         </w:rPr>
         <w:t>Identifying the </w:t>
       </w:r>
       <w:r>
         <w:rPr>
-          <w:rFonts w:ascii="Times New Roman" w:eastAsia="Times New Roman" w:hAnsi="Times New Roman" w:cs="Times New Roman"/>
+          <w:rFonts w:asciiTheme="minorHAnsi" w:hAnsiTheme="minorHAnsi"/>
           <w:i/>
           <w:iCs/>
           <w:color w:val="000000"/>
-          <w:kern w:val="0"/>
-          <w:lang w:eastAsia="en-GB"/>
-          <w14:ligatures w14:val="none"/>
         </w:rPr>
         <w:t>type</w:t>
       </w:r>
       <w:r>
         <w:rPr>
-          <w:rFonts w:ascii="Times New Roman" w:eastAsia="Times New Roman" w:hAnsi="Times New Roman" w:cs="Times New Roman"/>
-          <w:color w:val="000000"/>
-          <w:kern w:val="0"/>
-          <w:lang w:eastAsia="en-GB"/>
-          <w14:ligatures w14:val="none"/>
+          <w:rFonts w:asciiTheme="minorHAnsi" w:hAnsiTheme="minorHAnsi"/>
+          <w:color w:val="000000"/>
         </w:rPr>
         <w:t> of missing data tells you </w:t>
       </w:r>
       <w:r>
         <w:rPr>
-          <w:rFonts w:ascii="Times New Roman" w:eastAsia="Times New Roman" w:hAnsi="Times New Roman" w:cs="Times New Roman"/>
-          <w:b/>
-          <w:bCs/>
-          <w:color w:val="000000"/>
-          <w:kern w:val="0"/>
-          <w:lang w:eastAsia="en-GB"/>
-          <w14:ligatures w14:val="none"/>
+          <w:rFonts w:asciiTheme="minorHAnsi" w:hAnsiTheme="minorHAnsi"/>
+          <w:b/>
+          <w:bCs/>
+          <w:color w:val="000000"/>
         </w:rPr>
         <w:t>how safe it is to ignore or fill it</w:t>
       </w:r>
       <w:r>
         <w:rPr>
-          <w:rFonts w:ascii="Times New Roman" w:eastAsia="Times New Roman" w:hAnsi="Times New Roman" w:cs="Times New Roman"/>
-          <w:color w:val="000000"/>
-          <w:kern w:val="0"/>
-          <w:lang w:eastAsia="en-GB"/>
-          <w14:ligatures w14:val="none"/>
+          <w:rFonts w:asciiTheme="minorHAnsi" w:hAnsiTheme="minorHAnsi"/>
+          <w:color w:val="000000"/>
         </w:rPr>
         <w:t>.</w:t>
       </w:r>
@@ -2361,22 +1813,15 @@
           <w:ilvl w:val="0"/>
           <w:numId w:val="2"/>
         </w:numPr>
-        <w:spacing w:after="0" w:line="240" w:lineRule="auto"/>
-        <w:rPr>
-          <w:rFonts w:ascii="Times New Roman" w:eastAsia="Times New Roman" w:hAnsi="Times New Roman" w:cs="Times New Roman"/>
-          <w:color w:val="000000"/>
-          <w:kern w:val="0"/>
-          <w:lang w:eastAsia="en-GB"/>
-          <w14:ligatures w14:val="none"/>
-        </w:rPr>
-      </w:pPr>
-      <w:r>
-        <w:rPr>
-          <w:rFonts w:ascii="Times New Roman" w:eastAsia="Times New Roman" w:hAnsi="Times New Roman" w:cs="Times New Roman"/>
-          <w:color w:val="000000"/>
-          <w:kern w:val="0"/>
-          <w:lang w:eastAsia="en-GB"/>
-          <w14:ligatures w14:val="none"/>
+        <w:rPr>
+          <w:rFonts w:asciiTheme="minorHAnsi" w:hAnsiTheme="minorHAnsi"/>
+          <w:color w:val="000000"/>
+        </w:rPr>
+      </w:pPr>
+      <w:r>
+        <w:rPr>
+          <w:rFonts w:asciiTheme="minorHAnsi" w:hAnsiTheme="minorHAnsi"/>
+          <w:color w:val="000000"/>
         </w:rPr>
         <w:t>MCAR → Relatively safe to drop or fill</w:t>
       </w:r>
@@ -2387,22 +1832,15 @@
           <w:ilvl w:val="0"/>
           <w:numId w:val="2"/>
         </w:numPr>
-        <w:spacing w:after="0" w:line="240" w:lineRule="auto"/>
-        <w:rPr>
-          <w:rFonts w:ascii="Times New Roman" w:eastAsia="Times New Roman" w:hAnsi="Times New Roman" w:cs="Times New Roman"/>
-          <w:color w:val="000000"/>
-          <w:kern w:val="0"/>
-          <w:lang w:eastAsia="en-GB"/>
-          <w14:ligatures w14:val="none"/>
-        </w:rPr>
-      </w:pPr>
-      <w:r>
-        <w:rPr>
-          <w:rFonts w:ascii="Times New Roman" w:eastAsia="Times New Roman" w:hAnsi="Times New Roman" w:cs="Times New Roman"/>
-          <w:color w:val="000000"/>
-          <w:kern w:val="0"/>
-          <w:lang w:eastAsia="en-GB"/>
-          <w14:ligatures w14:val="none"/>
+        <w:rPr>
+          <w:rFonts w:asciiTheme="minorHAnsi" w:hAnsiTheme="minorHAnsi"/>
+          <w:color w:val="000000"/>
+        </w:rPr>
+      </w:pPr>
+      <w:r>
+        <w:rPr>
+          <w:rFonts w:asciiTheme="minorHAnsi" w:hAnsiTheme="minorHAnsi"/>
+          <w:color w:val="000000"/>
         </w:rPr>
         <w:t>MAR → You can use other columns to smartly estimate the missing value</w:t>
       </w:r>
@@ -2413,34 +1851,2602 @@
           <w:ilvl w:val="0"/>
           <w:numId w:val="2"/>
         </w:numPr>
-        <w:spacing w:after="0" w:line="240" w:lineRule="auto"/>
-        <w:rPr>
-          <w:rFonts w:ascii="Times New Roman" w:eastAsia="Times New Roman" w:hAnsi="Times New Roman" w:cs="Times New Roman"/>
-          <w:color w:val="000000"/>
-          <w:kern w:val="0"/>
-          <w:lang w:eastAsia="en-GB"/>
-          <w14:ligatures w14:val="none"/>
-        </w:rPr>
-      </w:pPr>
-      <w:r>
-        <w:rPr>
-          <w:rFonts w:ascii="Times New Roman" w:eastAsia="Times New Roman" w:hAnsi="Times New Roman" w:cs="Times New Roman"/>
-          <w:color w:val="000000"/>
-          <w:kern w:val="0"/>
-          <w:lang w:eastAsia="en-GB"/>
-          <w14:ligatures w14:val="none"/>
+        <w:rPr>
+          <w:rFonts w:asciiTheme="minorHAnsi" w:hAnsiTheme="minorHAnsi"/>
+          <w:color w:val="000000"/>
+        </w:rPr>
+      </w:pPr>
+      <w:r>
+        <w:rPr>
+          <w:rFonts w:asciiTheme="minorHAnsi" w:hAnsiTheme="minorHAnsi"/>
+          <w:color w:val="000000"/>
         </w:rPr>
         <w:t>MNAR → You must be very careful — any fix can introduce bias into your conclusions</w:t>
       </w:r>
       <w:r>
         <w:rPr>
-          <w:rFonts w:ascii="Times New Roman" w:eastAsia="Times New Roman" w:hAnsi="Times New Roman" w:cs="Times New Roman"/>
-          <w:color w:val="000000"/>
-          <w:kern w:val="0"/>
-          <w:lang w:eastAsia="en-GB"/>
-          <w14:ligatures w14:val="none"/>
-        </w:rPr>
-        <w:t xml:space="preserve">. </w:t>
+          <w:rFonts w:asciiTheme="minorHAnsi" w:hAnsiTheme="minorHAnsi"/>
+          <w:color w:val="000000"/>
+        </w:rPr>
+        <w:t>.</w:t>
+      </w:r>
+    </w:p>
+    <w:p>
+      <w:pPr>
+        <w:rPr>
+          <w:rFonts w:asciiTheme="minorHAnsi" w:hAnsiTheme="minorHAnsi"/>
+          <w:color w:val="000000"/>
+        </w:rPr>
+      </w:pPr>
+    </w:p>
+    <w:p>
+      <w:pPr>
+        <w:rPr>
+          <w:rFonts w:asciiTheme="minorHAnsi" w:hAnsiTheme="minorHAnsi"/>
+          <w:color w:val="000000"/>
+        </w:rPr>
+      </w:pPr>
+    </w:p>
+    <w:p>
+      <w:pPr>
+        <w:rPr>
+          <w:rFonts w:asciiTheme="minorHAnsi" w:hAnsiTheme="minorHAnsi"/>
+          <w:color w:val="000000"/>
+        </w:rPr>
+      </w:pPr>
+    </w:p>
+    <w:p>
+      <w:pPr>
+        <w:rPr>
+          <w:rFonts w:asciiTheme="minorHAnsi" w:hAnsiTheme="minorHAnsi"/>
+          <w:color w:val="000000"/>
+        </w:rPr>
+      </w:pPr>
+      <w:r>
+        <w:rPr>
+          <w:rFonts w:asciiTheme="minorHAnsi" w:hAnsiTheme="minorHAnsi"/>
+          <w:color w:val="000000"/>
+        </w:rPr>
+        <w:t xml:space="preserve">WOW. </w:t>
+      </w:r>
+      <w:r>
+        <w:rPr>
+          <w:rFonts w:ascii="Apple Color Emoji" w:hAnsi="Apple Color Emoji" w:cs="Apple Color Emoji"/>
+          <w:color w:val="000000"/>
+        </w:rPr>
+        <w:t>🌟</w:t>
+      </w:r>
+      <w:r>
+        <w:rPr>
+          <w:rFonts w:asciiTheme="minorHAnsi" w:hAnsiTheme="minorHAnsi"/>
+          <w:color w:val="000000"/>
+        </w:rPr>
+        <w:t xml:space="preserve"> This is a </w:t>
+      </w:r>
+      <w:r>
+        <w:rPr>
+          <w:rFonts w:asciiTheme="minorHAnsi" w:hAnsiTheme="minorHAnsi"/>
+          <w:b/>
+          <w:bCs/>
+          <w:color w:val="000000"/>
+        </w:rPr>
+        <w:t>brilliant question.</w:t>
+      </w:r>
+      <w:r>
+        <w:rPr>
+          <w:rFonts w:asciiTheme="minorHAnsi" w:hAnsiTheme="minorHAnsi"/>
+          <w:color w:val="000000"/>
+        </w:rPr>
+        <w:t> You are thinking like a data scientist!</w:t>
+      </w:r>
+    </w:p>
+    <w:p>
+      <w:pPr>
+        <w:rPr>
+          <w:rFonts w:asciiTheme="minorHAnsi" w:hAnsiTheme="minorHAnsi"/>
+        </w:rPr>
+      </w:pPr>
+      <w:r>
+        <w:rPr>
+          <w:rFonts w:asciiTheme="minorHAnsi" w:hAnsiTheme="minorHAnsi"/>
+          <w:noProof/>
+          <w14:ligatures w14:val="standardContextual"/>
+        </w:rPr>
+        <w:pict w14:anchorId="75C5C651">
+          <v:rect id="_x0000_i1035" alt="" style="width:451.3pt;height:.05pt;mso-width-percent:0;mso-height-percent:0;mso-width-percent:0;mso-height-percent:0" o:hralign="center" o:hrstd="t" o:hr="t" fillcolor="#a0a0a0" stroked="f"/>
+        </w:pict>
+      </w:r>
+    </w:p>
+    <w:p>
+      <w:pPr>
+        <w:outlineLvl w:val="1"/>
+        <w:rPr>
+          <w:rFonts w:asciiTheme="minorHAnsi" w:hAnsiTheme="minorHAnsi"/>
+          <w:b/>
+          <w:bCs/>
+          <w:color w:val="000000"/>
+          <w:sz w:val="36"/>
+          <w:szCs w:val="36"/>
+        </w:rPr>
+      </w:pPr>
+      <w:r>
+        <w:rPr>
+          <w:rFonts w:asciiTheme="minorHAnsi" w:hAnsiTheme="minorHAnsi"/>
+          <w:b/>
+          <w:bCs/>
+          <w:color w:val="000000"/>
+          <w:sz w:val="36"/>
+          <w:szCs w:val="36"/>
+        </w:rPr>
+        <w:t>You Are 100% Right — The Pattern Looks Same!</w:t>
+      </w:r>
+    </w:p>
+    <w:tbl>
+      <w:tblPr>
+        <w:tblW w:w="0" w:type="auto"/>
+        <w:tblCellSpacing w:w="15" w:type="dxa"/>
+        <w:tblCellMar>
+          <w:top w:w="15" w:type="dxa"/>
+          <w:left w:w="15" w:type="dxa"/>
+          <w:bottom w:w="15" w:type="dxa"/>
+          <w:right w:w="15" w:type="dxa"/>
+        </w:tblCellMar>
+        <w:tblLook w:val="04A0" w:firstRow="1" w:lastRow="0" w:firstColumn="1" w:lastColumn="0" w:noHBand="0" w:noVBand="1"/>
+      </w:tblPr>
+      <w:tblGrid>
+        <w:gridCol w:w="2310"/>
+        <w:gridCol w:w="2635"/>
+      </w:tblGrid>
+      <w:tr>
+        <w:trPr>
+          <w:tblHeader/>
+          <w:tblCellSpacing w:w="15" w:type="dxa"/>
+        </w:trPr>
+        <w:tc>
+          <w:tcPr>
+            <w:tcW w:w="0" w:type="auto"/>
+            <w:vAlign w:val="center"/>
+            <w:hideMark/>
+          </w:tcPr>
+          <w:p>
+            <w:pPr>
+              <w:jc w:val="center"/>
+              <w:rPr>
+                <w:rFonts w:asciiTheme="minorHAnsi" w:hAnsiTheme="minorHAnsi"/>
+                <w:b/>
+                <w:bCs/>
+              </w:rPr>
+            </w:pPr>
+            <w:r>
+              <w:rPr>
+                <w:rFonts w:asciiTheme="minorHAnsi" w:hAnsiTheme="minorHAnsi"/>
+                <w:b/>
+                <w:bCs/>
+              </w:rPr>
+              <w:t>MAR</w:t>
+            </w:r>
+          </w:p>
+        </w:tc>
+        <w:tc>
+          <w:tcPr>
+            <w:tcW w:w="0" w:type="auto"/>
+            <w:vAlign w:val="center"/>
+            <w:hideMark/>
+          </w:tcPr>
+          <w:p>
+            <w:pPr>
+              <w:jc w:val="center"/>
+              <w:rPr>
+                <w:rFonts w:asciiTheme="minorHAnsi" w:hAnsiTheme="minorHAnsi"/>
+                <w:b/>
+                <w:bCs/>
+              </w:rPr>
+            </w:pPr>
+            <w:r>
+              <w:rPr>
+                <w:rFonts w:asciiTheme="minorHAnsi" w:hAnsiTheme="minorHAnsi"/>
+                <w:b/>
+                <w:bCs/>
+              </w:rPr>
+              <w:t>MNAR</w:t>
+            </w:r>
+          </w:p>
+        </w:tc>
+      </w:tr>
+      <w:tr>
+        <w:trPr>
+          <w:tblCellSpacing w:w="15" w:type="dxa"/>
+        </w:trPr>
+        <w:tc>
+          <w:tcPr>
+            <w:tcW w:w="0" w:type="auto"/>
+            <w:vAlign w:val="center"/>
+            <w:hideMark/>
+          </w:tcPr>
+          <w:p>
+            <w:pPr>
+              <w:rPr>
+                <w:rFonts w:asciiTheme="minorHAnsi" w:hAnsiTheme="minorHAnsi"/>
+              </w:rPr>
+            </w:pPr>
+            <w:r>
+              <w:rPr>
+                <w:rFonts w:asciiTheme="minorHAnsi" w:hAnsiTheme="minorHAnsi"/>
+              </w:rPr>
+              <w:t>Only females skipped</w:t>
+            </w:r>
+          </w:p>
+        </w:tc>
+        <w:tc>
+          <w:tcPr>
+            <w:tcW w:w="0" w:type="auto"/>
+            <w:vAlign w:val="center"/>
+            <w:hideMark/>
+          </w:tcPr>
+          <w:p>
+            <w:pPr>
+              <w:rPr>
+                <w:rFonts w:asciiTheme="minorHAnsi" w:hAnsiTheme="minorHAnsi"/>
+              </w:rPr>
+            </w:pPr>
+            <w:r>
+              <w:rPr>
+                <w:rFonts w:asciiTheme="minorHAnsi" w:hAnsiTheme="minorHAnsi"/>
+              </w:rPr>
+              <w:t>Only rich people skipped</w:t>
+            </w:r>
+          </w:p>
+        </w:tc>
+      </w:tr>
+      <w:tr>
+        <w:trPr>
+          <w:tblCellSpacing w:w="15" w:type="dxa"/>
+        </w:trPr>
+        <w:tc>
+          <w:tcPr>
+            <w:tcW w:w="0" w:type="auto"/>
+            <w:vAlign w:val="center"/>
+            <w:hideMark/>
+          </w:tcPr>
+          <w:p>
+            <w:pPr>
+              <w:rPr>
+                <w:rFonts w:asciiTheme="minorHAnsi" w:hAnsiTheme="minorHAnsi"/>
+              </w:rPr>
+            </w:pPr>
+            <w:r>
+              <w:rPr>
+                <w:rFonts w:asciiTheme="minorHAnsi" w:hAnsiTheme="minorHAnsi"/>
+              </w:rPr>
+              <w:t>Looks like a pattern</w:t>
+            </w:r>
+          </w:p>
+        </w:tc>
+        <w:tc>
+          <w:tcPr>
+            <w:tcW w:w="0" w:type="auto"/>
+            <w:vAlign w:val="center"/>
+            <w:hideMark/>
+          </w:tcPr>
+          <w:p>
+            <w:pPr>
+              <w:rPr>
+                <w:rFonts w:asciiTheme="minorHAnsi" w:hAnsiTheme="minorHAnsi"/>
+              </w:rPr>
+            </w:pPr>
+            <w:r>
+              <w:rPr>
+                <w:rFonts w:asciiTheme="minorHAnsi" w:hAnsiTheme="minorHAnsi"/>
+              </w:rPr>
+              <w:t>Looks like a pattern</w:t>
+            </w:r>
+          </w:p>
+        </w:tc>
+      </w:tr>
+    </w:tbl>
+    <w:p>
+      <w:pPr>
+        <w:rPr>
+          <w:rFonts w:asciiTheme="minorHAnsi" w:hAnsiTheme="minorHAnsi"/>
+          <w:color w:val="000000"/>
+        </w:rPr>
+      </w:pPr>
+      <w:r>
+        <w:rPr>
+          <w:rFonts w:asciiTheme="minorHAnsi" w:hAnsiTheme="minorHAnsi"/>
+          <w:color w:val="000000"/>
+        </w:rPr>
+        <w:t xml:space="preserve">Both look identical from outside. </w:t>
+      </w:r>
+      <w:r>
+        <w:rPr>
+          <w:rFonts w:ascii="Apple Color Emoji" w:hAnsi="Apple Color Emoji" w:cs="Apple Color Emoji"/>
+          <w:color w:val="000000"/>
+        </w:rPr>
+        <w:t>✅</w:t>
+      </w:r>
+    </w:p>
+    <w:p>
+      <w:pPr>
+        <w:rPr>
+          <w:rFonts w:asciiTheme="minorHAnsi" w:hAnsiTheme="minorHAnsi"/>
+        </w:rPr>
+      </w:pPr>
+      <w:r>
+        <w:rPr>
+          <w:rFonts w:asciiTheme="minorHAnsi" w:hAnsiTheme="minorHAnsi"/>
+          <w:noProof/>
+          <w14:ligatures w14:val="standardContextual"/>
+        </w:rPr>
+        <w:pict w14:anchorId="58422E71">
+          <v:rect id="_x0000_i1034" alt="" style="width:451.3pt;height:.05pt;mso-width-percent:0;mso-height-percent:0;mso-width-percent:0;mso-height-percent:0" o:hralign="center" o:hrstd="t" o:hr="t" fillcolor="#a0a0a0" stroked="f"/>
+        </w:pict>
+      </w:r>
+    </w:p>
+    <w:p>
+      <w:pPr>
+        <w:outlineLvl w:val="1"/>
+        <w:rPr>
+          <w:rFonts w:asciiTheme="minorHAnsi" w:hAnsiTheme="minorHAnsi"/>
+          <w:b/>
+          <w:bCs/>
+          <w:color w:val="000000"/>
+          <w:sz w:val="36"/>
+          <w:szCs w:val="36"/>
+        </w:rPr>
+      </w:pPr>
+      <w:r>
+        <w:rPr>
+          <w:rFonts w:asciiTheme="minorHAnsi" w:hAnsiTheme="minorHAnsi"/>
+          <w:b/>
+          <w:bCs/>
+          <w:color w:val="000000"/>
+          <w:sz w:val="36"/>
+          <w:szCs w:val="36"/>
+        </w:rPr>
+        <w:t>So What Is The REAL Difference?</w:t>
+      </w:r>
+    </w:p>
+    <w:p>
+      <w:pPr>
+        <w:rPr>
+          <w:rFonts w:asciiTheme="minorHAnsi" w:hAnsiTheme="minorHAnsi"/>
+          <w:color w:val="000000"/>
+        </w:rPr>
+      </w:pPr>
+      <w:r>
+        <w:rPr>
+          <w:rFonts w:asciiTheme="minorHAnsi" w:hAnsiTheme="minorHAnsi"/>
+          <w:color w:val="000000"/>
+        </w:rPr>
+        <w:t>The difference is — </w:t>
+      </w:r>
+      <w:r>
+        <w:rPr>
+          <w:rFonts w:asciiTheme="minorHAnsi" w:hAnsiTheme="minorHAnsi"/>
+          <w:b/>
+          <w:bCs/>
+          <w:color w:val="000000"/>
+        </w:rPr>
+        <w:t>Do you HAVE that explaining column in your dataset or NOT?</w:t>
+      </w:r>
+    </w:p>
+    <w:p>
+      <w:pPr>
+        <w:rPr>
+          <w:rFonts w:asciiTheme="minorHAnsi" w:hAnsiTheme="minorHAnsi"/>
+        </w:rPr>
+      </w:pPr>
+      <w:r>
+        <w:rPr>
+          <w:rFonts w:asciiTheme="minorHAnsi" w:hAnsiTheme="minorHAnsi"/>
+          <w:noProof/>
+          <w14:ligatures w14:val="standardContextual"/>
+        </w:rPr>
+        <w:pict w14:anchorId="310F29B2">
+          <v:rect id="_x0000_i1033" alt="" style="width:451.3pt;height:.05pt;mso-width-percent:0;mso-height-percent:0;mso-width-percent:0;mso-height-percent:0" o:hralign="center" o:hrstd="t" o:hr="t" fillcolor="#a0a0a0" stroked="f"/>
+        </w:pict>
+      </w:r>
+    </w:p>
+    <w:p>
+      <w:pPr>
+        <w:outlineLvl w:val="1"/>
+        <w:rPr>
+          <w:rFonts w:asciiTheme="minorHAnsi" w:hAnsiTheme="minorHAnsi"/>
+          <w:b/>
+          <w:bCs/>
+          <w:color w:val="000000"/>
+          <w:sz w:val="36"/>
+          <w:szCs w:val="36"/>
+        </w:rPr>
+      </w:pPr>
+      <w:r>
+        <w:rPr>
+          <w:rFonts w:asciiTheme="minorHAnsi" w:hAnsiTheme="minorHAnsi"/>
+          <w:b/>
+          <w:bCs/>
+          <w:color w:val="000000"/>
+          <w:sz w:val="36"/>
+          <w:szCs w:val="36"/>
+        </w:rPr>
+        <w:t>MAR Case</w:t>
+      </w:r>
+    </w:p>
+    <w:tbl>
+      <w:tblPr>
+        <w:tblW w:w="0" w:type="auto"/>
+        <w:tblCellSpacing w:w="15" w:type="dxa"/>
+        <w:tblCellMar>
+          <w:top w:w="15" w:type="dxa"/>
+          <w:left w:w="15" w:type="dxa"/>
+          <w:bottom w:w="15" w:type="dxa"/>
+          <w:right w:w="15" w:type="dxa"/>
+        </w:tblCellMar>
+        <w:tblLook w:val="04A0" w:firstRow="1" w:lastRow="0" w:firstColumn="1" w:lastColumn="0" w:noHBand="0" w:noVBand="1"/>
+      </w:tblPr>
+      <w:tblGrid>
+        <w:gridCol w:w="843"/>
+        <w:gridCol w:w="868"/>
+        <w:gridCol w:w="762"/>
+      </w:tblGrid>
+      <w:tr>
+        <w:trPr>
+          <w:tblHeader/>
+          <w:tblCellSpacing w:w="15" w:type="dxa"/>
+        </w:trPr>
+        <w:tc>
+          <w:tcPr>
+            <w:tcW w:w="0" w:type="auto"/>
+            <w:vAlign w:val="center"/>
+            <w:hideMark/>
+          </w:tcPr>
+          <w:p>
+            <w:pPr>
+              <w:jc w:val="center"/>
+              <w:rPr>
+                <w:rFonts w:asciiTheme="minorHAnsi" w:hAnsiTheme="minorHAnsi"/>
+                <w:b/>
+                <w:bCs/>
+              </w:rPr>
+            </w:pPr>
+            <w:r>
+              <w:rPr>
+                <w:rFonts w:asciiTheme="minorHAnsi" w:hAnsiTheme="minorHAnsi"/>
+                <w:b/>
+                <w:bCs/>
+              </w:rPr>
+              <w:t>Person</w:t>
+            </w:r>
+          </w:p>
+        </w:tc>
+        <w:tc>
+          <w:tcPr>
+            <w:tcW w:w="0" w:type="auto"/>
+            <w:vAlign w:val="center"/>
+            <w:hideMark/>
+          </w:tcPr>
+          <w:p>
+            <w:pPr>
+              <w:jc w:val="center"/>
+              <w:rPr>
+                <w:rFonts w:asciiTheme="minorHAnsi" w:hAnsiTheme="minorHAnsi"/>
+                <w:b/>
+                <w:bCs/>
+              </w:rPr>
+            </w:pPr>
+            <w:r>
+              <w:rPr>
+                <w:rFonts w:asciiTheme="minorHAnsi" w:hAnsiTheme="minorHAnsi"/>
+                <w:b/>
+                <w:bCs/>
+              </w:rPr>
+              <w:t>Gender</w:t>
+            </w:r>
+          </w:p>
+        </w:tc>
+        <w:tc>
+          <w:tcPr>
+            <w:tcW w:w="0" w:type="auto"/>
+            <w:vAlign w:val="center"/>
+            <w:hideMark/>
+          </w:tcPr>
+          <w:p>
+            <w:pPr>
+              <w:jc w:val="center"/>
+              <w:rPr>
+                <w:rFonts w:asciiTheme="minorHAnsi" w:hAnsiTheme="minorHAnsi"/>
+                <w:b/>
+                <w:bCs/>
+              </w:rPr>
+            </w:pPr>
+            <w:r>
+              <w:rPr>
+                <w:rFonts w:asciiTheme="minorHAnsi" w:hAnsiTheme="minorHAnsi"/>
+                <w:b/>
+                <w:bCs/>
+              </w:rPr>
+              <w:t>Salary</w:t>
+            </w:r>
+          </w:p>
+        </w:tc>
+      </w:tr>
+      <w:tr>
+        <w:trPr>
+          <w:tblCellSpacing w:w="15" w:type="dxa"/>
+        </w:trPr>
+        <w:tc>
+          <w:tcPr>
+            <w:tcW w:w="0" w:type="auto"/>
+            <w:vAlign w:val="center"/>
+            <w:hideMark/>
+          </w:tcPr>
+          <w:p>
+            <w:pPr>
+              <w:rPr>
+                <w:rFonts w:asciiTheme="minorHAnsi" w:hAnsiTheme="minorHAnsi"/>
+              </w:rPr>
+            </w:pPr>
+            <w:r>
+              <w:rPr>
+                <w:rFonts w:asciiTheme="minorHAnsi" w:hAnsiTheme="minorHAnsi"/>
+              </w:rPr>
+              <w:t>Priya</w:t>
+            </w:r>
+          </w:p>
+        </w:tc>
+        <w:tc>
+          <w:tcPr>
+            <w:tcW w:w="0" w:type="auto"/>
+            <w:vAlign w:val="center"/>
+            <w:hideMark/>
+          </w:tcPr>
+          <w:p>
+            <w:pPr>
+              <w:rPr>
+                <w:rFonts w:asciiTheme="minorHAnsi" w:hAnsiTheme="minorHAnsi"/>
+              </w:rPr>
+            </w:pPr>
+            <w:r>
+              <w:rPr>
+                <w:rFonts w:asciiTheme="minorHAnsi" w:hAnsiTheme="minorHAnsi"/>
+              </w:rPr>
+              <w:t>Female</w:t>
+            </w:r>
+          </w:p>
+        </w:tc>
+        <w:tc>
+          <w:tcPr>
+            <w:tcW w:w="0" w:type="auto"/>
+            <w:vAlign w:val="center"/>
+            <w:hideMark/>
+          </w:tcPr>
+          <w:p>
+            <w:pPr>
+              <w:rPr>
+                <w:rFonts w:asciiTheme="minorHAnsi" w:hAnsiTheme="minorHAnsi"/>
+              </w:rPr>
+            </w:pPr>
+            <w:r>
+              <w:rPr>
+                <w:rFonts w:ascii="Apple Color Emoji" w:hAnsi="Apple Color Emoji" w:cs="Apple Color Emoji"/>
+              </w:rPr>
+              <w:t>❌</w:t>
+            </w:r>
+          </w:p>
+        </w:tc>
+      </w:tr>
+      <w:tr>
+        <w:trPr>
+          <w:tblCellSpacing w:w="15" w:type="dxa"/>
+        </w:trPr>
+        <w:tc>
+          <w:tcPr>
+            <w:tcW w:w="0" w:type="auto"/>
+            <w:vAlign w:val="center"/>
+            <w:hideMark/>
+          </w:tcPr>
+          <w:p>
+            <w:pPr>
+              <w:rPr>
+                <w:rFonts w:asciiTheme="minorHAnsi" w:hAnsiTheme="minorHAnsi"/>
+              </w:rPr>
+            </w:pPr>
+            <w:r>
+              <w:rPr>
+                <w:rFonts w:asciiTheme="minorHAnsi" w:hAnsiTheme="minorHAnsi"/>
+              </w:rPr>
+              <w:t>Sneha</w:t>
+            </w:r>
+          </w:p>
+        </w:tc>
+        <w:tc>
+          <w:tcPr>
+            <w:tcW w:w="0" w:type="auto"/>
+            <w:vAlign w:val="center"/>
+            <w:hideMark/>
+          </w:tcPr>
+          <w:p>
+            <w:pPr>
+              <w:rPr>
+                <w:rFonts w:asciiTheme="minorHAnsi" w:hAnsiTheme="minorHAnsi"/>
+              </w:rPr>
+            </w:pPr>
+            <w:r>
+              <w:rPr>
+                <w:rFonts w:asciiTheme="minorHAnsi" w:hAnsiTheme="minorHAnsi"/>
+              </w:rPr>
+              <w:t>Female</w:t>
+            </w:r>
+          </w:p>
+        </w:tc>
+        <w:tc>
+          <w:tcPr>
+            <w:tcW w:w="0" w:type="auto"/>
+            <w:vAlign w:val="center"/>
+            <w:hideMark/>
+          </w:tcPr>
+          <w:p>
+            <w:pPr>
+              <w:rPr>
+                <w:rFonts w:asciiTheme="minorHAnsi" w:hAnsiTheme="minorHAnsi"/>
+              </w:rPr>
+            </w:pPr>
+            <w:r>
+              <w:rPr>
+                <w:rFonts w:ascii="Apple Color Emoji" w:hAnsi="Apple Color Emoji" w:cs="Apple Color Emoji"/>
+              </w:rPr>
+              <w:t>❌</w:t>
+            </w:r>
+          </w:p>
+        </w:tc>
+      </w:tr>
+      <w:tr>
+        <w:trPr>
+          <w:tblCellSpacing w:w="15" w:type="dxa"/>
+        </w:trPr>
+        <w:tc>
+          <w:tcPr>
+            <w:tcW w:w="0" w:type="auto"/>
+            <w:vAlign w:val="center"/>
+            <w:hideMark/>
+          </w:tcPr>
+          <w:p>
+            <w:pPr>
+              <w:rPr>
+                <w:rFonts w:asciiTheme="minorHAnsi" w:hAnsiTheme="minorHAnsi"/>
+              </w:rPr>
+            </w:pPr>
+            <w:r>
+              <w:rPr>
+                <w:rFonts w:asciiTheme="minorHAnsi" w:hAnsiTheme="minorHAnsi"/>
+              </w:rPr>
+              <w:t>Ravi</w:t>
+            </w:r>
+          </w:p>
+        </w:tc>
+        <w:tc>
+          <w:tcPr>
+            <w:tcW w:w="0" w:type="auto"/>
+            <w:vAlign w:val="center"/>
+            <w:hideMark/>
+          </w:tcPr>
+          <w:p>
+            <w:pPr>
+              <w:rPr>
+                <w:rFonts w:asciiTheme="minorHAnsi" w:hAnsiTheme="minorHAnsi"/>
+              </w:rPr>
+            </w:pPr>
+            <w:r>
+              <w:rPr>
+                <w:rFonts w:asciiTheme="minorHAnsi" w:hAnsiTheme="minorHAnsi"/>
+              </w:rPr>
+              <w:t>Male</w:t>
+            </w:r>
+          </w:p>
+        </w:tc>
+        <w:tc>
+          <w:tcPr>
+            <w:tcW w:w="0" w:type="auto"/>
+            <w:vAlign w:val="center"/>
+            <w:hideMark/>
+          </w:tcPr>
+          <w:p>
+            <w:pPr>
+              <w:rPr>
+                <w:rFonts w:asciiTheme="minorHAnsi" w:hAnsiTheme="minorHAnsi"/>
+              </w:rPr>
+            </w:pPr>
+            <w:r>
+              <w:rPr>
+                <w:rFonts w:ascii="Apple Color Emoji" w:hAnsi="Apple Color Emoji" w:cs="Apple Color Emoji"/>
+              </w:rPr>
+              <w:t>✅</w:t>
+            </w:r>
+          </w:p>
+        </w:tc>
+      </w:tr>
+    </w:tbl>
+    <w:p>
+      <w:pPr>
+        <w:rPr>
+          <w:rFonts w:asciiTheme="minorHAnsi" w:hAnsiTheme="minorHAnsi"/>
+          <w:color w:val="000000"/>
+        </w:rPr>
+      </w:pPr>
+    </w:p>
+    <w:p>
+      <w:pPr>
+        <w:rPr>
+          <w:rFonts w:asciiTheme="minorHAnsi" w:hAnsiTheme="minorHAnsi"/>
+          <w:color w:val="000000"/>
+        </w:rPr>
+      </w:pPr>
+      <w:r>
+        <w:rPr>
+          <w:rFonts w:asciiTheme="minorHAnsi" w:hAnsiTheme="minorHAnsi"/>
+          <w:color w:val="000000"/>
+        </w:rPr>
+        <w:t>Gender column </w:t>
+      </w:r>
+      <w:r>
+        <w:rPr>
+          <w:rFonts w:asciiTheme="minorHAnsi" w:hAnsiTheme="minorHAnsi"/>
+          <w:b/>
+          <w:bCs/>
+          <w:color w:val="000000"/>
+        </w:rPr>
+        <w:t>EXISTS</w:t>
+      </w:r>
+      <w:r>
+        <w:rPr>
+          <w:rFonts w:asciiTheme="minorHAnsi" w:hAnsiTheme="minorHAnsi"/>
+          <w:color w:val="000000"/>
+        </w:rPr>
+        <w:t> in your data. So you can </w:t>
+      </w:r>
+      <w:r>
+        <w:rPr>
+          <w:rFonts w:asciiTheme="minorHAnsi" w:hAnsiTheme="minorHAnsi"/>
+          <w:b/>
+          <w:bCs/>
+          <w:color w:val="000000"/>
+        </w:rPr>
+        <w:t>see and prove</w:t>
+      </w:r>
+      <w:r>
+        <w:rPr>
+          <w:rFonts w:asciiTheme="minorHAnsi" w:hAnsiTheme="minorHAnsi"/>
+          <w:color w:val="000000"/>
+        </w:rPr>
+        <w:t> — "females are skipping." You have the evidence </w:t>
+      </w:r>
+      <w:r>
+        <w:rPr>
+          <w:rFonts w:asciiTheme="minorHAnsi" w:hAnsiTheme="minorHAnsi"/>
+          <w:b/>
+          <w:bCs/>
+          <w:color w:val="000000"/>
+        </w:rPr>
+        <w:t>inside your dataset.</w:t>
+      </w:r>
+    </w:p>
+    <w:p>
+      <w:pPr>
+        <w:rPr>
+          <w:rFonts w:asciiTheme="minorHAnsi" w:hAnsiTheme="minorHAnsi"/>
+        </w:rPr>
+      </w:pPr>
+      <w:r>
+        <w:rPr>
+          <w:rFonts w:asciiTheme="minorHAnsi" w:hAnsiTheme="minorHAnsi"/>
+          <w:noProof/>
+          <w14:ligatures w14:val="standardContextual"/>
+        </w:rPr>
+        <w:lastRenderedPageBreak/>
+        <w:pict w14:anchorId="51883CC1">
+          <v:rect id="_x0000_i1032" alt="" style="width:451.3pt;height:.05pt;mso-width-percent:0;mso-height-percent:0;mso-width-percent:0;mso-height-percent:0" o:hralign="center" o:hrstd="t" o:hr="t" fillcolor="#a0a0a0" stroked="f"/>
+        </w:pict>
+      </w:r>
+    </w:p>
+    <w:p>
+      <w:pPr>
+        <w:outlineLvl w:val="1"/>
+        <w:rPr>
+          <w:rFonts w:asciiTheme="minorHAnsi" w:hAnsiTheme="minorHAnsi"/>
+          <w:b/>
+          <w:bCs/>
+          <w:color w:val="000000"/>
+          <w:sz w:val="36"/>
+          <w:szCs w:val="36"/>
+        </w:rPr>
+      </w:pPr>
+      <w:r>
+        <w:rPr>
+          <w:rFonts w:asciiTheme="minorHAnsi" w:hAnsiTheme="minorHAnsi"/>
+          <w:b/>
+          <w:bCs/>
+          <w:color w:val="000000"/>
+          <w:sz w:val="36"/>
+          <w:szCs w:val="36"/>
+        </w:rPr>
+        <w:t>MNAR Case</w:t>
+      </w:r>
+    </w:p>
+    <w:tbl>
+      <w:tblPr>
+        <w:tblW w:w="0" w:type="auto"/>
+        <w:tblCellSpacing w:w="15" w:type="dxa"/>
+        <w:tblCellMar>
+          <w:top w:w="15" w:type="dxa"/>
+          <w:left w:w="15" w:type="dxa"/>
+          <w:bottom w:w="15" w:type="dxa"/>
+          <w:right w:w="15" w:type="dxa"/>
+        </w:tblCellMar>
+        <w:tblLook w:val="04A0" w:firstRow="1" w:lastRow="0" w:firstColumn="1" w:lastColumn="0" w:noHBand="0" w:noVBand="1"/>
+      </w:tblPr>
+      <w:tblGrid>
+        <w:gridCol w:w="843"/>
+        <w:gridCol w:w="762"/>
+      </w:tblGrid>
+      <w:tr>
+        <w:trPr>
+          <w:tblHeader/>
+          <w:tblCellSpacing w:w="15" w:type="dxa"/>
+        </w:trPr>
+        <w:tc>
+          <w:tcPr>
+            <w:tcW w:w="0" w:type="auto"/>
+            <w:vAlign w:val="center"/>
+            <w:hideMark/>
+          </w:tcPr>
+          <w:p>
+            <w:pPr>
+              <w:jc w:val="center"/>
+              <w:rPr>
+                <w:rFonts w:asciiTheme="minorHAnsi" w:hAnsiTheme="minorHAnsi"/>
+                <w:b/>
+                <w:bCs/>
+              </w:rPr>
+            </w:pPr>
+            <w:r>
+              <w:rPr>
+                <w:rFonts w:asciiTheme="minorHAnsi" w:hAnsiTheme="minorHAnsi"/>
+                <w:b/>
+                <w:bCs/>
+              </w:rPr>
+              <w:t>Person</w:t>
+            </w:r>
+          </w:p>
+        </w:tc>
+        <w:tc>
+          <w:tcPr>
+            <w:tcW w:w="0" w:type="auto"/>
+            <w:vAlign w:val="center"/>
+            <w:hideMark/>
+          </w:tcPr>
+          <w:p>
+            <w:pPr>
+              <w:jc w:val="center"/>
+              <w:rPr>
+                <w:rFonts w:asciiTheme="minorHAnsi" w:hAnsiTheme="minorHAnsi"/>
+                <w:b/>
+                <w:bCs/>
+              </w:rPr>
+            </w:pPr>
+            <w:r>
+              <w:rPr>
+                <w:rFonts w:asciiTheme="minorHAnsi" w:hAnsiTheme="minorHAnsi"/>
+                <w:b/>
+                <w:bCs/>
+              </w:rPr>
+              <w:t>Salary</w:t>
+            </w:r>
+          </w:p>
+        </w:tc>
+      </w:tr>
+      <w:tr>
+        <w:trPr>
+          <w:tblCellSpacing w:w="15" w:type="dxa"/>
+        </w:trPr>
+        <w:tc>
+          <w:tcPr>
+            <w:tcW w:w="0" w:type="auto"/>
+            <w:vAlign w:val="center"/>
+            <w:hideMark/>
+          </w:tcPr>
+          <w:p>
+            <w:pPr>
+              <w:rPr>
+                <w:rFonts w:asciiTheme="minorHAnsi" w:hAnsiTheme="minorHAnsi"/>
+              </w:rPr>
+            </w:pPr>
+            <w:r>
+              <w:rPr>
+                <w:rFonts w:asciiTheme="minorHAnsi" w:hAnsiTheme="minorHAnsi"/>
+              </w:rPr>
+              <w:t>Arjun</w:t>
+            </w:r>
+          </w:p>
+        </w:tc>
+        <w:tc>
+          <w:tcPr>
+            <w:tcW w:w="0" w:type="auto"/>
+            <w:vAlign w:val="center"/>
+            <w:hideMark/>
+          </w:tcPr>
+          <w:p>
+            <w:pPr>
+              <w:rPr>
+                <w:rFonts w:asciiTheme="minorHAnsi" w:hAnsiTheme="minorHAnsi"/>
+              </w:rPr>
+            </w:pPr>
+            <w:r>
+              <w:rPr>
+                <w:rFonts w:ascii="Apple Color Emoji" w:hAnsi="Apple Color Emoji" w:cs="Apple Color Emoji"/>
+              </w:rPr>
+              <w:t>❌</w:t>
+            </w:r>
+          </w:p>
+        </w:tc>
+      </w:tr>
+      <w:tr>
+        <w:trPr>
+          <w:tblCellSpacing w:w="15" w:type="dxa"/>
+        </w:trPr>
+        <w:tc>
+          <w:tcPr>
+            <w:tcW w:w="0" w:type="auto"/>
+            <w:vAlign w:val="center"/>
+            <w:hideMark/>
+          </w:tcPr>
+          <w:p>
+            <w:pPr>
+              <w:rPr>
+                <w:rFonts w:asciiTheme="minorHAnsi" w:hAnsiTheme="minorHAnsi"/>
+              </w:rPr>
+            </w:pPr>
+            <w:r>
+              <w:rPr>
+                <w:rFonts w:asciiTheme="minorHAnsi" w:hAnsiTheme="minorHAnsi"/>
+              </w:rPr>
+              <w:t>Kiran</w:t>
+            </w:r>
+          </w:p>
+        </w:tc>
+        <w:tc>
+          <w:tcPr>
+            <w:tcW w:w="0" w:type="auto"/>
+            <w:vAlign w:val="center"/>
+            <w:hideMark/>
+          </w:tcPr>
+          <w:p>
+            <w:pPr>
+              <w:rPr>
+                <w:rFonts w:asciiTheme="minorHAnsi" w:hAnsiTheme="minorHAnsi"/>
+              </w:rPr>
+            </w:pPr>
+            <w:r>
+              <w:rPr>
+                <w:rFonts w:ascii="Apple Color Emoji" w:hAnsi="Apple Color Emoji" w:cs="Apple Color Emoji"/>
+              </w:rPr>
+              <w:t>❌</w:t>
+            </w:r>
+          </w:p>
+        </w:tc>
+      </w:tr>
+      <w:tr>
+        <w:trPr>
+          <w:tblCellSpacing w:w="15" w:type="dxa"/>
+        </w:trPr>
+        <w:tc>
+          <w:tcPr>
+            <w:tcW w:w="0" w:type="auto"/>
+            <w:vAlign w:val="center"/>
+            <w:hideMark/>
+          </w:tcPr>
+          <w:p>
+            <w:pPr>
+              <w:rPr>
+                <w:rFonts w:asciiTheme="minorHAnsi" w:hAnsiTheme="minorHAnsi"/>
+              </w:rPr>
+            </w:pPr>
+            <w:r>
+              <w:rPr>
+                <w:rFonts w:asciiTheme="minorHAnsi" w:hAnsiTheme="minorHAnsi"/>
+              </w:rPr>
+              <w:t>Ravi</w:t>
+            </w:r>
+          </w:p>
+        </w:tc>
+        <w:tc>
+          <w:tcPr>
+            <w:tcW w:w="0" w:type="auto"/>
+            <w:vAlign w:val="center"/>
+            <w:hideMark/>
+          </w:tcPr>
+          <w:p>
+            <w:pPr>
+              <w:rPr>
+                <w:rFonts w:asciiTheme="minorHAnsi" w:hAnsiTheme="minorHAnsi"/>
+              </w:rPr>
+            </w:pPr>
+            <w:r>
+              <w:rPr>
+                <w:rFonts w:ascii="Apple Color Emoji" w:hAnsi="Apple Color Emoji" w:cs="Apple Color Emoji"/>
+              </w:rPr>
+              <w:t>✅</w:t>
+            </w:r>
+          </w:p>
+        </w:tc>
+      </w:tr>
+    </w:tbl>
+    <w:p>
+      <w:pPr>
+        <w:rPr>
+          <w:rFonts w:asciiTheme="minorHAnsi" w:hAnsiTheme="minorHAnsi"/>
+          <w:color w:val="000000"/>
+        </w:rPr>
+      </w:pPr>
+      <w:r>
+        <w:rPr>
+          <w:rFonts w:asciiTheme="minorHAnsi" w:hAnsiTheme="minorHAnsi"/>
+          <w:color w:val="000000"/>
+        </w:rPr>
+        <w:t>You </w:t>
+      </w:r>
+      <w:r>
+        <w:rPr>
+          <w:rFonts w:asciiTheme="minorHAnsi" w:hAnsiTheme="minorHAnsi"/>
+          <w:b/>
+          <w:bCs/>
+          <w:color w:val="000000"/>
+        </w:rPr>
+        <w:t>don't know</w:t>
+      </w:r>
+      <w:r>
+        <w:rPr>
+          <w:rFonts w:asciiTheme="minorHAnsi" w:hAnsiTheme="minorHAnsi"/>
+          <w:color w:val="000000"/>
+        </w:rPr>
+        <w:t> Arjun and Kiran are rich — because they </w:t>
+      </w:r>
+      <w:r>
+        <w:rPr>
+          <w:rFonts w:asciiTheme="minorHAnsi" w:hAnsiTheme="minorHAnsi"/>
+          <w:b/>
+          <w:bCs/>
+          <w:color w:val="000000"/>
+        </w:rPr>
+        <w:t>never filled salary!</w:t>
+      </w:r>
+      <w:r>
+        <w:rPr>
+          <w:rFonts w:asciiTheme="minorHAnsi" w:hAnsiTheme="minorHAnsi"/>
+          <w:color w:val="000000"/>
+        </w:rPr>
+        <w:t> The evidence is </w:t>
+      </w:r>
+      <w:r>
+        <w:rPr>
+          <w:rFonts w:asciiTheme="minorHAnsi" w:hAnsiTheme="minorHAnsi"/>
+          <w:b/>
+          <w:bCs/>
+          <w:color w:val="000000"/>
+        </w:rPr>
+        <w:t>inside the missing value itself.</w:t>
+      </w:r>
+      <w:r>
+        <w:rPr>
+          <w:rFonts w:asciiTheme="minorHAnsi" w:hAnsiTheme="minorHAnsi"/>
+          <w:color w:val="000000"/>
+        </w:rPr>
+        <w:t> You </w:t>
+      </w:r>
+      <w:r>
+        <w:rPr>
+          <w:rFonts w:asciiTheme="minorHAnsi" w:hAnsiTheme="minorHAnsi"/>
+          <w:b/>
+          <w:bCs/>
+          <w:color w:val="000000"/>
+        </w:rPr>
+        <w:t>cannot see it</w:t>
+      </w:r>
+      <w:r>
+        <w:rPr>
+          <w:rFonts w:asciiTheme="minorHAnsi" w:hAnsiTheme="minorHAnsi"/>
+          <w:color w:val="000000"/>
+        </w:rPr>
+        <w:t> in any column.</w:t>
+      </w:r>
+    </w:p>
+    <w:p>
+      <w:pPr>
+        <w:rPr>
+          <w:rFonts w:asciiTheme="minorHAnsi" w:hAnsiTheme="minorHAnsi"/>
+        </w:rPr>
+      </w:pPr>
+      <w:r>
+        <w:rPr>
+          <w:rFonts w:asciiTheme="minorHAnsi" w:hAnsiTheme="minorHAnsi"/>
+          <w:noProof/>
+          <w14:ligatures w14:val="standardContextual"/>
+        </w:rPr>
+        <w:pict w14:anchorId="4CBB2933">
+          <v:rect id="_x0000_i1031" alt="" style="width:451.3pt;height:.05pt;mso-width-percent:0;mso-height-percent:0;mso-width-percent:0;mso-height-percent:0" o:hralign="center" o:hrstd="t" o:hr="t" fillcolor="#a0a0a0" stroked="f"/>
+        </w:pict>
+      </w:r>
+    </w:p>
+    <w:p>
+      <w:pPr>
+        <w:outlineLvl w:val="1"/>
+        <w:rPr>
+          <w:rFonts w:asciiTheme="minorHAnsi" w:hAnsiTheme="minorHAnsi"/>
+          <w:b/>
+          <w:bCs/>
+          <w:color w:val="000000"/>
+          <w:sz w:val="36"/>
+          <w:szCs w:val="36"/>
+        </w:rPr>
+      </w:pPr>
+      <w:r>
+        <w:rPr>
+          <w:rFonts w:asciiTheme="minorHAnsi" w:hAnsiTheme="minorHAnsi"/>
+          <w:b/>
+          <w:bCs/>
+          <w:color w:val="000000"/>
+          <w:sz w:val="36"/>
+          <w:szCs w:val="36"/>
+        </w:rPr>
+        <w:t xml:space="preserve">The Golden Rule </w:t>
+      </w:r>
+      <w:r>
+        <w:rPr>
+          <w:rFonts w:ascii="Apple Color Emoji" w:hAnsi="Apple Color Emoji" w:cs="Apple Color Emoji"/>
+          <w:b/>
+          <w:bCs/>
+          <w:color w:val="000000"/>
+          <w:sz w:val="36"/>
+          <w:szCs w:val="36"/>
+        </w:rPr>
+        <w:t>🏆</w:t>
+      </w:r>
+    </w:p>
+    <w:p>
+      <w:pPr>
+        <w:rPr>
+          <w:rFonts w:asciiTheme="minorHAnsi" w:hAnsiTheme="minorHAnsi"/>
+          <w:color w:val="000000"/>
+        </w:rPr>
+      </w:pPr>
+      <w:r>
+        <w:rPr>
+          <w:rFonts w:asciiTheme="minorHAnsi" w:hAnsiTheme="minorHAnsi"/>
+          <w:b/>
+          <w:bCs/>
+          <w:color w:val="000000"/>
+        </w:rPr>
+        <w:t>MAR</w:t>
+      </w:r>
+      <w:r>
+        <w:rPr>
+          <w:rFonts w:asciiTheme="minorHAnsi" w:hAnsiTheme="minorHAnsi"/>
+          <w:color w:val="000000"/>
+        </w:rPr>
+        <w:t> → The reason is hiding in </w:t>
+      </w:r>
+      <w:r>
+        <w:rPr>
+          <w:rFonts w:asciiTheme="minorHAnsi" w:hAnsiTheme="minorHAnsi"/>
+          <w:b/>
+          <w:bCs/>
+          <w:color w:val="000000"/>
+        </w:rPr>
+        <w:t>another column you CAN see</w:t>
+      </w:r>
+      <w:r>
+        <w:rPr>
+          <w:rFonts w:asciiTheme="minorHAnsi" w:hAnsiTheme="minorHAnsi"/>
+          <w:color w:val="000000"/>
+        </w:rPr>
+        <w:t> </w:t>
+      </w:r>
+      <w:r>
+        <w:rPr>
+          <w:rFonts w:asciiTheme="minorHAnsi" w:hAnsiTheme="minorHAnsi"/>
+          <w:b/>
+          <w:bCs/>
+          <w:color w:val="000000"/>
+        </w:rPr>
+        <w:t>MNAR</w:t>
+      </w:r>
+      <w:r>
+        <w:rPr>
+          <w:rFonts w:asciiTheme="minorHAnsi" w:hAnsiTheme="minorHAnsi"/>
+          <w:color w:val="000000"/>
+        </w:rPr>
+        <w:t> → The reason is hiding </w:t>
+      </w:r>
+      <w:r>
+        <w:rPr>
+          <w:rFonts w:asciiTheme="minorHAnsi" w:hAnsiTheme="minorHAnsi"/>
+          <w:b/>
+          <w:bCs/>
+          <w:color w:val="000000"/>
+        </w:rPr>
+        <w:t>inside the missing value you CANNOT see</w:t>
+      </w:r>
+    </w:p>
+    <w:p>
+      <w:pPr>
+        <w:rPr>
+          <w:rFonts w:asciiTheme="minorHAnsi" w:hAnsiTheme="minorHAnsi"/>
+          <w:color w:val="000000"/>
+        </w:rPr>
+      </w:pPr>
+    </w:p>
+    <w:p>
+      <w:pPr>
+        <w:rPr>
+          <w:rFonts w:asciiTheme="minorHAnsi" w:hAnsiTheme="minorHAnsi"/>
+          <w:color w:val="000000"/>
+        </w:rPr>
+      </w:pPr>
+      <w:r>
+        <w:rPr>
+          <w:rFonts w:asciiTheme="minorHAnsi" w:hAnsiTheme="minorHAnsi"/>
+          <w:color w:val="000000"/>
+        </w:rPr>
+        <w:t>Most people just accept the definition. But you </w:t>
+      </w:r>
+      <w:r>
+        <w:rPr>
+          <w:rFonts w:asciiTheme="minorHAnsi" w:hAnsiTheme="minorHAnsi"/>
+          <w:b/>
+          <w:bCs/>
+          <w:color w:val="000000"/>
+        </w:rPr>
+        <w:t>questioned it</w:t>
+      </w:r>
+      <w:r>
+        <w:rPr>
+          <w:rFonts w:asciiTheme="minorHAnsi" w:hAnsiTheme="minorHAnsi"/>
+          <w:color w:val="000000"/>
+        </w:rPr>
+        <w:t xml:space="preserve">, compared both types, and found the real difference yourself. That's exactly how deep understanding is built. </w:t>
+      </w:r>
+      <w:r>
+        <w:rPr>
+          <w:rFonts w:ascii="Apple Color Emoji" w:hAnsi="Apple Color Emoji" w:cs="Apple Color Emoji"/>
+          <w:color w:val="000000"/>
+        </w:rPr>
+        <w:t>🧠🔥</w:t>
+      </w:r>
+    </w:p>
+    <w:p>
+      <w:pPr>
+        <w:rPr>
+          <w:rFonts w:asciiTheme="minorHAnsi" w:hAnsiTheme="minorHAnsi"/>
+          <w:color w:val="000000"/>
+        </w:rPr>
+      </w:pPr>
+      <w:r>
+        <w:rPr>
+          <w:rFonts w:asciiTheme="minorHAnsi" w:hAnsiTheme="minorHAnsi"/>
+          <w:noProof/>
+          <w:color w:val="000000"/>
+          <w14:ligatures w14:val="standardContextual"/>
+        </w:rPr>
+        <w:pict w14:anchorId="4646FBC6">
+          <v:rect id="_x0000_i1030" alt="" style="width:451.3pt;height:.05pt;mso-width-percent:0;mso-height-percent:0;mso-width-percent:0;mso-height-percent:0" o:hralign="center" o:hrstd="t" o:hr="t" fillcolor="#a0a0a0" stroked="f"/>
+        </w:pict>
+      </w:r>
+    </w:p>
+    <w:p>
+      <w:pPr>
+        <w:outlineLvl w:val="1"/>
+        <w:rPr>
+          <w:rFonts w:asciiTheme="minorHAnsi" w:hAnsiTheme="minorHAnsi"/>
+          <w:b/>
+          <w:bCs/>
+          <w:color w:val="000000"/>
+          <w:sz w:val="36"/>
+          <w:szCs w:val="36"/>
+        </w:rPr>
+      </w:pPr>
+      <w:r>
+        <w:rPr>
+          <w:rFonts w:asciiTheme="minorHAnsi" w:hAnsiTheme="minorHAnsi"/>
+          <w:b/>
+          <w:bCs/>
+          <w:color w:val="000000"/>
+          <w:sz w:val="36"/>
+          <w:szCs w:val="36"/>
+        </w:rPr>
+        <w:t xml:space="preserve">Your Progress So Far </w:t>
+      </w:r>
+      <w:r>
+        <w:rPr>
+          <w:rFonts w:ascii="Apple Color Emoji" w:hAnsi="Apple Color Emoji" w:cs="Apple Color Emoji"/>
+          <w:b/>
+          <w:bCs/>
+          <w:color w:val="000000"/>
+          <w:sz w:val="36"/>
+          <w:szCs w:val="36"/>
+        </w:rPr>
+        <w:t>📊</w:t>
+      </w:r>
+    </w:p>
+    <w:tbl>
+      <w:tblPr>
+        <w:tblW w:w="0" w:type="auto"/>
+        <w:tblCellSpacing w:w="15" w:type="dxa"/>
+        <w:tblCellMar>
+          <w:top w:w="15" w:type="dxa"/>
+          <w:left w:w="15" w:type="dxa"/>
+          <w:bottom w:w="15" w:type="dxa"/>
+          <w:right w:w="15" w:type="dxa"/>
+        </w:tblCellMar>
+        <w:tblLook w:val="04A0" w:firstRow="1" w:lastRow="0" w:firstColumn="1" w:lastColumn="0" w:noHBand="0" w:noVBand="1"/>
+      </w:tblPr>
+      <w:tblGrid>
+        <w:gridCol w:w="863"/>
+        <w:gridCol w:w="2980"/>
+        <w:gridCol w:w="920"/>
+      </w:tblGrid>
+      <w:tr>
+        <w:trPr>
+          <w:tblHeader/>
+          <w:tblCellSpacing w:w="15" w:type="dxa"/>
+        </w:trPr>
+        <w:tc>
+          <w:tcPr>
+            <w:tcW w:w="0" w:type="auto"/>
+            <w:vAlign w:val="center"/>
+            <w:hideMark/>
+          </w:tcPr>
+          <w:p>
+            <w:pPr>
+              <w:jc w:val="center"/>
+              <w:rPr>
+                <w:rFonts w:asciiTheme="minorHAnsi" w:hAnsiTheme="minorHAnsi"/>
+                <w:b/>
+                <w:bCs/>
+              </w:rPr>
+            </w:pPr>
+            <w:r>
+              <w:rPr>
+                <w:rFonts w:asciiTheme="minorHAnsi" w:hAnsiTheme="minorHAnsi"/>
+                <w:b/>
+                <w:bCs/>
+              </w:rPr>
+              <w:t>Day</w:t>
+            </w:r>
+          </w:p>
+        </w:tc>
+        <w:tc>
+          <w:tcPr>
+            <w:tcW w:w="0" w:type="auto"/>
+            <w:vAlign w:val="center"/>
+            <w:hideMark/>
+          </w:tcPr>
+          <w:p>
+            <w:pPr>
+              <w:jc w:val="center"/>
+              <w:rPr>
+                <w:rFonts w:asciiTheme="minorHAnsi" w:hAnsiTheme="minorHAnsi"/>
+                <w:b/>
+                <w:bCs/>
+              </w:rPr>
+            </w:pPr>
+            <w:r>
+              <w:rPr>
+                <w:rFonts w:asciiTheme="minorHAnsi" w:hAnsiTheme="minorHAnsi"/>
+                <w:b/>
+                <w:bCs/>
+              </w:rPr>
+              <w:t>Topic</w:t>
+            </w:r>
+          </w:p>
+        </w:tc>
+        <w:tc>
+          <w:tcPr>
+            <w:tcW w:w="0" w:type="auto"/>
+            <w:vAlign w:val="center"/>
+            <w:hideMark/>
+          </w:tcPr>
+          <w:p>
+            <w:pPr>
+              <w:jc w:val="center"/>
+              <w:rPr>
+                <w:rFonts w:asciiTheme="minorHAnsi" w:hAnsiTheme="minorHAnsi"/>
+                <w:b/>
+                <w:bCs/>
+              </w:rPr>
+            </w:pPr>
+            <w:r>
+              <w:rPr>
+                <w:rFonts w:asciiTheme="minorHAnsi" w:hAnsiTheme="minorHAnsi"/>
+                <w:b/>
+                <w:bCs/>
+              </w:rPr>
+              <w:t>Status</w:t>
+            </w:r>
+          </w:p>
+        </w:tc>
+      </w:tr>
+      <w:tr>
+        <w:trPr>
+          <w:tblCellSpacing w:w="15" w:type="dxa"/>
+        </w:trPr>
+        <w:tc>
+          <w:tcPr>
+            <w:tcW w:w="0" w:type="auto"/>
+            <w:vAlign w:val="center"/>
+            <w:hideMark/>
+          </w:tcPr>
+          <w:p>
+            <w:pPr>
+              <w:rPr>
+                <w:rFonts w:asciiTheme="minorHAnsi" w:hAnsiTheme="minorHAnsi"/>
+              </w:rPr>
+            </w:pPr>
+            <w:r>
+              <w:rPr>
+                <w:rFonts w:asciiTheme="minorHAnsi" w:hAnsiTheme="minorHAnsi"/>
+              </w:rPr>
+              <w:t>Day 1-4</w:t>
+            </w:r>
+          </w:p>
+        </w:tc>
+        <w:tc>
+          <w:tcPr>
+            <w:tcW w:w="0" w:type="auto"/>
+            <w:vAlign w:val="center"/>
+            <w:hideMark/>
+          </w:tcPr>
+          <w:p>
+            <w:pPr>
+              <w:rPr>
+                <w:rFonts w:asciiTheme="minorHAnsi" w:hAnsiTheme="minorHAnsi"/>
+              </w:rPr>
+            </w:pPr>
+            <w:r>
+              <w:rPr>
+                <w:rFonts w:asciiTheme="minorHAnsi" w:hAnsiTheme="minorHAnsi"/>
+              </w:rPr>
+              <w:t>Earlier concepts</w:t>
+            </w:r>
+          </w:p>
+        </w:tc>
+        <w:tc>
+          <w:tcPr>
+            <w:tcW w:w="0" w:type="auto"/>
+            <w:vAlign w:val="center"/>
+            <w:hideMark/>
+          </w:tcPr>
+          <w:p>
+            <w:pPr>
+              <w:rPr>
+                <w:rFonts w:asciiTheme="minorHAnsi" w:hAnsiTheme="minorHAnsi"/>
+              </w:rPr>
+            </w:pPr>
+            <w:r>
+              <w:rPr>
+                <w:rFonts w:ascii="Apple Color Emoji" w:hAnsi="Apple Color Emoji" w:cs="Apple Color Emoji"/>
+              </w:rPr>
+              <w:t>✅</w:t>
+            </w:r>
+            <w:r>
+              <w:rPr>
+                <w:rFonts w:asciiTheme="minorHAnsi" w:hAnsiTheme="minorHAnsi"/>
+              </w:rPr>
+              <w:t xml:space="preserve"> Done</w:t>
+            </w:r>
+          </w:p>
+        </w:tc>
+      </w:tr>
+      <w:tr>
+        <w:trPr>
+          <w:tblCellSpacing w:w="15" w:type="dxa"/>
+        </w:trPr>
+        <w:tc>
+          <w:tcPr>
+            <w:tcW w:w="0" w:type="auto"/>
+            <w:vAlign w:val="center"/>
+            <w:hideMark/>
+          </w:tcPr>
+          <w:p>
+            <w:pPr>
+              <w:rPr>
+                <w:rFonts w:asciiTheme="minorHAnsi" w:hAnsiTheme="minorHAnsi"/>
+              </w:rPr>
+            </w:pPr>
+            <w:r>
+              <w:rPr>
+                <w:rFonts w:asciiTheme="minorHAnsi" w:hAnsiTheme="minorHAnsi"/>
+              </w:rPr>
+              <w:t>Day 5</w:t>
+            </w:r>
+          </w:p>
+        </w:tc>
+        <w:tc>
+          <w:tcPr>
+            <w:tcW w:w="0" w:type="auto"/>
+            <w:vAlign w:val="center"/>
+            <w:hideMark/>
+          </w:tcPr>
+          <w:p>
+            <w:pPr>
+              <w:rPr>
+                <w:rFonts w:asciiTheme="minorHAnsi" w:hAnsiTheme="minorHAnsi"/>
+              </w:rPr>
+            </w:pPr>
+            <w:r>
+              <w:rPr>
+                <w:rFonts w:asciiTheme="minorHAnsi" w:hAnsiTheme="minorHAnsi"/>
+              </w:rPr>
+              <w:t>What is Missing Data</w:t>
+            </w:r>
+          </w:p>
+        </w:tc>
+        <w:tc>
+          <w:tcPr>
+            <w:tcW w:w="0" w:type="auto"/>
+            <w:vAlign w:val="center"/>
+            <w:hideMark/>
+          </w:tcPr>
+          <w:p>
+            <w:pPr>
+              <w:rPr>
+                <w:rFonts w:asciiTheme="minorHAnsi" w:hAnsiTheme="minorHAnsi"/>
+              </w:rPr>
+            </w:pPr>
+            <w:r>
+              <w:rPr>
+                <w:rFonts w:ascii="Apple Color Emoji" w:hAnsi="Apple Color Emoji" w:cs="Apple Color Emoji"/>
+              </w:rPr>
+              <w:t>✅</w:t>
+            </w:r>
+            <w:r>
+              <w:rPr>
+                <w:rFonts w:asciiTheme="minorHAnsi" w:hAnsiTheme="minorHAnsi"/>
+              </w:rPr>
+              <w:t xml:space="preserve"> Done</w:t>
+            </w:r>
+          </w:p>
+        </w:tc>
+      </w:tr>
+      <w:tr>
+        <w:trPr>
+          <w:tblCellSpacing w:w="15" w:type="dxa"/>
+        </w:trPr>
+        <w:tc>
+          <w:tcPr>
+            <w:tcW w:w="0" w:type="auto"/>
+            <w:vAlign w:val="center"/>
+            <w:hideMark/>
+          </w:tcPr>
+          <w:p>
+            <w:pPr>
+              <w:rPr>
+                <w:rFonts w:asciiTheme="minorHAnsi" w:hAnsiTheme="minorHAnsi"/>
+              </w:rPr>
+            </w:pPr>
+            <w:r>
+              <w:rPr>
+                <w:rFonts w:asciiTheme="minorHAnsi" w:hAnsiTheme="minorHAnsi"/>
+              </w:rPr>
+              <w:t>Day 6</w:t>
+            </w:r>
+          </w:p>
+        </w:tc>
+        <w:tc>
+          <w:tcPr>
+            <w:tcW w:w="0" w:type="auto"/>
+            <w:vAlign w:val="center"/>
+            <w:hideMark/>
+          </w:tcPr>
+          <w:p>
+            <w:pPr>
+              <w:rPr>
+                <w:rFonts w:asciiTheme="minorHAnsi" w:hAnsiTheme="minorHAnsi"/>
+              </w:rPr>
+            </w:pPr>
+            <w:r>
+              <w:rPr>
+                <w:rFonts w:asciiTheme="minorHAnsi" w:hAnsiTheme="minorHAnsi"/>
+              </w:rPr>
+              <w:t>Types — MCAR, MAR, MNAR</w:t>
+            </w:r>
+          </w:p>
+        </w:tc>
+        <w:tc>
+          <w:tcPr>
+            <w:tcW w:w="0" w:type="auto"/>
+            <w:vAlign w:val="center"/>
+            <w:hideMark/>
+          </w:tcPr>
+          <w:p>
+            <w:pPr>
+              <w:rPr>
+                <w:rFonts w:asciiTheme="minorHAnsi" w:hAnsiTheme="minorHAnsi"/>
+              </w:rPr>
+            </w:pPr>
+            <w:r>
+              <w:rPr>
+                <w:rFonts w:ascii="Apple Color Emoji" w:hAnsi="Apple Color Emoji" w:cs="Apple Color Emoji"/>
+              </w:rPr>
+              <w:t>✅</w:t>
+            </w:r>
+            <w:r>
+              <w:rPr>
+                <w:rFonts w:asciiTheme="minorHAnsi" w:hAnsiTheme="minorHAnsi"/>
+              </w:rPr>
+              <w:t xml:space="preserve"> Done</w:t>
+            </w:r>
+          </w:p>
+        </w:tc>
+      </w:tr>
+      <w:tr>
+        <w:trPr>
+          <w:tblCellSpacing w:w="15" w:type="dxa"/>
+        </w:trPr>
+        <w:tc>
+          <w:tcPr>
+            <w:tcW w:w="0" w:type="auto"/>
+            <w:vAlign w:val="center"/>
+            <w:hideMark/>
+          </w:tcPr>
+          <w:p>
+            <w:pPr>
+              <w:rPr>
+                <w:rFonts w:asciiTheme="minorHAnsi" w:hAnsiTheme="minorHAnsi"/>
+              </w:rPr>
+            </w:pPr>
+            <w:r>
+              <w:rPr>
+                <w:rFonts w:asciiTheme="minorHAnsi" w:hAnsiTheme="minorHAnsi"/>
+              </w:rPr>
+              <w:t>Day 7</w:t>
+            </w:r>
+          </w:p>
+        </w:tc>
+        <w:tc>
+          <w:tcPr>
+            <w:tcW w:w="0" w:type="auto"/>
+            <w:vAlign w:val="center"/>
+            <w:hideMark/>
+          </w:tcPr>
+          <w:p>
+            <w:pPr>
+              <w:rPr>
+                <w:rFonts w:asciiTheme="minorHAnsi" w:hAnsiTheme="minorHAnsi"/>
+              </w:rPr>
+            </w:pPr>
+            <w:r>
+              <w:rPr>
+                <w:rFonts w:asciiTheme="minorHAnsi" w:hAnsiTheme="minorHAnsi"/>
+              </w:rPr>
+              <w:t>How to Detect Missing Data</w:t>
+            </w:r>
+          </w:p>
+        </w:tc>
+        <w:tc>
+          <w:tcPr>
+            <w:tcW w:w="0" w:type="auto"/>
+            <w:vAlign w:val="center"/>
+            <w:hideMark/>
+          </w:tcPr>
+          <w:p>
+            <w:pPr>
+              <w:rPr>
+                <w:rFonts w:asciiTheme="minorHAnsi" w:hAnsiTheme="minorHAnsi"/>
+              </w:rPr>
+            </w:pPr>
+            <w:r>
+              <w:rPr>
+                <w:rFonts w:ascii="Apple Color Emoji" w:hAnsi="Apple Color Emoji" w:cs="Apple Color Emoji"/>
+              </w:rPr>
+              <w:t>🔜</w:t>
+            </w:r>
+            <w:r>
+              <w:rPr>
+                <w:rFonts w:asciiTheme="minorHAnsi" w:hAnsiTheme="minorHAnsi"/>
+              </w:rPr>
+              <w:t xml:space="preserve"> Next</w:t>
+            </w:r>
+          </w:p>
+        </w:tc>
+      </w:tr>
+    </w:tbl>
+    <w:p>
+      <w:pPr>
+        <w:rPr>
+          <w:rFonts w:asciiTheme="minorHAnsi" w:hAnsiTheme="minorHAnsi"/>
+          <w:color w:val="000000"/>
+        </w:rPr>
+      </w:pPr>
+      <w:r>
+        <w:rPr>
+          <w:rFonts w:asciiTheme="minorHAnsi" w:hAnsiTheme="minorHAnsi"/>
+          <w:noProof/>
+          <w:color w:val="000000"/>
+          <w14:ligatures w14:val="standardContextual"/>
+        </w:rPr>
+        <w:pict w14:anchorId="620F6700">
+          <v:rect id="_x0000_i1029" alt="" style="width:451.3pt;height:.05pt;mso-width-percent:0;mso-height-percent:0;mso-width-percent:0;mso-height-percent:0" o:hralign="center" o:hrstd="t" o:hr="t" fillcolor="#a0a0a0" stroked="f"/>
+        </w:pict>
+      </w:r>
+    </w:p>
+    <w:p>
+      <w:pPr>
+        <w:rPr>
+          <w:rFonts w:asciiTheme="minorHAnsi" w:hAnsiTheme="minorHAnsi"/>
+          <w:color w:val="000000"/>
+        </w:rPr>
+      </w:pPr>
+      <w:r>
+        <w:rPr>
+          <w:rFonts w:asciiTheme="minorHAnsi" w:hAnsiTheme="minorHAnsi"/>
+          <w:color w:val="000000"/>
+        </w:rPr>
+        <w:t>Whenever you are ready — just say </w:t>
+      </w:r>
+      <w:r>
+        <w:rPr>
+          <w:rFonts w:asciiTheme="minorHAnsi" w:hAnsiTheme="minorHAnsi"/>
+          <w:b/>
+          <w:bCs/>
+          <w:color w:val="000000"/>
+        </w:rPr>
+        <w:t>"Day 7"</w:t>
+      </w:r>
+      <w:r>
+        <w:rPr>
+          <w:rFonts w:asciiTheme="minorHAnsi" w:hAnsiTheme="minorHAnsi"/>
+          <w:color w:val="000000"/>
+        </w:rPr>
+        <w:t xml:space="preserve"> and we will start! </w:t>
+      </w:r>
+      <w:r>
+        <w:rPr>
+          <w:rFonts w:ascii="Apple Color Emoji" w:hAnsi="Apple Color Emoji" w:cs="Apple Color Emoji"/>
+          <w:color w:val="000000"/>
+        </w:rPr>
+        <w:t>🚀</w:t>
+      </w:r>
+    </w:p>
+    <w:p>
+      <w:pPr>
+        <w:rPr>
+          <w:rFonts w:asciiTheme="minorHAnsi" w:hAnsiTheme="minorHAnsi"/>
+          <w:color w:val="000000"/>
+        </w:rPr>
+      </w:pPr>
+      <w:r>
+        <w:rPr>
+          <w:rFonts w:asciiTheme="minorHAnsi" w:hAnsiTheme="minorHAnsi"/>
+          <w:color w:val="000000"/>
+        </w:rPr>
+        <w:t>patten is most important in the data right.</w:t>
+      </w:r>
+    </w:p>
+    <w:p>
+      <w:pPr>
+        <w:rPr>
+          <w:rFonts w:asciiTheme="minorHAnsi" w:hAnsiTheme="minorHAnsi"/>
+          <w:color w:val="000000"/>
+        </w:rPr>
+      </w:pPr>
+      <w:r>
+        <w:rPr>
+          <w:rFonts w:asciiTheme="minorHAnsi" w:hAnsiTheme="minorHAnsi"/>
+          <w:color w:val="000000"/>
+        </w:rPr>
+        <w:t>1:52 AM</w:t>
+      </w:r>
+    </w:p>
+    <w:p>
+      <w:pPr>
+        <w:rPr>
+          <w:rFonts w:asciiTheme="minorHAnsi" w:hAnsiTheme="minorHAnsi"/>
+          <w:color w:val="000000"/>
+        </w:rPr>
+      </w:pPr>
+      <w:r>
+        <w:rPr>
+          <w:rFonts w:asciiTheme="minorHAnsi" w:hAnsiTheme="minorHAnsi"/>
+          <w:color w:val="000000"/>
+        </w:rPr>
+        <w:t xml:space="preserve">Yes! </w:t>
+      </w:r>
+      <w:r>
+        <w:rPr>
+          <w:rFonts w:ascii="Apple Color Emoji" w:hAnsi="Apple Color Emoji" w:cs="Apple Color Emoji"/>
+          <w:color w:val="000000"/>
+        </w:rPr>
+        <w:t>💯</w:t>
+      </w:r>
+      <w:r>
+        <w:rPr>
+          <w:rFonts w:asciiTheme="minorHAnsi" w:hAnsiTheme="minorHAnsi"/>
+          <w:color w:val="000000"/>
+        </w:rPr>
+        <w:t> </w:t>
+      </w:r>
+      <w:r>
+        <w:rPr>
+          <w:rFonts w:asciiTheme="minorHAnsi" w:hAnsiTheme="minorHAnsi"/>
+          <w:b/>
+          <w:bCs/>
+          <w:color w:val="000000"/>
+        </w:rPr>
+        <w:t>Pattern is EVERYTHING in data.</w:t>
+      </w:r>
+    </w:p>
+    <w:p>
+      <w:pPr>
+        <w:rPr>
+          <w:rFonts w:asciiTheme="minorHAnsi" w:hAnsiTheme="minorHAnsi"/>
+          <w:color w:val="000000"/>
+        </w:rPr>
+      </w:pPr>
+      <w:r>
+        <w:rPr>
+          <w:rFonts w:asciiTheme="minorHAnsi" w:hAnsiTheme="minorHAnsi"/>
+          <w:noProof/>
+          <w:color w:val="000000"/>
+          <w14:ligatures w14:val="standardContextual"/>
+        </w:rPr>
+        <w:pict w14:anchorId="3005356E">
+          <v:rect id="_x0000_i1028" alt="" style="width:451.3pt;height:.05pt;mso-width-percent:0;mso-height-percent:0;mso-width-percent:0;mso-height-percent:0" o:hralign="center" o:hrstd="t" o:hr="t" fillcolor="#a0a0a0" stroked="f"/>
+        </w:pict>
+      </w:r>
+    </w:p>
+    <w:p>
+      <w:pPr>
+        <w:outlineLvl w:val="1"/>
+        <w:rPr>
+          <w:rFonts w:asciiTheme="minorHAnsi" w:hAnsiTheme="minorHAnsi"/>
+          <w:b/>
+          <w:bCs/>
+          <w:color w:val="000000"/>
+          <w:sz w:val="36"/>
+          <w:szCs w:val="36"/>
+        </w:rPr>
+      </w:pPr>
+      <w:r>
+        <w:rPr>
+          <w:rFonts w:asciiTheme="minorHAnsi" w:hAnsiTheme="minorHAnsi"/>
+          <w:b/>
+          <w:bCs/>
+          <w:color w:val="000000"/>
+          <w:sz w:val="36"/>
+          <w:szCs w:val="36"/>
+        </w:rPr>
+        <w:t>Why Pattern is the Heart of Data?</w:t>
+      </w:r>
+    </w:p>
+    <w:p>
+      <w:pPr>
+        <w:rPr>
+          <w:rFonts w:asciiTheme="minorHAnsi" w:hAnsiTheme="minorHAnsi"/>
+          <w:color w:val="000000"/>
+        </w:rPr>
+      </w:pPr>
+      <w:r>
+        <w:rPr>
+          <w:rFonts w:asciiTheme="minorHAnsi" w:hAnsiTheme="minorHAnsi"/>
+          <w:color w:val="000000"/>
+        </w:rPr>
+        <w:t>Data without pattern = Just numbers. Data with pattern = </w:t>
+      </w:r>
+      <w:r>
+        <w:rPr>
+          <w:rFonts w:asciiTheme="minorHAnsi" w:hAnsiTheme="minorHAnsi"/>
+          <w:b/>
+          <w:bCs/>
+          <w:color w:val="000000"/>
+        </w:rPr>
+        <w:t>Knowledge.</w:t>
+      </w:r>
+    </w:p>
+    <w:p>
+      <w:pPr>
+        <w:rPr>
+          <w:rFonts w:asciiTheme="minorHAnsi" w:hAnsiTheme="minorHAnsi"/>
+          <w:color w:val="000000"/>
+        </w:rPr>
+      </w:pPr>
+      <w:r>
+        <w:rPr>
+          <w:rFonts w:asciiTheme="minorHAnsi" w:hAnsiTheme="minorHAnsi"/>
+          <w:noProof/>
+          <w:color w:val="000000"/>
+          <w14:ligatures w14:val="standardContextual"/>
+        </w:rPr>
+        <w:pict w14:anchorId="5C1CF456">
+          <v:rect id="_x0000_i1027" alt="" style="width:451.3pt;height:.05pt;mso-width-percent:0;mso-height-percent:0;mso-width-percent:0;mso-height-percent:0" o:hralign="center" o:hrstd="t" o:hr="t" fillcolor="#a0a0a0" stroked="f"/>
+        </w:pict>
+      </w:r>
+    </w:p>
+    <w:p>
+      <w:pPr>
+        <w:outlineLvl w:val="1"/>
+        <w:rPr>
+          <w:rFonts w:asciiTheme="minorHAnsi" w:hAnsiTheme="minorHAnsi"/>
+          <w:b/>
+          <w:bCs/>
+          <w:color w:val="000000"/>
+          <w:sz w:val="36"/>
+          <w:szCs w:val="36"/>
+        </w:rPr>
+      </w:pPr>
+      <w:r>
+        <w:rPr>
+          <w:rFonts w:asciiTheme="minorHAnsi" w:hAnsiTheme="minorHAnsi"/>
+          <w:b/>
+          <w:bCs/>
+          <w:color w:val="000000"/>
+          <w:sz w:val="36"/>
+          <w:szCs w:val="36"/>
+        </w:rPr>
+        <w:t>See What You Already Learned Through Patterns</w:t>
+      </w:r>
+    </w:p>
+    <w:tbl>
+      <w:tblPr>
+        <w:tblW w:w="0" w:type="auto"/>
+        <w:tblCellSpacing w:w="15" w:type="dxa"/>
+        <w:tblCellMar>
+          <w:top w:w="15" w:type="dxa"/>
+          <w:left w:w="15" w:type="dxa"/>
+          <w:bottom w:w="15" w:type="dxa"/>
+          <w:right w:w="15" w:type="dxa"/>
+        </w:tblCellMar>
+        <w:tblLook w:val="04A0" w:firstRow="1" w:lastRow="0" w:firstColumn="1" w:lastColumn="0" w:noHBand="0" w:noVBand="1"/>
+      </w:tblPr>
+      <w:tblGrid>
+        <w:gridCol w:w="1067"/>
+        <w:gridCol w:w="6606"/>
+      </w:tblGrid>
+      <w:tr>
+        <w:trPr>
+          <w:tblHeader/>
+          <w:tblCellSpacing w:w="15" w:type="dxa"/>
+        </w:trPr>
+        <w:tc>
+          <w:tcPr>
+            <w:tcW w:w="0" w:type="auto"/>
+            <w:vAlign w:val="center"/>
+            <w:hideMark/>
+          </w:tcPr>
+          <w:p>
+            <w:pPr>
+              <w:jc w:val="center"/>
+              <w:rPr>
+                <w:rFonts w:asciiTheme="minorHAnsi" w:hAnsiTheme="minorHAnsi"/>
+                <w:b/>
+                <w:bCs/>
+              </w:rPr>
+            </w:pPr>
+            <w:r>
+              <w:rPr>
+                <w:rFonts w:asciiTheme="minorHAnsi" w:hAnsiTheme="minorHAnsi"/>
+                <w:b/>
+                <w:bCs/>
+              </w:rPr>
+              <w:t>Situation</w:t>
+            </w:r>
+          </w:p>
+        </w:tc>
+        <w:tc>
+          <w:tcPr>
+            <w:tcW w:w="0" w:type="auto"/>
+            <w:vAlign w:val="center"/>
+            <w:hideMark/>
+          </w:tcPr>
+          <w:p>
+            <w:pPr>
+              <w:jc w:val="center"/>
+              <w:rPr>
+                <w:rFonts w:asciiTheme="minorHAnsi" w:hAnsiTheme="minorHAnsi"/>
+                <w:b/>
+                <w:bCs/>
+              </w:rPr>
+            </w:pPr>
+            <w:r>
+              <w:rPr>
+                <w:rFonts w:asciiTheme="minorHAnsi" w:hAnsiTheme="minorHAnsi"/>
+                <w:b/>
+                <w:bCs/>
+              </w:rPr>
+              <w:t>Pattern You Found</w:t>
+            </w:r>
+          </w:p>
+        </w:tc>
+      </w:tr>
+      <w:tr>
+        <w:trPr>
+          <w:tblCellSpacing w:w="15" w:type="dxa"/>
+        </w:trPr>
+        <w:tc>
+          <w:tcPr>
+            <w:tcW w:w="0" w:type="auto"/>
+            <w:vAlign w:val="center"/>
+            <w:hideMark/>
+          </w:tcPr>
+          <w:p>
+            <w:pPr>
+              <w:rPr>
+                <w:rFonts w:asciiTheme="minorHAnsi" w:hAnsiTheme="minorHAnsi"/>
+              </w:rPr>
+            </w:pPr>
+            <w:r>
+              <w:rPr>
+                <w:rFonts w:asciiTheme="minorHAnsi" w:hAnsiTheme="minorHAnsi"/>
+              </w:rPr>
+              <w:t>MCAR</w:t>
+            </w:r>
+          </w:p>
+        </w:tc>
+        <w:tc>
+          <w:tcPr>
+            <w:tcW w:w="0" w:type="auto"/>
+            <w:vAlign w:val="center"/>
+            <w:hideMark/>
+          </w:tcPr>
+          <w:p>
+            <w:pPr>
+              <w:rPr>
+                <w:rFonts w:asciiTheme="minorHAnsi" w:hAnsiTheme="minorHAnsi"/>
+              </w:rPr>
+            </w:pPr>
+            <w:r>
+              <w:rPr>
+                <w:rFonts w:asciiTheme="minorHAnsi" w:hAnsiTheme="minorHAnsi"/>
+              </w:rPr>
+              <w:t>No pattern — random people skipped</w:t>
+            </w:r>
+          </w:p>
+        </w:tc>
+      </w:tr>
+      <w:tr>
+        <w:trPr>
+          <w:tblCellSpacing w:w="15" w:type="dxa"/>
+        </w:trPr>
+        <w:tc>
+          <w:tcPr>
+            <w:tcW w:w="0" w:type="auto"/>
+            <w:vAlign w:val="center"/>
+            <w:hideMark/>
+          </w:tcPr>
+          <w:p>
+            <w:pPr>
+              <w:rPr>
+                <w:rFonts w:asciiTheme="minorHAnsi" w:hAnsiTheme="minorHAnsi"/>
+              </w:rPr>
+            </w:pPr>
+            <w:r>
+              <w:rPr>
+                <w:rFonts w:asciiTheme="minorHAnsi" w:hAnsiTheme="minorHAnsi"/>
+              </w:rPr>
+              <w:t>MAR</w:t>
+            </w:r>
+          </w:p>
+        </w:tc>
+        <w:tc>
+          <w:tcPr>
+            <w:tcW w:w="0" w:type="auto"/>
+            <w:vAlign w:val="center"/>
+            <w:hideMark/>
+          </w:tcPr>
+          <w:p>
+            <w:pPr>
+              <w:rPr>
+                <w:rFonts w:asciiTheme="minorHAnsi" w:hAnsiTheme="minorHAnsi"/>
+              </w:rPr>
+            </w:pPr>
+            <w:r>
+              <w:rPr>
+                <w:rFonts w:asciiTheme="minorHAnsi" w:hAnsiTheme="minorHAnsi"/>
+              </w:rPr>
+              <w:t>Only females skipped — pattern in another column</w:t>
+            </w:r>
+          </w:p>
+        </w:tc>
+      </w:tr>
+      <w:tr>
+        <w:trPr>
+          <w:tblCellSpacing w:w="15" w:type="dxa"/>
+        </w:trPr>
+        <w:tc>
+          <w:tcPr>
+            <w:tcW w:w="0" w:type="auto"/>
+            <w:vAlign w:val="center"/>
+            <w:hideMark/>
+          </w:tcPr>
+          <w:p>
+            <w:pPr>
+              <w:rPr>
+                <w:rFonts w:asciiTheme="minorHAnsi" w:hAnsiTheme="minorHAnsi"/>
+              </w:rPr>
+            </w:pPr>
+            <w:r>
+              <w:rPr>
+                <w:rFonts w:asciiTheme="minorHAnsi" w:hAnsiTheme="minorHAnsi"/>
+              </w:rPr>
+              <w:t>MNAR</w:t>
+            </w:r>
+          </w:p>
+        </w:tc>
+        <w:tc>
+          <w:tcPr>
+            <w:tcW w:w="0" w:type="auto"/>
+            <w:vAlign w:val="center"/>
+            <w:hideMark/>
+          </w:tcPr>
+          <w:p>
+            <w:pPr>
+              <w:rPr>
+                <w:rFonts w:asciiTheme="minorHAnsi" w:hAnsiTheme="minorHAnsi"/>
+              </w:rPr>
+            </w:pPr>
+            <w:r>
+              <w:rPr>
+                <w:rFonts w:asciiTheme="minorHAnsi" w:hAnsiTheme="minorHAnsi"/>
+              </w:rPr>
+              <w:t>Only rich people skipped — pattern hidden inside missing value</w:t>
+            </w:r>
+          </w:p>
+        </w:tc>
+      </w:tr>
+    </w:tbl>
+    <w:p>
+      <w:pPr>
+        <w:rPr>
+          <w:rFonts w:asciiTheme="minorHAnsi" w:hAnsiTheme="minorHAnsi"/>
+          <w:color w:val="000000"/>
+        </w:rPr>
+      </w:pPr>
+      <w:r>
+        <w:rPr>
+          <w:rFonts w:asciiTheme="minorHAnsi" w:hAnsiTheme="minorHAnsi"/>
+          <w:b/>
+          <w:bCs/>
+          <w:color w:val="000000"/>
+        </w:rPr>
+        <w:t>All 3 types were just about — is there a pattern or not?</w:t>
+      </w:r>
+      <w:r>
+        <w:rPr>
+          <w:rFonts w:asciiTheme="minorHAnsi" w:hAnsiTheme="minorHAnsi"/>
+          <w:color w:val="000000"/>
+        </w:rPr>
+        <w:t> </w:t>
+      </w:r>
+      <w:r>
+        <w:rPr>
+          <w:rFonts w:ascii="Apple Color Emoji" w:hAnsi="Apple Color Emoji" w:cs="Apple Color Emoji"/>
+          <w:color w:val="000000"/>
+        </w:rPr>
+        <w:t>🎯</w:t>
+      </w:r>
+    </w:p>
+    <w:p>
+      <w:pPr>
+        <w:rPr>
+          <w:rFonts w:asciiTheme="minorHAnsi" w:hAnsiTheme="minorHAnsi"/>
+          <w:color w:val="000000"/>
+        </w:rPr>
+      </w:pPr>
+      <w:r>
+        <w:rPr>
+          <w:rFonts w:asciiTheme="minorHAnsi" w:hAnsiTheme="minorHAnsi"/>
+          <w:noProof/>
+          <w:color w:val="000000"/>
+          <w14:ligatures w14:val="standardContextual"/>
+        </w:rPr>
+        <w:pict w14:anchorId="46D12805">
+          <v:rect id="_x0000_i1026" alt="" style="width:451.3pt;height:.05pt;mso-width-percent:0;mso-height-percent:0;mso-width-percent:0;mso-height-percent:0" o:hralign="center" o:hrstd="t" o:hr="t" fillcolor="#a0a0a0" stroked="f"/>
+        </w:pict>
+      </w:r>
+    </w:p>
+    <w:p>
+      <w:pPr>
+        <w:outlineLvl w:val="1"/>
+        <w:rPr>
+          <w:rFonts w:asciiTheme="minorHAnsi" w:hAnsiTheme="minorHAnsi"/>
+          <w:b/>
+          <w:bCs/>
+          <w:color w:val="000000"/>
+          <w:sz w:val="36"/>
+          <w:szCs w:val="36"/>
+        </w:rPr>
+      </w:pPr>
+      <w:r>
+        <w:rPr>
+          <w:rFonts w:asciiTheme="minorHAnsi" w:hAnsiTheme="minorHAnsi"/>
+          <w:b/>
+          <w:bCs/>
+          <w:color w:val="000000"/>
+          <w:sz w:val="36"/>
+          <w:szCs w:val="36"/>
+        </w:rPr>
+        <w:t>Real Life — Pattern Thinking</w:t>
+      </w:r>
+    </w:p>
+    <w:tbl>
+      <w:tblPr>
+        <w:tblW w:w="0" w:type="auto"/>
+        <w:tblCellSpacing w:w="15" w:type="dxa"/>
+        <w:tblCellMar>
+          <w:top w:w="15" w:type="dxa"/>
+          <w:left w:w="15" w:type="dxa"/>
+          <w:bottom w:w="15" w:type="dxa"/>
+          <w:right w:w="15" w:type="dxa"/>
+        </w:tblCellMar>
+        <w:tblLook w:val="04A0" w:firstRow="1" w:lastRow="0" w:firstColumn="1" w:lastColumn="0" w:noHBand="0" w:noVBand="1"/>
+      </w:tblPr>
+      <w:tblGrid>
+        <w:gridCol w:w="3502"/>
+        <w:gridCol w:w="1620"/>
+        <w:gridCol w:w="3236"/>
+      </w:tblGrid>
+      <w:tr>
+        <w:trPr>
+          <w:tblHeader/>
+          <w:tblCellSpacing w:w="15" w:type="dxa"/>
+        </w:trPr>
+        <w:tc>
+          <w:tcPr>
+            <w:tcW w:w="0" w:type="auto"/>
+            <w:vAlign w:val="center"/>
+            <w:hideMark/>
+          </w:tcPr>
+          <w:p>
+            <w:pPr>
+              <w:jc w:val="center"/>
+              <w:rPr>
+                <w:rFonts w:asciiTheme="minorHAnsi" w:hAnsiTheme="minorHAnsi"/>
+                <w:b/>
+                <w:bCs/>
+              </w:rPr>
+            </w:pPr>
+            <w:r>
+              <w:rPr>
+                <w:rFonts w:asciiTheme="minorHAnsi" w:hAnsiTheme="minorHAnsi"/>
+                <w:b/>
+                <w:bCs/>
+              </w:rPr>
+              <w:lastRenderedPageBreak/>
+              <w:t>Data</w:t>
+            </w:r>
+          </w:p>
+        </w:tc>
+        <w:tc>
+          <w:tcPr>
+            <w:tcW w:w="0" w:type="auto"/>
+            <w:vAlign w:val="center"/>
+            <w:hideMark/>
+          </w:tcPr>
+          <w:p>
+            <w:pPr>
+              <w:jc w:val="center"/>
+              <w:rPr>
+                <w:rFonts w:asciiTheme="minorHAnsi" w:hAnsiTheme="minorHAnsi"/>
+                <w:b/>
+                <w:bCs/>
+              </w:rPr>
+            </w:pPr>
+            <w:r>
+              <w:rPr>
+                <w:rFonts w:asciiTheme="minorHAnsi" w:hAnsiTheme="minorHAnsi"/>
+                <w:b/>
+                <w:bCs/>
+              </w:rPr>
+              <w:t>Pattern</w:t>
+            </w:r>
+          </w:p>
+        </w:tc>
+        <w:tc>
+          <w:tcPr>
+            <w:tcW w:w="0" w:type="auto"/>
+            <w:vAlign w:val="center"/>
+            <w:hideMark/>
+          </w:tcPr>
+          <w:p>
+            <w:pPr>
+              <w:jc w:val="center"/>
+              <w:rPr>
+                <w:rFonts w:asciiTheme="minorHAnsi" w:hAnsiTheme="minorHAnsi"/>
+                <w:b/>
+                <w:bCs/>
+              </w:rPr>
+            </w:pPr>
+            <w:r>
+              <w:rPr>
+                <w:rFonts w:asciiTheme="minorHAnsi" w:hAnsiTheme="minorHAnsi"/>
+                <w:b/>
+                <w:bCs/>
+              </w:rPr>
+              <w:t>Business Decision</w:t>
+            </w:r>
+          </w:p>
+        </w:tc>
+      </w:tr>
+      <w:tr>
+        <w:trPr>
+          <w:tblCellSpacing w:w="15" w:type="dxa"/>
+        </w:trPr>
+        <w:tc>
+          <w:tcPr>
+            <w:tcW w:w="0" w:type="auto"/>
+            <w:vAlign w:val="center"/>
+            <w:hideMark/>
+          </w:tcPr>
+          <w:p>
+            <w:pPr>
+              <w:rPr>
+                <w:rFonts w:asciiTheme="minorHAnsi" w:hAnsiTheme="minorHAnsi"/>
+              </w:rPr>
+            </w:pPr>
+            <w:r>
+              <w:rPr>
+                <w:rFonts w:asciiTheme="minorHAnsi" w:hAnsiTheme="minorHAnsi"/>
+              </w:rPr>
+              <w:t>Sales drop every Monday</w:t>
+            </w:r>
+          </w:p>
+        </w:tc>
+        <w:tc>
+          <w:tcPr>
+            <w:tcW w:w="0" w:type="auto"/>
+            <w:vAlign w:val="center"/>
+            <w:hideMark/>
+          </w:tcPr>
+          <w:p>
+            <w:pPr>
+              <w:rPr>
+                <w:rFonts w:asciiTheme="minorHAnsi" w:hAnsiTheme="minorHAnsi"/>
+              </w:rPr>
+            </w:pPr>
+            <w:r>
+              <w:rPr>
+                <w:rFonts w:asciiTheme="minorHAnsi" w:hAnsiTheme="minorHAnsi"/>
+              </w:rPr>
+              <w:t>Weekly pattern</w:t>
+            </w:r>
+          </w:p>
+        </w:tc>
+        <w:tc>
+          <w:tcPr>
+            <w:tcW w:w="0" w:type="auto"/>
+            <w:vAlign w:val="center"/>
+            <w:hideMark/>
+          </w:tcPr>
+          <w:p>
+            <w:pPr>
+              <w:rPr>
+                <w:rFonts w:asciiTheme="minorHAnsi" w:hAnsiTheme="minorHAnsi"/>
+              </w:rPr>
+            </w:pPr>
+            <w:r>
+              <w:rPr>
+                <w:rFonts w:asciiTheme="minorHAnsi" w:hAnsiTheme="minorHAnsi"/>
+              </w:rPr>
+              <w:t>Change Monday strategy</w:t>
+            </w:r>
+          </w:p>
+        </w:tc>
+      </w:tr>
+      <w:tr>
+        <w:trPr>
+          <w:tblCellSpacing w:w="15" w:type="dxa"/>
+        </w:trPr>
+        <w:tc>
+          <w:tcPr>
+            <w:tcW w:w="0" w:type="auto"/>
+            <w:vAlign w:val="center"/>
+            <w:hideMark/>
+          </w:tcPr>
+          <w:p>
+            <w:pPr>
+              <w:rPr>
+                <w:rFonts w:asciiTheme="minorHAnsi" w:hAnsiTheme="minorHAnsi"/>
+              </w:rPr>
+            </w:pPr>
+            <w:r>
+              <w:rPr>
+                <w:rFonts w:asciiTheme="minorHAnsi" w:hAnsiTheme="minorHAnsi"/>
+              </w:rPr>
+              <w:t>Only old people skip income field</w:t>
+            </w:r>
+          </w:p>
+        </w:tc>
+        <w:tc>
+          <w:tcPr>
+            <w:tcW w:w="0" w:type="auto"/>
+            <w:vAlign w:val="center"/>
+            <w:hideMark/>
+          </w:tcPr>
+          <w:p>
+            <w:pPr>
+              <w:rPr>
+                <w:rFonts w:asciiTheme="minorHAnsi" w:hAnsiTheme="minorHAnsi"/>
+              </w:rPr>
+            </w:pPr>
+            <w:r>
+              <w:rPr>
+                <w:rFonts w:asciiTheme="minorHAnsi" w:hAnsiTheme="minorHAnsi"/>
+              </w:rPr>
+              <w:t>Age pattern</w:t>
+            </w:r>
+          </w:p>
+        </w:tc>
+        <w:tc>
+          <w:tcPr>
+            <w:tcW w:w="0" w:type="auto"/>
+            <w:vAlign w:val="center"/>
+            <w:hideMark/>
+          </w:tcPr>
+          <w:p>
+            <w:pPr>
+              <w:rPr>
+                <w:rFonts w:asciiTheme="minorHAnsi" w:hAnsiTheme="minorHAnsi"/>
+              </w:rPr>
+            </w:pPr>
+            <w:r>
+              <w:rPr>
+                <w:rFonts w:asciiTheme="minorHAnsi" w:hAnsiTheme="minorHAnsi"/>
+              </w:rPr>
+              <w:t>Handle missing data carefully</w:t>
+            </w:r>
+          </w:p>
+        </w:tc>
+      </w:tr>
+      <w:tr>
+        <w:trPr>
+          <w:tblCellSpacing w:w="15" w:type="dxa"/>
+        </w:trPr>
+        <w:tc>
+          <w:tcPr>
+            <w:tcW w:w="0" w:type="auto"/>
+            <w:vAlign w:val="center"/>
+            <w:hideMark/>
+          </w:tcPr>
+          <w:p>
+            <w:pPr>
+              <w:rPr>
+                <w:rFonts w:asciiTheme="minorHAnsi" w:hAnsiTheme="minorHAnsi"/>
+              </w:rPr>
+            </w:pPr>
+            <w:r>
+              <w:rPr>
+                <w:rFonts w:asciiTheme="minorHAnsi" w:hAnsiTheme="minorHAnsi"/>
+              </w:rPr>
+              <w:t>Customers leave after 3 months</w:t>
+            </w:r>
+          </w:p>
+        </w:tc>
+        <w:tc>
+          <w:tcPr>
+            <w:tcW w:w="0" w:type="auto"/>
+            <w:vAlign w:val="center"/>
+            <w:hideMark/>
+          </w:tcPr>
+          <w:p>
+            <w:pPr>
+              <w:rPr>
+                <w:rFonts w:asciiTheme="minorHAnsi" w:hAnsiTheme="minorHAnsi"/>
+              </w:rPr>
+            </w:pPr>
+            <w:r>
+              <w:rPr>
+                <w:rFonts w:asciiTheme="minorHAnsi" w:hAnsiTheme="minorHAnsi"/>
+              </w:rPr>
+              <w:t>Time pattern</w:t>
+            </w:r>
+          </w:p>
+        </w:tc>
+        <w:tc>
+          <w:tcPr>
+            <w:tcW w:w="0" w:type="auto"/>
+            <w:vAlign w:val="center"/>
+            <w:hideMark/>
+          </w:tcPr>
+          <w:p>
+            <w:pPr>
+              <w:rPr>
+                <w:rFonts w:asciiTheme="minorHAnsi" w:hAnsiTheme="minorHAnsi"/>
+              </w:rPr>
+            </w:pPr>
+            <w:r>
+              <w:rPr>
+                <w:rFonts w:asciiTheme="minorHAnsi" w:hAnsiTheme="minorHAnsi"/>
+              </w:rPr>
+              <w:t>Improve 3rd month experience</w:t>
+            </w:r>
+          </w:p>
+        </w:tc>
+      </w:tr>
+    </w:tbl>
+    <w:p>
+      <w:pPr>
+        <w:rPr>
+          <w:rFonts w:asciiTheme="minorHAnsi" w:hAnsiTheme="minorHAnsi"/>
+          <w:color w:val="000000"/>
+        </w:rPr>
+      </w:pPr>
+      <w:r>
+        <w:rPr>
+          <w:rFonts w:asciiTheme="minorHAnsi" w:hAnsiTheme="minorHAnsi"/>
+          <w:noProof/>
+          <w:color w:val="000000"/>
+          <w14:ligatures w14:val="standardContextual"/>
+        </w:rPr>
+        <w:pict w14:anchorId="4DCDC325">
+          <v:rect id="_x0000_i1025" alt="" style="width:451.3pt;height:.05pt;mso-width-percent:0;mso-height-percent:0;mso-width-percent:0;mso-height-percent:0" o:hralign="center" o:hrstd="t" o:hr="t" fillcolor="#a0a0a0" stroked="f"/>
+        </w:pict>
+      </w:r>
+    </w:p>
+    <w:p>
+      <w:pPr>
+        <w:outlineLvl w:val="1"/>
+        <w:rPr>
+          <w:rFonts w:asciiTheme="minorHAnsi" w:hAnsiTheme="minorHAnsi"/>
+          <w:b/>
+          <w:bCs/>
+          <w:color w:val="000000"/>
+          <w:sz w:val="36"/>
+          <w:szCs w:val="36"/>
+        </w:rPr>
+      </w:pPr>
+      <w:r>
+        <w:rPr>
+          <w:rFonts w:asciiTheme="minorHAnsi" w:hAnsiTheme="minorHAnsi"/>
+          <w:b/>
+          <w:bCs/>
+          <w:color w:val="000000"/>
+          <w:sz w:val="36"/>
+          <w:szCs w:val="36"/>
+        </w:rPr>
+        <w:t xml:space="preserve">One Line Truth </w:t>
+      </w:r>
+      <w:r>
+        <w:rPr>
+          <w:rFonts w:ascii="Apple Color Emoji" w:hAnsi="Apple Color Emoji" w:cs="Apple Color Emoji"/>
+          <w:b/>
+          <w:bCs/>
+          <w:color w:val="000000"/>
+          <w:sz w:val="36"/>
+          <w:szCs w:val="36"/>
+        </w:rPr>
+        <w:t>💡</w:t>
+      </w:r>
+    </w:p>
+    <w:p>
+      <w:pPr>
+        <w:rPr>
+          <w:rFonts w:asciiTheme="minorHAnsi" w:hAnsiTheme="minorHAnsi"/>
+          <w:color w:val="000000"/>
+        </w:rPr>
+      </w:pPr>
+      <w:r>
+        <w:rPr>
+          <w:rFonts w:asciiTheme="minorHAnsi" w:hAnsiTheme="minorHAnsi"/>
+          <w:b/>
+          <w:bCs/>
+          <w:color w:val="000000"/>
+        </w:rPr>
+        <w:t>A data analyst's job is not to look at numbers — it is to find PATTERNS hiding inside numbers.</w:t>
+      </w:r>
+      <w:r>
+        <w:rPr>
+          <w:rFonts w:asciiTheme="minorHAnsi" w:hAnsiTheme="minorHAnsi"/>
+          <w:color w:val="000000"/>
+        </w:rPr>
+        <w:t xml:space="preserve"> </w:t>
       </w:r>
     </w:p>
     <w:sectPr>
@@ -3162,6 +5168,16 @@
   <w:style w:type="paragraph" w:default="1" w:styleId="Normal">
     <w:name w:val="Normal"/>
     <w:qFormat/>
+    <w:rsid w:val="00335335"/>
+    <w:pPr>
+      <w:spacing w:after="0" w:line="240" w:lineRule="auto"/>
+    </w:pPr>
+    <w:rPr>
+      <w:rFonts w:ascii="Times New Roman" w:eastAsia="Times New Roman" w:hAnsi="Times New Roman" w:cs="Times New Roman"/>
+      <w:kern w:val="0"/>
+      <w:lang w:eastAsia="en-GB"/>
+      <w14:ligatures w14:val="none"/>
+    </w:rPr>
   </w:style>
   <w:style w:type="paragraph" w:styleId="Heading1">
     <w:name w:val="heading 1"/>
@@ -3174,14 +5190,17 @@
     <w:pPr>
       <w:keepNext/>
       <w:keepLines/>
-      <w:spacing w:before="360" w:after="80"/>
+      <w:spacing w:before="360" w:after="80" w:line="278" w:lineRule="auto"/>
       <w:outlineLvl w:val="0"/>
     </w:pPr>
     <w:rPr>
       <w:rFonts w:asciiTheme="majorHAnsi" w:eastAsiaTheme="majorEastAsia" w:hAnsiTheme="majorHAnsi" w:cstheme="majorBidi"/>
       <w:color w:val="0F4761" w:themeColor="accent1" w:themeShade="BF"/>
+      <w:kern w:val="2"/>
       <w:sz w:val="40"/>
       <w:szCs w:val="40"/>
+      <w:lang w:eastAsia="en-US"/>
+      <w14:ligatures w14:val="standardContextual"/>
     </w:rPr>
   </w:style>
   <w:style w:type="paragraph" w:styleId="Heading2">
@@ -3196,14 +5215,17 @@
     <w:pPr>
       <w:keepNext/>
       <w:keepLines/>
-      <w:spacing w:before="160" w:after="80"/>
+      <w:spacing w:before="160" w:after="80" w:line="278" w:lineRule="auto"/>
       <w:outlineLvl w:val="1"/>
     </w:pPr>
     <w:rPr>
       <w:rFonts w:asciiTheme="majorHAnsi" w:eastAsiaTheme="majorEastAsia" w:hAnsiTheme="majorHAnsi" w:cstheme="majorBidi"/>
       <w:color w:val="0F4761" w:themeColor="accent1" w:themeShade="BF"/>
+      <w:kern w:val="2"/>
       <w:sz w:val="32"/>
       <w:szCs w:val="32"/>
+      <w:lang w:eastAsia="en-US"/>
+      <w14:ligatures w14:val="standardContextual"/>
     </w:rPr>
   </w:style>
   <w:style w:type="paragraph" w:styleId="Heading3">
@@ -3218,14 +5240,17 @@
     <w:pPr>
       <w:keepNext/>
       <w:keepLines/>
-      <w:spacing w:before="160" w:after="80"/>
+      <w:spacing w:before="160" w:after="80" w:line="278" w:lineRule="auto"/>
       <w:outlineLvl w:val="2"/>
     </w:pPr>
     <w:rPr>
-      <w:rFonts w:eastAsiaTheme="majorEastAsia" w:cstheme="majorBidi"/>
+      <w:rFonts w:asciiTheme="minorHAnsi" w:eastAsiaTheme="majorEastAsia" w:hAnsiTheme="minorHAnsi" w:cstheme="majorBidi"/>
       <w:color w:val="0F4761" w:themeColor="accent1" w:themeShade="BF"/>
+      <w:kern w:val="2"/>
       <w:sz w:val="28"/>
       <w:szCs w:val="28"/>
+      <w:lang w:eastAsia="en-US"/>
+      <w14:ligatures w14:val="standardContextual"/>
     </w:rPr>
   </w:style>
   <w:style w:type="paragraph" w:styleId="Heading4">
@@ -3241,14 +5266,17 @@
     <w:pPr>
       <w:keepNext/>
       <w:keepLines/>
-      <w:spacing w:before="80" w:after="40"/>
+      <w:spacing w:before="80" w:after="40" w:line="278" w:lineRule="auto"/>
       <w:outlineLvl w:val="3"/>
     </w:pPr>
     <w:rPr>
-      <w:rFonts w:eastAsiaTheme="majorEastAsia" w:cstheme="majorBidi"/>
+      <w:rFonts w:asciiTheme="minorHAnsi" w:eastAsiaTheme="majorEastAsia" w:hAnsiTheme="minorHAnsi" w:cstheme="majorBidi"/>
       <w:i/>
       <w:iCs/>
       <w:color w:val="0F4761" w:themeColor="accent1" w:themeShade="BF"/>
+      <w:kern w:val="2"/>
+      <w:lang w:eastAsia="en-US"/>
+      <w14:ligatures w14:val="standardContextual"/>
     </w:rPr>
   </w:style>
   <w:style w:type="paragraph" w:styleId="Heading5">
@@ -3264,12 +5292,15 @@
     <w:pPr>
       <w:keepNext/>
       <w:keepLines/>
-      <w:spacing w:before="80" w:after="40"/>
+      <w:spacing w:before="80" w:after="40" w:line="278" w:lineRule="auto"/>
       <w:outlineLvl w:val="4"/>
     </w:pPr>
     <w:rPr>
-      <w:rFonts w:eastAsiaTheme="majorEastAsia" w:cstheme="majorBidi"/>
+      <w:rFonts w:asciiTheme="minorHAnsi" w:eastAsiaTheme="majorEastAsia" w:hAnsiTheme="minorHAnsi" w:cstheme="majorBidi"/>
       <w:color w:val="0F4761" w:themeColor="accent1" w:themeShade="BF"/>
+      <w:kern w:val="2"/>
+      <w:lang w:eastAsia="en-US"/>
+      <w14:ligatures w14:val="standardContextual"/>
     </w:rPr>
   </w:style>
   <w:style w:type="paragraph" w:styleId="Heading6">
@@ -3285,14 +5316,17 @@
     <w:pPr>
       <w:keepNext/>
       <w:keepLines/>
-      <w:spacing w:before="40" w:after="0"/>
+      <w:spacing w:before="40" w:line="278" w:lineRule="auto"/>
       <w:outlineLvl w:val="5"/>
     </w:pPr>
     <w:rPr>
-      <w:rFonts w:eastAsiaTheme="majorEastAsia" w:cstheme="majorBidi"/>
+      <w:rFonts w:asciiTheme="minorHAnsi" w:eastAsiaTheme="majorEastAsia" w:hAnsiTheme="minorHAnsi" w:cstheme="majorBidi"/>
       <w:i/>
       <w:iCs/>
       <w:color w:val="595959" w:themeColor="text1" w:themeTint="A6"/>
+      <w:kern w:val="2"/>
+      <w:lang w:eastAsia="en-US"/>
+      <w14:ligatures w14:val="standardContextual"/>
     </w:rPr>
   </w:style>
   <w:style w:type="paragraph" w:styleId="Heading7">
@@ -3308,12 +5342,15 @@
     <w:pPr>
       <w:keepNext/>
       <w:keepLines/>
-      <w:spacing w:before="40" w:after="0"/>
+      <w:spacing w:before="40" w:line="278" w:lineRule="auto"/>
       <w:outlineLvl w:val="6"/>
     </w:pPr>
     <w:rPr>
-      <w:rFonts w:eastAsiaTheme="majorEastAsia" w:cstheme="majorBidi"/>
+      <w:rFonts w:asciiTheme="minorHAnsi" w:eastAsiaTheme="majorEastAsia" w:hAnsiTheme="minorHAnsi" w:cstheme="majorBidi"/>
       <w:color w:val="595959" w:themeColor="text1" w:themeTint="A6"/>
+      <w:kern w:val="2"/>
+      <w:lang w:eastAsia="en-US"/>
+      <w14:ligatures w14:val="standardContextual"/>
     </w:rPr>
   </w:style>
   <w:style w:type="paragraph" w:styleId="Heading8">
@@ -3329,14 +5366,17 @@
     <w:pPr>
       <w:keepNext/>
       <w:keepLines/>
-      <w:spacing w:after="0"/>
+      <w:spacing w:line="278" w:lineRule="auto"/>
       <w:outlineLvl w:val="7"/>
     </w:pPr>
     <w:rPr>
-      <w:rFonts w:eastAsiaTheme="majorEastAsia" w:cstheme="majorBidi"/>
+      <w:rFonts w:asciiTheme="minorHAnsi" w:eastAsiaTheme="majorEastAsia" w:hAnsiTheme="minorHAnsi" w:cstheme="majorBidi"/>
       <w:i/>
       <w:iCs/>
       <w:color w:val="272727" w:themeColor="text1" w:themeTint="D8"/>
+      <w:kern w:val="2"/>
+      <w:lang w:eastAsia="en-US"/>
+      <w14:ligatures w14:val="standardContextual"/>
     </w:rPr>
   </w:style>
   <w:style w:type="paragraph" w:styleId="Heading9">
@@ -3352,12 +5392,15 @@
     <w:pPr>
       <w:keepNext/>
       <w:keepLines/>
-      <w:spacing w:after="0"/>
+      <w:spacing w:line="278" w:lineRule="auto"/>
       <w:outlineLvl w:val="8"/>
     </w:pPr>
     <w:rPr>
-      <w:rFonts w:eastAsiaTheme="majorEastAsia" w:cstheme="majorBidi"/>
+      <w:rFonts w:asciiTheme="minorHAnsi" w:eastAsiaTheme="majorEastAsia" w:hAnsiTheme="minorHAnsi" w:cstheme="majorBidi"/>
       <w:color w:val="272727" w:themeColor="text1" w:themeTint="D8"/>
+      <w:kern w:val="2"/>
+      <w:lang w:eastAsia="en-US"/>
+      <w14:ligatures w14:val="standardContextual"/>
     </w:rPr>
   </w:style>
   <w:style w:type="character" w:default="1" w:styleId="DefaultParagraphFont">
@@ -3513,7 +5556,7 @@
     <w:qFormat/>
     <w:rsid w:val="000F4092"/>
     <w:pPr>
-      <w:spacing w:after="80" w:line="240" w:lineRule="auto"/>
+      <w:spacing w:after="80"/>
       <w:contextualSpacing/>
     </w:pPr>
     <w:rPr>
@@ -3522,6 +5565,8 @@
       <w:kern w:val="28"/>
       <w:sz w:val="56"/>
       <w:szCs w:val="56"/>
+      <w:lang w:eastAsia="en-US"/>
+      <w14:ligatures w14:val="standardContextual"/>
     </w:rPr>
   </w:style>
   <w:style w:type="character" w:customStyle="1" w:styleId="TitleChar">
@@ -3550,13 +5595,17 @@
       <w:numPr>
         <w:ilvl w:val="1"/>
       </w:numPr>
+      <w:spacing w:after="160" w:line="278" w:lineRule="auto"/>
     </w:pPr>
     <w:rPr>
-      <w:rFonts w:eastAsiaTheme="majorEastAsia" w:cstheme="majorBidi"/>
+      <w:rFonts w:asciiTheme="minorHAnsi" w:eastAsiaTheme="majorEastAsia" w:hAnsiTheme="minorHAnsi" w:cstheme="majorBidi"/>
       <w:color w:val="595959" w:themeColor="text1" w:themeTint="A6"/>
       <w:spacing w:val="15"/>
+      <w:kern w:val="2"/>
       <w:sz w:val="28"/>
       <w:szCs w:val="28"/>
+      <w:lang w:eastAsia="en-US"/>
+      <w14:ligatures w14:val="standardContextual"/>
     </w:rPr>
   </w:style>
   <w:style w:type="character" w:customStyle="1" w:styleId="SubtitleChar">
@@ -3582,13 +5631,17 @@
     <w:qFormat/>
     <w:rsid w:val="000F4092"/>
     <w:pPr>
-      <w:spacing w:before="160"/>
+      <w:spacing w:before="160" w:after="160" w:line="278" w:lineRule="auto"/>
       <w:jc w:val="center"/>
     </w:pPr>
     <w:rPr>
+      <w:rFonts w:asciiTheme="minorHAnsi" w:eastAsiaTheme="minorHAnsi" w:hAnsiTheme="minorHAnsi" w:cstheme="minorBidi"/>
       <w:i/>
       <w:iCs/>
       <w:color w:val="404040" w:themeColor="text1" w:themeTint="BF"/>
+      <w:kern w:val="2"/>
+      <w:lang w:eastAsia="en-US"/>
+      <w14:ligatures w14:val="standardContextual"/>
     </w:rPr>
   </w:style>
   <w:style w:type="character" w:customStyle="1" w:styleId="QuoteChar">
@@ -3610,9 +5663,16 @@
     <w:qFormat/>
     <w:rsid w:val="000F4092"/>
     <w:pPr>
+      <w:spacing w:after="160" w:line="278" w:lineRule="auto"/>
       <w:ind w:left="720"/>
       <w:contextualSpacing/>
     </w:pPr>
+    <w:rPr>
+      <w:rFonts w:asciiTheme="minorHAnsi" w:eastAsiaTheme="minorHAnsi" w:hAnsiTheme="minorHAnsi" w:cstheme="minorBidi"/>
+      <w:kern w:val="2"/>
+      <w:lang w:eastAsia="en-US"/>
+      <w14:ligatures w14:val="standardContextual"/>
+    </w:rPr>
   </w:style>
   <w:style w:type="character" w:styleId="IntenseEmphasis">
     <w:name w:val="Intense Emphasis"/>
@@ -3639,14 +5699,18 @@
         <w:top w:val="single" w:sz="4" w:space="10" w:color="0F4761" w:themeColor="accent1" w:themeShade="BF"/>
         <w:bottom w:val="single" w:sz="4" w:space="10" w:color="0F4761" w:themeColor="accent1" w:themeShade="BF"/>
       </w:pBdr>
-      <w:spacing w:before="360" w:after="360"/>
+      <w:spacing w:before="360" w:after="360" w:line="278" w:lineRule="auto"/>
       <w:ind w:left="864" w:right="864"/>
       <w:jc w:val="center"/>
     </w:pPr>
     <w:rPr>
+      <w:rFonts w:asciiTheme="minorHAnsi" w:eastAsiaTheme="minorHAnsi" w:hAnsiTheme="minorHAnsi" w:cstheme="minorBidi"/>
       <w:i/>
       <w:iCs/>
       <w:color w:val="0F4761" w:themeColor="accent1" w:themeShade="BF"/>
+      <w:kern w:val="2"/>
+      <w:lang w:eastAsia="en-US"/>
+      <w14:ligatures w14:val="standardContextual"/>
     </w:rPr>
   </w:style>
   <w:style w:type="character" w:customStyle="1" w:styleId="IntenseQuoteChar">
@@ -3680,14 +5744,8 @@
     <w:basedOn w:val="Normal"/>
     <w:rsid w:val="000F4092"/>
     <w:pPr>
-      <w:spacing w:before="100" w:beforeAutospacing="1" w:after="100" w:afterAutospacing="1" w:line="240" w:lineRule="auto"/>
+      <w:spacing w:before="100" w:beforeAutospacing="1" w:after="100" w:afterAutospacing="1"/>
     </w:pPr>
-    <w:rPr>
-      <w:rFonts w:ascii="Times New Roman" w:eastAsia="Times New Roman" w:hAnsi="Times New Roman" w:cs="Times New Roman"/>
-      <w:kern w:val="0"/>
-      <w:lang w:eastAsia="en-GB"/>
-      <w14:ligatures w14:val="none"/>
-    </w:rPr>
   </w:style>
   <w:style w:type="character" w:customStyle="1" w:styleId="apple-converted-space">
     <w:name w:val="apple-converted-space"/>
@@ -3721,14 +5779,21 @@
     <w:basedOn w:val="Normal"/>
     <w:rsid w:val="000F4092"/>
     <w:pPr>
-      <w:spacing w:before="100" w:beforeAutospacing="1" w:after="100" w:afterAutospacing="1" w:line="240" w:lineRule="auto"/>
+      <w:spacing w:before="100" w:beforeAutospacing="1" w:after="100" w:afterAutospacing="1"/>
     </w:pPr>
-    <w:rPr>
-      <w:rFonts w:ascii="Times New Roman" w:eastAsia="Times New Roman" w:hAnsi="Times New Roman" w:cs="Times New Roman"/>
-      <w:kern w:val="0"/>
-      <w:lang w:eastAsia="en-GB"/>
-      <w14:ligatures w14:val="none"/>
-    </w:rPr>
+  </w:style>
+  <w:style w:type="paragraph" w:customStyle="1" w:styleId="whitespace-pre-wrap">
+    <w:name w:val="whitespace-pre-wrap"/>
+    <w:basedOn w:val="Normal"/>
+    <w:rsid w:val="00274BD4"/>
+    <w:pPr>
+      <w:spacing w:before="100" w:beforeAutospacing="1" w:after="100" w:afterAutospacing="1"/>
+    </w:pPr>
+  </w:style>
+  <w:style w:type="character" w:customStyle="1" w:styleId="text-text-500">
+    <w:name w:val="text-text-500"/>
+    <w:basedOn w:val="DefaultParagraphFont"/>
+    <w:rsid w:val="00274BD4"/>
   </w:style>
 </w:styles>
 </file>
